--- a/ТЗ.docx
+++ b/ТЗ.docx
@@ -683,8 +683,6 @@
         </w:rPr>
         <w:t>26</w:t>
       </w:r>
-      <w:bookmarkStart w:id="0" w:name="_GoBack"/>
-      <w:bookmarkEnd w:id="0"/>
       <w:r>
         <w:rPr>
           <w:sz w:val="24"/>
@@ -4499,31 +4497,31 @@
       <w:pPr>
         <w:pStyle w:val="12"/>
       </w:pPr>
-      <w:bookmarkStart w:id="1" w:name="_bookmark0"/>
-      <w:bookmarkStart w:id="2" w:name="_Toc227917875"/>
+      <w:bookmarkStart w:id="0" w:name="_bookmark0"/>
+      <w:bookmarkStart w:id="1" w:name="_Toc227917875"/>
+      <w:bookmarkEnd w:id="0"/>
+      <w:r>
+        <w:t>Термины</w:t>
+      </w:r>
+      <w:r>
+        <w:rPr>
+          <w:spacing w:val="-12"/>
+        </w:rPr>
+        <w:t xml:space="preserve"> </w:t>
+      </w:r>
+      <w:r>
+        <w:t>и</w:t>
+      </w:r>
+      <w:r>
+        <w:rPr>
+          <w:spacing w:val="-10"/>
+        </w:rPr>
+        <w:t xml:space="preserve"> </w:t>
+      </w:r>
+      <w:r>
+        <w:t>определения</w:t>
+      </w:r>
       <w:bookmarkEnd w:id="1"/>
-      <w:r>
-        <w:t>Термины</w:t>
-      </w:r>
-      <w:r>
-        <w:rPr>
-          <w:spacing w:val="-12"/>
-        </w:rPr>
-        <w:t xml:space="preserve"> </w:t>
-      </w:r>
-      <w:r>
-        <w:t>и</w:t>
-      </w:r>
-      <w:r>
-        <w:rPr>
-          <w:spacing w:val="-10"/>
-        </w:rPr>
-        <w:t xml:space="preserve"> </w:t>
-      </w:r>
-      <w:r>
-        <w:t>определения</w:t>
-      </w:r>
-      <w:bookmarkEnd w:id="2"/>
     </w:p>
     <w:p>
       <w:pPr>
@@ -5807,7 +5805,7 @@
       <w:pPr>
         <w:pStyle w:val="1"/>
       </w:pPr>
-      <w:bookmarkStart w:id="3" w:name="_Toc227917876"/>
+      <w:bookmarkStart w:id="2" w:name="_Toc227917876"/>
       <w:r>
         <w:lastRenderedPageBreak/>
         <w:t>Общие</w:t>
@@ -5821,77 +5819,77 @@
       <w:r>
         <w:t>сведения</w:t>
       </w:r>
+      <w:bookmarkEnd w:id="2"/>
+    </w:p>
+    <w:p>
+      <w:pPr>
+        <w:pStyle w:val="23"/>
+      </w:pPr>
+      <w:bookmarkStart w:id="3" w:name="_bookmark2"/>
+      <w:bookmarkStart w:id="4" w:name="_Toc227917877"/>
       <w:bookmarkEnd w:id="3"/>
+      <w:r>
+        <w:t>1.1 Назначение документа</w:t>
+      </w:r>
+      <w:bookmarkEnd w:id="4"/>
+    </w:p>
+    <w:p>
+      <w:r>
+        <w:t>Настоящее Техническое задание определяет требования и порядок разработки приложения компании «</w:t>
+      </w:r>
+      <w:proofErr w:type="spellStart"/>
+      <w:r>
+        <w:rPr>
+          <w:lang w:val="en-US"/>
+        </w:rPr>
+        <w:t>Cein</w:t>
+      </w:r>
+      <w:proofErr w:type="spellEnd"/>
+      <w:r>
+        <w:t>00</w:t>
+      </w:r>
+      <w:r>
+        <w:t>».</w:t>
+      </w:r>
     </w:p>
     <w:p>
       <w:pPr>
         <w:pStyle w:val="23"/>
       </w:pPr>
-      <w:bookmarkStart w:id="4" w:name="_bookmark2"/>
-      <w:bookmarkStart w:id="5" w:name="_Toc227917877"/>
-      <w:bookmarkEnd w:id="4"/>
-      <w:r>
-        <w:t>1.1 Назначение документа</w:t>
-      </w:r>
+      <w:bookmarkStart w:id="5" w:name="_bookmark3"/>
+      <w:bookmarkStart w:id="6" w:name="_Toc227917878"/>
       <w:bookmarkEnd w:id="5"/>
-    </w:p>
-    <w:p>
-      <w:r>
-        <w:t>Настоящее Техническое задание определяет требования и порядок разработки приложения компании «</w:t>
-      </w:r>
-      <w:proofErr w:type="spellStart"/>
-      <w:r>
-        <w:rPr>
-          <w:lang w:val="en-US"/>
-        </w:rPr>
-        <w:t>Cein</w:t>
-      </w:r>
-      <w:proofErr w:type="spellEnd"/>
-      <w:r>
-        <w:t>00</w:t>
-      </w:r>
-      <w:r>
-        <w:t>».</w:t>
-      </w:r>
-    </w:p>
-    <w:p>
-      <w:pPr>
-        <w:pStyle w:val="23"/>
-      </w:pPr>
-      <w:bookmarkStart w:id="6" w:name="_bookmark3"/>
-      <w:bookmarkStart w:id="7" w:name="_Toc227917878"/>
+      <w:r>
+        <w:t>1.2 Наименование</w:t>
+      </w:r>
+      <w:r>
+        <w:rPr>
+          <w:spacing w:val="-5"/>
+        </w:rPr>
+        <w:t xml:space="preserve"> </w:t>
+      </w:r>
+      <w:r>
+        <w:t>Исполнителя</w:t>
+      </w:r>
+      <w:r>
+        <w:rPr>
+          <w:spacing w:val="-5"/>
+        </w:rPr>
+        <w:t xml:space="preserve"> </w:t>
+      </w:r>
+      <w:r>
+        <w:t>и</w:t>
+      </w:r>
+      <w:r>
+        <w:rPr>
+          <w:spacing w:val="-4"/>
+        </w:rPr>
+        <w:t xml:space="preserve"> </w:t>
+      </w:r>
+      <w:r>
+        <w:t>Заказчика</w:t>
+      </w:r>
       <w:bookmarkEnd w:id="6"/>
-      <w:r>
-        <w:t>1.2 Наименование</w:t>
-      </w:r>
-      <w:r>
-        <w:rPr>
-          <w:spacing w:val="-5"/>
-        </w:rPr>
-        <w:t xml:space="preserve"> </w:t>
-      </w:r>
-      <w:r>
-        <w:t>Исполнителя</w:t>
-      </w:r>
-      <w:r>
-        <w:rPr>
-          <w:spacing w:val="-5"/>
-        </w:rPr>
-        <w:t xml:space="preserve"> </w:t>
-      </w:r>
-      <w:r>
-        <w:t>и</w:t>
-      </w:r>
-      <w:r>
-        <w:rPr>
-          <w:spacing w:val="-4"/>
-        </w:rPr>
-        <w:t xml:space="preserve"> </w:t>
-      </w:r>
-      <w:r>
-        <w:t>Заказчика</w:t>
-      </w:r>
-      <w:bookmarkEnd w:id="7"/>
     </w:p>
     <w:tbl>
       <w:tblPr>
@@ -6033,20 +6031,90 @@
       <w:pPr>
         <w:pStyle w:val="23"/>
       </w:pPr>
-      <w:bookmarkStart w:id="8" w:name="_bookmark4"/>
-      <w:bookmarkStart w:id="9" w:name="_Toc227917879"/>
+      <w:bookmarkStart w:id="7" w:name="_bookmark4"/>
+      <w:bookmarkStart w:id="8" w:name="_Toc227917879"/>
+      <w:bookmarkEnd w:id="7"/>
+      <w:r>
+        <w:t>1.3 Краткие</w:t>
+      </w:r>
+      <w:r>
+        <w:rPr>
+          <w:spacing w:val="-4"/>
+        </w:rPr>
+        <w:t xml:space="preserve"> </w:t>
+      </w:r>
+      <w:r>
+        <w:t>сведения</w:t>
+      </w:r>
+      <w:r>
+        <w:rPr>
+          <w:spacing w:val="-3"/>
+        </w:rPr>
+        <w:t xml:space="preserve"> </w:t>
+      </w:r>
+      <w:r>
+        <w:t>о</w:t>
+      </w:r>
+      <w:r>
+        <w:rPr>
+          <w:spacing w:val="-4"/>
+        </w:rPr>
+        <w:t xml:space="preserve"> </w:t>
+      </w:r>
+      <w:r>
+        <w:t>компании</w:t>
+      </w:r>
       <w:bookmarkEnd w:id="8"/>
-      <w:r>
-        <w:t>1.3 Краткие</w:t>
-      </w:r>
-      <w:r>
-        <w:rPr>
-          <w:spacing w:val="-4"/>
+    </w:p>
+    <w:p>
+      <w:r>
+        <w:t>Компания</w:t>
+      </w:r>
+      <w:r>
+        <w:rPr>
+          <w:spacing w:val="1"/>
         </w:rPr>
         <w:t xml:space="preserve"> </w:t>
       </w:r>
       <w:r>
-        <w:t>сведения</w:t>
+        <w:t>«</w:t>
+      </w:r>
+      <w:proofErr w:type="spellStart"/>
+      <w:r>
+        <w:rPr>
+          <w:lang w:val="en-US"/>
+        </w:rPr>
+        <w:t>Cein</w:t>
+      </w:r>
+      <w:proofErr w:type="spellEnd"/>
+      <w:r>
+        <w:t>00</w:t>
+      </w:r>
+      <w:r>
+        <w:t>»</w:t>
+      </w:r>
+      <w:r>
+        <w:rPr>
+          <w:spacing w:val="1"/>
+        </w:rPr>
+        <w:t xml:space="preserve"> </w:t>
+      </w:r>
+      <w:r>
+        <w:t>занимается</w:t>
+      </w:r>
+      <w:r>
+        <w:rPr>
+          <w:spacing w:val="1"/>
+        </w:rPr>
+        <w:t xml:space="preserve"> </w:t>
+      </w:r>
+      <w:r>
+        <w:t>разработкой приложений.</w:t>
+      </w:r>
+    </w:p>
+    <w:p>
+      <w:r>
+        <w:t>До</w:t>
       </w:r>
       <w:r>
         <w:rPr>
@@ -6055,143 +6123,73 @@
         <w:t xml:space="preserve"> </w:t>
       </w:r>
       <w:r>
-        <w:t>о</w:t>
-      </w:r>
-      <w:r>
-        <w:rPr>
-          <w:spacing w:val="-4"/>
+        <w:t>настоящего</w:t>
+      </w:r>
+      <w:r>
+        <w:rPr>
+          <w:spacing w:val="-3"/>
         </w:rPr>
         <w:t xml:space="preserve"> </w:t>
       </w:r>
       <w:r>
+        <w:t>времени</w:t>
+      </w:r>
+      <w:r>
+        <w:rPr>
+          <w:spacing w:val="-1"/>
+        </w:rPr>
+        <w:t xml:space="preserve"> </w:t>
+      </w:r>
+      <w:r>
+        <w:t>создания приложения для колледжа</w:t>
+      </w:r>
+      <w:r>
+        <w:rPr>
+          <w:spacing w:val="-1"/>
+        </w:rPr>
+        <w:t xml:space="preserve"> </w:t>
+      </w:r>
+      <w:r>
+        <w:t>у</w:t>
+      </w:r>
+      <w:r>
+        <w:rPr>
+          <w:spacing w:val="-6"/>
+        </w:rPr>
+        <w:t xml:space="preserve"> </w:t>
+      </w:r>
+      <w:r>
         <w:t>компании</w:t>
       </w:r>
+      <w:r>
+        <w:rPr>
+          <w:spacing w:val="-2"/>
+        </w:rPr>
+        <w:t xml:space="preserve"> </w:t>
+      </w:r>
+      <w:r>
+        <w:t>не</w:t>
+      </w:r>
+      <w:r>
+        <w:rPr>
+          <w:spacing w:val="-2"/>
+        </w:rPr>
+        <w:t xml:space="preserve"> </w:t>
+      </w:r>
+      <w:r>
+        <w:t>было.</w:t>
+      </w:r>
+    </w:p>
+    <w:p>
+      <w:pPr>
+        <w:pStyle w:val="23"/>
+        <w:rPr>
+          <w:rFonts w:cs="Times New Roman"/>
+        </w:rPr>
+      </w:pPr>
+      <w:bookmarkStart w:id="9" w:name="_bookmark5"/>
+      <w:bookmarkStart w:id="10" w:name="_Toc227917880"/>
       <w:bookmarkEnd w:id="9"/>
-    </w:p>
-    <w:p>
-      <w:r>
-        <w:t>Компания</w:t>
-      </w:r>
-      <w:r>
-        <w:rPr>
-          <w:spacing w:val="1"/>
-        </w:rPr>
-        <w:t xml:space="preserve"> </w:t>
-      </w:r>
-      <w:r>
-        <w:t>«</w:t>
-      </w:r>
-      <w:proofErr w:type="spellStart"/>
-      <w:r>
-        <w:rPr>
-          <w:lang w:val="en-US"/>
-        </w:rPr>
-        <w:t>Cein</w:t>
-      </w:r>
-      <w:proofErr w:type="spellEnd"/>
-      <w:r>
-        <w:t>00</w:t>
-      </w:r>
-      <w:r>
-        <w:t>»</w:t>
-      </w:r>
-      <w:r>
-        <w:rPr>
-          <w:spacing w:val="1"/>
-        </w:rPr>
-        <w:t xml:space="preserve"> </w:t>
-      </w:r>
-      <w:r>
-        <w:t>занимается</w:t>
-      </w:r>
-      <w:r>
-        <w:rPr>
-          <w:spacing w:val="1"/>
-        </w:rPr>
-        <w:t xml:space="preserve"> </w:t>
-      </w:r>
-      <w:r>
-        <w:t>разработкой приложений.</w:t>
-      </w:r>
-    </w:p>
-    <w:p>
-      <w:r>
-        <w:t>До</w:t>
-      </w:r>
-      <w:r>
-        <w:rPr>
-          <w:spacing w:val="-3"/>
-        </w:rPr>
-        <w:t xml:space="preserve"> </w:t>
-      </w:r>
-      <w:r>
-        <w:t>настоящего</w:t>
-      </w:r>
-      <w:r>
-        <w:rPr>
-          <w:spacing w:val="-3"/>
-        </w:rPr>
-        <w:t xml:space="preserve"> </w:t>
-      </w:r>
-      <w:r>
-        <w:t>времени</w:t>
-      </w:r>
-      <w:r>
-        <w:rPr>
-          <w:spacing w:val="-1"/>
-        </w:rPr>
-        <w:t xml:space="preserve"> </w:t>
-      </w:r>
-      <w:r>
-        <w:t>создания приложения для колледжа</w:t>
-      </w:r>
-      <w:r>
-        <w:rPr>
-          <w:spacing w:val="-1"/>
-        </w:rPr>
-        <w:t xml:space="preserve"> </w:t>
-      </w:r>
-      <w:r>
-        <w:t>у</w:t>
-      </w:r>
-      <w:r>
-        <w:rPr>
-          <w:spacing w:val="-6"/>
-        </w:rPr>
-        <w:t xml:space="preserve"> </w:t>
-      </w:r>
-      <w:r>
-        <w:t>компании</w:t>
-      </w:r>
-      <w:r>
-        <w:rPr>
-          <w:spacing w:val="-2"/>
-        </w:rPr>
-        <w:t xml:space="preserve"> </w:t>
-      </w:r>
-      <w:r>
-        <w:t>не</w:t>
-      </w:r>
-      <w:r>
-        <w:rPr>
-          <w:spacing w:val="-2"/>
-        </w:rPr>
-        <w:t xml:space="preserve"> </w:t>
-      </w:r>
-      <w:r>
-        <w:t>было.</w:t>
-      </w:r>
-    </w:p>
-    <w:p>
-      <w:pPr>
-        <w:pStyle w:val="23"/>
-        <w:rPr>
-          <w:rFonts w:cs="Times New Roman"/>
-        </w:rPr>
-      </w:pPr>
-      <w:bookmarkStart w:id="10" w:name="_bookmark5"/>
-      <w:bookmarkStart w:id="11" w:name="_Toc227917880"/>
-      <w:bookmarkEnd w:id="10"/>
       <w:r>
         <w:rPr>
           <w:rFonts w:cs="Times New Roman"/>
@@ -6206,69 +6204,69 @@
         </w:rPr>
         <w:t xml:space="preserve">4 Основание для разработки приложения для </w:t>
       </w:r>
+      <w:bookmarkEnd w:id="10"/>
+      <w:r>
+        <w:t>электронного</w:t>
+      </w:r>
+      <w:r>
+        <w:t xml:space="preserve"> документооборот</w:t>
+      </w:r>
+      <w:r>
+        <w:t>а</w:t>
+      </w:r>
+    </w:p>
+    <w:p>
+      <w:r>
+        <w:t xml:space="preserve">Основанием для разработки приложения является Договор № 1 от </w:t>
+      </w:r>
+      <w:r>
+        <w:t>13.04.2026</w:t>
+      </w:r>
+      <w:r>
+        <w:t xml:space="preserve"> г. между Исполнителем и Заказчиком.</w:t>
+      </w:r>
+    </w:p>
+    <w:p>
+      <w:pPr>
+        <w:pStyle w:val="23"/>
+      </w:pPr>
+      <w:bookmarkStart w:id="11" w:name="_bookmark6"/>
+      <w:bookmarkStart w:id="12" w:name="_Toc227917881"/>
       <w:bookmarkEnd w:id="11"/>
       <w:r>
-        <w:t>электронного</w:t>
-      </w:r>
-      <w:r>
-        <w:t xml:space="preserve"> документооборот</w:t>
-      </w:r>
-      <w:r>
-        <w:t>а</w:t>
-      </w:r>
-    </w:p>
-    <w:p>
-      <w:r>
-        <w:t xml:space="preserve">Основанием для разработки приложения является Договор № 1 от </w:t>
-      </w:r>
-      <w:r>
-        <w:t>13.04.2026</w:t>
-      </w:r>
-      <w:r>
-        <w:t xml:space="preserve"> г. между Исполнителем и Заказчиком.</w:t>
+        <w:t>1.5 Плановые сроки начала и окончания работ по созданию программного обеспечения для организации</w:t>
+      </w:r>
+      <w:bookmarkEnd w:id="12"/>
+      <w:r>
+        <w:t xml:space="preserve"> </w:t>
+      </w:r>
+    </w:p>
+    <w:p>
+      <w:r>
+        <w:t>Начало работ: 13.04.26</w:t>
+      </w:r>
+    </w:p>
+    <w:p>
+      <w:r>
+        <w:t>Окончание работ: 24.04.26</w:t>
+      </w:r>
+    </w:p>
+    <w:p>
+      <w:r>
+        <w:t>Содержание и длительность отдельных этапов работ приведены в разделе 5 настоящего ТЗ. Сроки, состав и очередность работ являются ориентировочными и могут изменяться по согласованию с Заказчиком.</w:t>
       </w:r>
     </w:p>
     <w:p>
       <w:pPr>
         <w:pStyle w:val="23"/>
       </w:pPr>
-      <w:bookmarkStart w:id="12" w:name="_bookmark6"/>
-      <w:bookmarkStart w:id="13" w:name="_Toc227917881"/>
-      <w:bookmarkEnd w:id="12"/>
-      <w:r>
-        <w:t>1.5 Плановые сроки начала и окончания работ по созданию программного обеспечения для организации</w:t>
-      </w:r>
+      <w:bookmarkStart w:id="13" w:name="_bookmark7"/>
+      <w:bookmarkStart w:id="14" w:name="_Toc227917882"/>
       <w:bookmarkEnd w:id="13"/>
       <w:r>
-        <w:t xml:space="preserve"> </w:t>
-      </w:r>
-    </w:p>
-    <w:p>
-      <w:r>
-        <w:t>Начало работ: 13.04.26</w:t>
-      </w:r>
-    </w:p>
-    <w:p>
-      <w:r>
-        <w:t>Окончание работ: 24.04.26</w:t>
-      </w:r>
-    </w:p>
-    <w:p>
-      <w:r>
-        <w:t>Содержание и длительность отдельных этапов работ приведены в разделе 5 настоящего ТЗ. Сроки, состав и очередность работ являются ориентировочными и могут изменяться по согласованию с Заказчиком.</w:t>
-      </w:r>
-    </w:p>
-    <w:p>
-      <w:pPr>
-        <w:pStyle w:val="23"/>
-      </w:pPr>
-      <w:bookmarkStart w:id="14" w:name="_bookmark7"/>
-      <w:bookmarkStart w:id="15" w:name="_Toc227917882"/>
+        <w:t>1.6 Порядок оформления и предъявления результатов работ</w:t>
+      </w:r>
       <w:bookmarkEnd w:id="14"/>
-      <w:r>
-        <w:t>1.6 Порядок оформления и предъявления результатов работ</w:t>
-      </w:r>
-      <w:bookmarkEnd w:id="15"/>
     </w:p>
     <w:p>
       <w:pPr>
@@ -6289,90 +6287,90 @@
       <w:r>
         <w:br w:type="page"/>
       </w:r>
-      <w:bookmarkStart w:id="16" w:name="_Toc227917883"/>
+      <w:bookmarkStart w:id="15" w:name="_Toc227917883"/>
       <w:r>
         <w:lastRenderedPageBreak/>
         <w:t>Назначение и цели создания приложения</w:t>
       </w:r>
+      <w:bookmarkEnd w:id="15"/>
+    </w:p>
+    <w:p>
+      <w:pPr>
+        <w:pStyle w:val="23"/>
+      </w:pPr>
+      <w:bookmarkStart w:id="16" w:name="_Toc227917884"/>
+      <w:r>
+        <w:t>2.1 Назначение приложения</w:t>
+      </w:r>
       <w:bookmarkEnd w:id="16"/>
     </w:p>
     <w:p>
       <w:pPr>
+        <w:pStyle w:val="a6"/>
+      </w:pPr>
+      <w:r>
+        <w:t>Разрабатываемое программное обеспечение «Электронный документооборот малого бизнеса» ориентировано на цифровую поддержку делопроизводственных процессов в небольших организациях. Его задача — автоматизировать рутинные операции с документами: первичную регистрацию, централизованное структурированное хранение, оперативный поиск по заданным реквизитам и управление процедурами согласования.</w:t>
+      </w:r>
+    </w:p>
+    <w:p>
+      <w:pPr>
+        <w:pStyle w:val="a6"/>
+      </w:pPr>
+      <w:r>
+        <w:t>Система предоставляет каждому документу полноценную электронную карточку, в которой фиксируются все значимые реквизиты, текущая стадия обработки и полная хронология событий. Реализована модель ролевого доступа: для администраторов, исполнителей и руководителей предусмотрены различные наборы доступных действий и видимых разделов. Каждое изменение сопровождается автоматической записью в журнале, что обеспечивает прозрачность и подотчётность.</w:t>
+      </w:r>
+    </w:p>
+    <w:p>
+      <w:pPr>
+        <w:pStyle w:val="a6"/>
+      </w:pPr>
+      <w:r>
+        <w:t xml:space="preserve">Проект выполняется в рамках учебной практики, поэтому его архитектура и реализация призваны продемонстрировать владение стеком технологий: язык C#, графическая подсистема </w:t>
+      </w:r>
+      <w:proofErr w:type="spellStart"/>
+      <w:r>
+        <w:t>Windows</w:t>
+      </w:r>
+      <w:proofErr w:type="spellEnd"/>
+      <w:r>
+        <w:t xml:space="preserve"> </w:t>
+      </w:r>
+      <w:proofErr w:type="spellStart"/>
+      <w:r>
+        <w:t>Forms</w:t>
+      </w:r>
+      <w:proofErr w:type="spellEnd"/>
+      <w:r>
+        <w:t xml:space="preserve">, послойная организация кода, взаимодействие с базой данных через ADO.NET и </w:t>
+      </w:r>
+      <w:proofErr w:type="spellStart"/>
+      <w:r>
+        <w:t>SQLite</w:t>
+      </w:r>
+      <w:proofErr w:type="spellEnd"/>
+      <w:r>
+        <w:t>, а также навыки составления программной документации.</w:t>
+      </w:r>
+    </w:p>
+    <w:p>
+      <w:pPr>
         <w:pStyle w:val="23"/>
       </w:pPr>
-      <w:bookmarkStart w:id="17" w:name="_Toc227917884"/>
-      <w:r>
-        <w:t>2.1 Назначение приложения</w:t>
+      <w:bookmarkStart w:id="17" w:name="_Toc227917885"/>
+      <w:r>
+        <w:t>2.2 Цели создания приложения</w:t>
       </w:r>
       <w:bookmarkEnd w:id="17"/>
     </w:p>
     <w:p>
       <w:pPr>
-        <w:pStyle w:val="a6"/>
-      </w:pPr>
-      <w:r>
-        <w:t>Разрабатываемое программное обеспечение «Электронный документооборот малого бизнеса» ориентировано на цифровую поддержку делопроизводственных процессов в небольших организациях. Его задача — автоматизировать рутинные операции с документами: первичную регистрацию, централизованное структурированное хранение, оперативный поиск по заданным реквизитам и управление процедурами согласования.</w:t>
-      </w:r>
-    </w:p>
-    <w:p>
-      <w:pPr>
-        <w:pStyle w:val="a6"/>
-      </w:pPr>
-      <w:r>
-        <w:t>Система предоставляет каждому документу полноценную электронную карточку, в которой фиксируются все значимые реквизиты, текущая стадия обработки и полная хронология событий. Реализована модель ролевого доступа: для администраторов, исполнителей и руководителей предусмотрены различные наборы доступных действий и видимых разделов. Каждое изменение сопровождается автоматической записью в журнале, что обеспечивает прозрачность и подотчётность.</w:t>
-      </w:r>
-    </w:p>
-    <w:p>
-      <w:pPr>
-        <w:pStyle w:val="a6"/>
-      </w:pPr>
-      <w:r>
-        <w:t xml:space="preserve">Проект выполняется в рамках учебной практики, поэтому его архитектура и реализация призваны продемонстрировать владение стеком технологий: язык C#, графическая подсистема </w:t>
-      </w:r>
-      <w:proofErr w:type="spellStart"/>
-      <w:r>
-        <w:t>Windows</w:t>
-      </w:r>
-      <w:proofErr w:type="spellEnd"/>
-      <w:r>
-        <w:t xml:space="preserve"> </w:t>
-      </w:r>
-      <w:proofErr w:type="spellStart"/>
-      <w:r>
-        <w:t>Forms</w:t>
-      </w:r>
-      <w:proofErr w:type="spellEnd"/>
-      <w:r>
-        <w:t xml:space="preserve">, послойная организация кода, взаимодействие с базой данных через ADO.NET и </w:t>
-      </w:r>
-      <w:proofErr w:type="spellStart"/>
-      <w:r>
-        <w:t>SQLite</w:t>
-      </w:r>
-      <w:proofErr w:type="spellEnd"/>
-      <w:r>
-        <w:t>, а также навыки составления программной документации.</w:t>
-      </w:r>
-    </w:p>
-    <w:p>
-      <w:pPr>
         <w:pStyle w:val="23"/>
       </w:pPr>
-      <w:bookmarkStart w:id="18" w:name="_Toc227917885"/>
-      <w:r>
-        <w:t>2.2 Цели создания приложения</w:t>
+      <w:bookmarkStart w:id="18" w:name="_Toc227917886"/>
+      <w:r>
+        <w:t>2.2.1 Основные цели</w:t>
       </w:r>
       <w:bookmarkEnd w:id="18"/>
-    </w:p>
-    <w:p>
-      <w:pPr>
-        <w:pStyle w:val="23"/>
-      </w:pPr>
-      <w:bookmarkStart w:id="19" w:name="_Toc227917886"/>
-      <w:r>
-        <w:t>2.2.1 Основные цели</w:t>
-      </w:r>
-      <w:bookmarkEnd w:id="19"/>
     </w:p>
     <w:p>
       <w:pPr>
@@ -6435,11 +6433,11 @@
       <w:pPr>
         <w:pStyle w:val="23"/>
       </w:pPr>
-      <w:bookmarkStart w:id="20" w:name="_Toc227917887"/>
+      <w:bookmarkStart w:id="19" w:name="_Toc227917887"/>
       <w:r>
         <w:t>2.2.2 Целевая аудитория</w:t>
       </w:r>
-      <w:bookmarkEnd w:id="20"/>
+      <w:bookmarkEnd w:id="19"/>
     </w:p>
     <w:p>
       <w:pPr>
@@ -6504,30 +6502,88 @@
       <w:pPr>
         <w:pStyle w:val="1"/>
       </w:pPr>
-      <w:bookmarkStart w:id="21" w:name="_Toc227917888"/>
+      <w:bookmarkStart w:id="20" w:name="_Toc227917888"/>
       <w:r>
         <w:lastRenderedPageBreak/>
         <w:t>Требования к приложению</w:t>
       </w:r>
+      <w:bookmarkEnd w:id="20"/>
+    </w:p>
+    <w:p>
+      <w:pPr>
+        <w:pStyle w:val="23"/>
+      </w:pPr>
+      <w:bookmarkStart w:id="21" w:name="_Toc227917889"/>
+      <w:r>
+        <w:t>3.1 Общие требования к программному продукту</w:t>
+      </w:r>
       <w:bookmarkEnd w:id="21"/>
     </w:p>
     <w:p>
       <w:pPr>
         <w:pStyle w:val="23"/>
       </w:pPr>
-      <w:bookmarkStart w:id="22" w:name="_Toc227917889"/>
-      <w:r>
-        <w:t>3.1 Общие требования к программному продукту</w:t>
+      <w:bookmarkStart w:id="22" w:name="_Toc227917890"/>
+      <w:r>
+        <w:t>3.1.1 Архитектурные и функциональные требования</w:t>
       </w:r>
       <w:bookmarkEnd w:id="22"/>
     </w:p>
     <w:p>
       <w:pPr>
+        <w:pStyle w:val="a6"/>
+      </w:pPr>
+      <w:r>
+        <w:t xml:space="preserve">Приложение обязано строиться по модульному принципу и быть реализованным как классическое настольное решение на платформе </w:t>
+      </w:r>
+      <w:proofErr w:type="spellStart"/>
+      <w:r>
+        <w:t>Windows</w:t>
+      </w:r>
+      <w:proofErr w:type="spellEnd"/>
+      <w:r>
+        <w:t xml:space="preserve"> </w:t>
+      </w:r>
+      <w:proofErr w:type="spellStart"/>
+      <w:r>
+        <w:t>Forms</w:t>
+      </w:r>
+      <w:proofErr w:type="spellEnd"/>
+      <w:r>
+        <w:t>. Внутренняя организация кода должна разделяться на независимые слои: предметная модель (</w:t>
+      </w:r>
+      <w:proofErr w:type="spellStart"/>
+      <w:r>
+        <w:t>Domain</w:t>
+      </w:r>
+      <w:proofErr w:type="spellEnd"/>
+      <w:r>
+        <w:t>), слой доступа к данным (DAL), слой бизнес-логики (BLL) и уровень представления (</w:t>
+      </w:r>
+      <w:proofErr w:type="spellStart"/>
+      <w:r>
+        <w:t>WinForms</w:t>
+      </w:r>
+      <w:proofErr w:type="spellEnd"/>
+      <w:r>
+        <w:t xml:space="preserve">). База данных организуется на основе </w:t>
+      </w:r>
+      <w:proofErr w:type="spellStart"/>
+      <w:r>
+        <w:t>SQLite</w:t>
+      </w:r>
+      <w:proofErr w:type="spellEnd"/>
+      <w:r>
+        <w:t>, что позволяет хранить всю информацию в одном локальном файле. Взаимодействие между слоями должно чётко разграничивать зоны ответственности: сущности отражают объекты документооборота, DAL отвечает за выполнение SQL-команд, BLL реализует правила обработки документов и контроль их состояний, а пользовательский интерфейс предоставляет средства для ввода, отображения и редактирования информации.</w:t>
+      </w:r>
+    </w:p>
+    <w:p>
+      <w:pPr>
         <w:pStyle w:val="23"/>
       </w:pPr>
-      <w:bookmarkStart w:id="23" w:name="_Toc227917890"/>
-      <w:r>
-        <w:t>3.1.1 Архитектурные и функциональные требования</w:t>
+      <w:bookmarkStart w:id="23" w:name="_Toc227917891"/>
+      <w:r>
+        <w:t>3.1.2 Требования к квалификации пользователей</w:t>
       </w:r>
       <w:bookmarkEnd w:id="23"/>
     </w:p>
@@ -6536,76 +6592,18 @@
         <w:pStyle w:val="a6"/>
       </w:pPr>
       <w:r>
-        <w:t xml:space="preserve">Приложение обязано строиться по модульному принципу и быть реализованным как классическое настольное решение на платформе </w:t>
-      </w:r>
-      <w:proofErr w:type="spellStart"/>
-      <w:r>
-        <w:t>Windows</w:t>
-      </w:r>
-      <w:proofErr w:type="spellEnd"/>
-      <w:r>
-        <w:t xml:space="preserve"> </w:t>
-      </w:r>
-      <w:proofErr w:type="spellStart"/>
-      <w:r>
-        <w:t>Forms</w:t>
-      </w:r>
-      <w:proofErr w:type="spellEnd"/>
-      <w:r>
-        <w:t>. Внутренняя организация кода должна разделяться на независимые слои: предметная модель (</w:t>
-      </w:r>
-      <w:proofErr w:type="spellStart"/>
-      <w:r>
-        <w:t>Domain</w:t>
-      </w:r>
-      <w:proofErr w:type="spellEnd"/>
-      <w:r>
-        <w:t>), слой доступа к данным (DAL), слой бизнес-логики (BLL) и уровень представления (</w:t>
-      </w:r>
-      <w:proofErr w:type="spellStart"/>
-      <w:r>
-        <w:t>WinForms</w:t>
-      </w:r>
-      <w:proofErr w:type="spellEnd"/>
-      <w:r>
-        <w:t xml:space="preserve">). База данных организуется на основе </w:t>
-      </w:r>
-      <w:proofErr w:type="spellStart"/>
-      <w:r>
-        <w:t>SQLite</w:t>
-      </w:r>
-      <w:proofErr w:type="spellEnd"/>
-      <w:r>
-        <w:t>, что позволяет хранить всю информацию в одном локальном файле. Взаимодействие между слоями должно чётко разграничивать зоны ответственности: сущности отражают объекты документооборота, DAL отвечает за выполнение SQL-команд, BLL реализует правила обработки документов и контроль их состояний, а пользовательский интерфейс предоставляет средства для ввода, отображения и редактирования информации.</w:t>
+        <w:t>Эксплуатация приложения не предъявляет высоких требований к технической подготовке персонала. От пользователя ожидается умение запускать исполняемый файл, проходить аутентификацию, ориентироваться в пунктах главного меню, заполнять экранные формы и работать с табличными представлениями данных. Администратору дополнительно необходимы элементарные навыки создания резервных копий файла базы данных и ведения учётных записей сотрудников.</w:t>
       </w:r>
     </w:p>
     <w:p>
       <w:pPr>
         <w:pStyle w:val="23"/>
       </w:pPr>
-      <w:bookmarkStart w:id="24" w:name="_Toc227917891"/>
-      <w:r>
-        <w:t>3.1.2 Требования к квалификации пользователей</w:t>
+      <w:bookmarkStart w:id="24" w:name="_Toc227917892"/>
+      <w:r>
+        <w:t>3.1.3 Требования по обеспечению сохранности данных</w:t>
       </w:r>
       <w:bookmarkEnd w:id="24"/>
-    </w:p>
-    <w:p>
-      <w:pPr>
-        <w:pStyle w:val="a6"/>
-      </w:pPr>
-      <w:r>
-        <w:t>Эксплуатация приложения не предъявляет высоких требований к технической подготовке персонала. От пользователя ожидается умение запускать исполняемый файл, проходить аутентификацию, ориентироваться в пунктах главного меню, заполнять экранные формы и работать с табличными представлениями данных. Администратору дополнительно необходимы элементарные навыки создания резервных копий файла базы данных и ведения учётных записей сотрудников.</w:t>
-      </w:r>
-    </w:p>
-    <w:p>
-      <w:pPr>
-        <w:pStyle w:val="23"/>
-      </w:pPr>
-      <w:bookmarkStart w:id="25" w:name="_Toc227917892"/>
-      <w:r>
-        <w:t>3.1.3 Требования по обеспечению сохранности данных</w:t>
-      </w:r>
-      <w:bookmarkEnd w:id="25"/>
     </w:p>
     <w:p>
       <w:pPr>
@@ -6631,71 +6629,71 @@
       <w:pPr>
         <w:pStyle w:val="23"/>
       </w:pPr>
-      <w:bookmarkStart w:id="26" w:name="_Toc227917893"/>
+      <w:bookmarkStart w:id="25" w:name="_Toc227917893"/>
       <w:r>
         <w:t>3.1.4 Требования к ролевой модели и разграничению доступа</w:t>
       </w:r>
+      <w:bookmarkEnd w:id="25"/>
+    </w:p>
+    <w:p>
+      <w:pPr>
+        <w:pStyle w:val="a6"/>
+      </w:pPr>
+      <w:r>
+        <w:t>Функциональные возможности приложения должны предоставляться в строгом соответствии с ролью, назначенной учётной записи. Предусматриваются как минимум три уровня доступа:</w:t>
+      </w:r>
+    </w:p>
+    <w:p>
+      <w:pPr>
+        <w:pStyle w:val="--"/>
+      </w:pPr>
+      <w:r>
+        <w:t>Администратор — обладает всей полнотой прав: управление пользователями, справочниками, маршрутами, просмотр и изменение любых документов, доступ к журналу событий и резервному копированию.</w:t>
+      </w:r>
+    </w:p>
+    <w:p>
+      <w:pPr>
+        <w:pStyle w:val="--"/>
+      </w:pPr>
+      <w:r>
+        <w:t>Менеджер (секретарь) — регистрирует входящие и исходящие документы, редактирует карточки, отправляет на согласование, контролирует возврат, но не может изменять системные справочники или учётные записи.</w:t>
+      </w:r>
+    </w:p>
+    <w:p>
+      <w:pPr>
+        <w:pStyle w:val="--"/>
+      </w:pPr>
+      <w:r>
+        <w:t>Рядовой сотрудник — создаёт проекты документов (черновики), просматривает только собственные документы и их статусы.</w:t>
+      </w:r>
+    </w:p>
+    <w:p>
+      <w:pPr>
+        <w:pStyle w:val="a6"/>
+      </w:pPr>
+      <w:r>
+        <w:t>Дополнительно может выделяться роль руководителя, который обладает правом просмотра документов своего подразделения, визирования или отклонения этапов согласования, а также доступа к отчётам по движению документов.</w:t>
+      </w:r>
+    </w:p>
+    <w:p>
+      <w:pPr>
+        <w:pStyle w:val="23"/>
+      </w:pPr>
+      <w:bookmarkStart w:id="26" w:name="_Toc227917894"/>
+      <w:r>
+        <w:t>3.2 Функциональные требования (задачи приложения)</w:t>
+      </w:r>
       <w:bookmarkEnd w:id="26"/>
     </w:p>
     <w:p>
       <w:pPr>
-        <w:pStyle w:val="a6"/>
-      </w:pPr>
-      <w:r>
-        <w:t>Функциональные возможности приложения должны предоставляться в строгом соответствии с ролью, назначенной учётной записи. Предусматриваются как минимум три уровня доступа:</w:t>
-      </w:r>
-    </w:p>
-    <w:p>
-      <w:pPr>
-        <w:pStyle w:val="--"/>
-      </w:pPr>
-      <w:r>
-        <w:t>Администратор — обладает всей полнотой прав: управление пользователями, справочниками, маршрутами, просмотр и изменение любых документов, доступ к журналу событий и резервному копированию.</w:t>
-      </w:r>
-    </w:p>
-    <w:p>
-      <w:pPr>
-        <w:pStyle w:val="--"/>
-      </w:pPr>
-      <w:r>
-        <w:t>Менеджер (секретарь) — регистрирует входящие и исходящие документы, редактирует карточки, отправляет на согласование, контролирует возврат, но не может изменять системные справочники или учётные записи.</w:t>
-      </w:r>
-    </w:p>
-    <w:p>
-      <w:pPr>
-        <w:pStyle w:val="--"/>
-      </w:pPr>
-      <w:r>
-        <w:t>Рядовой сотрудник — создаёт проекты документов (черновики), просматривает только собственные документы и их статусы.</w:t>
-      </w:r>
-    </w:p>
-    <w:p>
-      <w:pPr>
-        <w:pStyle w:val="a6"/>
-      </w:pPr>
-      <w:r>
-        <w:t>Дополнительно может выделяться роль руководителя, который обладает правом просмотра документов своего подразделения, визирования или отклонения этапов согласования, а также доступа к отчётам по движению документов.</w:t>
-      </w:r>
-    </w:p>
-    <w:p>
-      <w:pPr>
         <w:pStyle w:val="23"/>
       </w:pPr>
-      <w:bookmarkStart w:id="27" w:name="_Toc227917894"/>
-      <w:r>
-        <w:t>3.2 Функциональные требования (задачи приложения)</w:t>
+      <w:bookmarkStart w:id="27" w:name="_Toc227917895"/>
+      <w:r>
+        <w:t>3.2.1 Базовый состав функций и структура интерфейса</w:t>
       </w:r>
       <w:bookmarkEnd w:id="27"/>
-    </w:p>
-    <w:p>
-      <w:pPr>
-        <w:pStyle w:val="23"/>
-      </w:pPr>
-      <w:bookmarkStart w:id="28" w:name="_Toc227917895"/>
-      <w:r>
-        <w:t>3.2.1 Базовый состав функций и структура интерфейса</w:t>
-      </w:r>
-      <w:bookmarkEnd w:id="28"/>
     </w:p>
     <w:p>
       <w:pPr>
@@ -7047,11 +7045,11 @@
       <w:pPr>
         <w:pStyle w:val="23"/>
       </w:pPr>
-      <w:bookmarkStart w:id="29" w:name="_Toc227917896"/>
+      <w:bookmarkStart w:id="28" w:name="_Toc227917896"/>
       <w:r>
         <w:t>3.2.2 Требования к функциональным возможностям</w:t>
       </w:r>
-      <w:bookmarkEnd w:id="29"/>
+      <w:bookmarkEnd w:id="28"/>
     </w:p>
     <w:p>
       <w:pPr>
@@ -7077,11 +7075,11 @@
       <w:pPr>
         <w:pStyle w:val="23"/>
       </w:pPr>
-      <w:bookmarkStart w:id="30" w:name="_Toc227917897"/>
+      <w:bookmarkStart w:id="29" w:name="_Toc227917897"/>
       <w:r>
         <w:t>3.2.3 Функциональные возможности разделов</w:t>
       </w:r>
-      <w:bookmarkEnd w:id="30"/>
+      <w:bookmarkEnd w:id="29"/>
     </w:p>
     <w:p>
       <w:pPr>
@@ -7335,11 +7333,11 @@
       <w:pPr>
         <w:pStyle w:val="23"/>
       </w:pPr>
-      <w:bookmarkStart w:id="31" w:name="_Toc227917898"/>
+      <w:bookmarkStart w:id="30" w:name="_Toc227917898"/>
       <w:r>
         <w:t>3.2.4 Требования к дизайну</w:t>
       </w:r>
-      <w:bookmarkEnd w:id="31"/>
+      <w:bookmarkEnd w:id="30"/>
     </w:p>
     <w:p>
       <w:pPr>
@@ -7502,12 +7500,12 @@
           <w:numId w:val="10"/>
         </w:numPr>
       </w:pPr>
-      <w:bookmarkStart w:id="32" w:name="_Toc227917899"/>
+      <w:bookmarkStart w:id="31" w:name="_Toc227917899"/>
       <w:r>
         <w:lastRenderedPageBreak/>
         <w:t>Эскизы окон</w:t>
       </w:r>
-      <w:bookmarkEnd w:id="32"/>
+      <w:bookmarkEnd w:id="31"/>
     </w:p>
     <w:p>
       <w:pPr>
@@ -7958,20 +7956,54 @@
       <w:pPr>
         <w:pStyle w:val="23"/>
       </w:pPr>
-      <w:bookmarkStart w:id="33" w:name="_Toc227917900"/>
+      <w:bookmarkStart w:id="32" w:name="_Toc227917900"/>
       <w:r>
         <w:lastRenderedPageBreak/>
         <w:t>3.3 Требования к приложению</w:t>
       </w:r>
+      <w:bookmarkEnd w:id="32"/>
+    </w:p>
+    <w:p>
+      <w:pPr>
+        <w:pStyle w:val="23"/>
+      </w:pPr>
+      <w:bookmarkStart w:id="33" w:name="_Toc227917901"/>
+      <w:r>
+        <w:t>3.3.1 Общие требования</w:t>
+      </w:r>
       <w:bookmarkEnd w:id="33"/>
     </w:p>
     <w:p>
       <w:pPr>
+        <w:pStyle w:val="a6"/>
+      </w:pPr>
+      <w:r>
+        <w:t xml:space="preserve">Приложение создаётся с учётом учебного формата проекта, но с ориентацией на реальные потребности малого бизнеса. Система должна стабильно функционировать под управлением операционных систем </w:t>
+      </w:r>
+      <w:proofErr w:type="spellStart"/>
+      <w:r>
+        <w:t>Windows</w:t>
+      </w:r>
+      <w:proofErr w:type="spellEnd"/>
+      <w:r>
+        <w:t xml:space="preserve"> 10/11, запускаться без сложных инсталляционных процедур и опираться на локальную СУБД </w:t>
+      </w:r>
+      <w:proofErr w:type="spellStart"/>
+      <w:r>
+        <w:t>SQLite</w:t>
+      </w:r>
+      <w:proofErr w:type="spellEnd"/>
+      <w:r>
+        <w:t>. Архитектура закладывается с расчётом на будущее развитие: добавление поддержки вложений, шаблонов документов и печатных форм не должно требовать коренной перестройки.</w:t>
+      </w:r>
+    </w:p>
+    <w:p>
+      <w:pPr>
         <w:pStyle w:val="23"/>
       </w:pPr>
-      <w:bookmarkStart w:id="34" w:name="_Toc227917901"/>
-      <w:r>
-        <w:t>3.3.1 Общие требования</w:t>
+      <w:bookmarkStart w:id="34" w:name="_Toc227917902"/>
+      <w:r>
+        <w:t>3.3.2 Требования к структуре и навигации</w:t>
       </w:r>
       <w:bookmarkEnd w:id="34"/>
     </w:p>
@@ -7980,52 +8012,18 @@
         <w:pStyle w:val="a6"/>
       </w:pPr>
       <w:r>
-        <w:t xml:space="preserve">Приложение создаётся с учётом учебного формата проекта, но с ориентацией на реальные потребности малого бизнеса. Система должна стабильно функционировать под управлением операционных систем </w:t>
-      </w:r>
-      <w:proofErr w:type="spellStart"/>
-      <w:r>
-        <w:t>Windows</w:t>
-      </w:r>
-      <w:proofErr w:type="spellEnd"/>
-      <w:r>
-        <w:t xml:space="preserve"> 10/11, запускаться без сложных инсталляционных процедур и опираться на локальную СУБД </w:t>
-      </w:r>
-      <w:proofErr w:type="spellStart"/>
-      <w:r>
-        <w:t>SQLite</w:t>
-      </w:r>
-      <w:proofErr w:type="spellEnd"/>
-      <w:r>
-        <w:t>. Архитектура закладывается с расчётом на будущее развитие: добавление поддержки вложений, шаблонов документов и печатных форм не должно требовать коренной перестройки.</w:t>
+        <w:t>Построение приложения — модульное. Все экраны и разделы объединены общими правилами перехода и единой стилистикой. Справочники и карточки открываются в отдельных окнах. В табличных списках обязательны инструменты поиска, сортировки, обновления и вызова контекстных операций. Любое изменение данных должно сопровождаться запросом на подтверждение. При смене статуса документа автоматически формируется запись в журнале действий.</w:t>
       </w:r>
     </w:p>
     <w:p>
       <w:pPr>
         <w:pStyle w:val="23"/>
       </w:pPr>
-      <w:bookmarkStart w:id="35" w:name="_Toc227917902"/>
-      <w:r>
-        <w:t>3.3.2 Требования к структуре и навигации</w:t>
+      <w:bookmarkStart w:id="35" w:name="_Toc227917903"/>
+      <w:r>
+        <w:t>3.3.3 Требования к оформлению и дизайну</w:t>
       </w:r>
       <w:bookmarkEnd w:id="35"/>
-    </w:p>
-    <w:p>
-      <w:pPr>
-        <w:pStyle w:val="a6"/>
-      </w:pPr>
-      <w:r>
-        <w:t>Построение приложения — модульное. Все экраны и разделы объединены общими правилами перехода и единой стилистикой. Справочники и карточки открываются в отдельных окнах. В табличных списках обязательны инструменты поиска, сортировки, обновления и вызова контекстных операций. Любое изменение данных должно сопровождаться запросом на подтверждение. При смене статуса документа автоматически формируется запись в журнале действий.</w:t>
-      </w:r>
-    </w:p>
-    <w:p>
-      <w:pPr>
-        <w:pStyle w:val="23"/>
-      </w:pPr>
-      <w:bookmarkStart w:id="36" w:name="_Toc227917903"/>
-      <w:r>
-        <w:t>3.3.3 Требования к оформлению и дизайну</w:t>
-      </w:r>
-      <w:bookmarkEnd w:id="36"/>
     </w:p>
     <w:p>
       <w:pPr>
@@ -8086,8 +8084,8 @@
       <w:pPr>
         <w:pStyle w:val="1"/>
       </w:pPr>
-      <w:bookmarkStart w:id="37" w:name="_Toc209615058"/>
-      <w:bookmarkStart w:id="38" w:name="_Toc227917904"/>
+      <w:bookmarkStart w:id="36" w:name="_Toc209615058"/>
+      <w:bookmarkStart w:id="37" w:name="_Toc227917904"/>
       <w:r>
         <w:lastRenderedPageBreak/>
         <w:t>Состав</w:t>
@@ -8146,8 +8144,8 @@
       <w:r>
         <w:t>приложения</w:t>
       </w:r>
+      <w:bookmarkEnd w:id="36"/>
       <w:bookmarkEnd w:id="37"/>
-      <w:bookmarkEnd w:id="38"/>
     </w:p>
     <w:p>
       <w:pPr>
@@ -8422,6 +8420,8 @@
             <w:pPr>
               <w:ind w:firstLine="435"/>
             </w:pPr>
+            <w:bookmarkStart w:id="38" w:name="_GoBack"/>
+            <w:bookmarkEnd w:id="38"/>
             <w:r>
               <w:t>1</w:t>
             </w:r>
@@ -8436,21 +8436,13 @@
               <w:bottom w:val="single" w:sz="4" w:space="0" w:color="000000"/>
               <w:right w:val="single" w:sz="4" w:space="0" w:color="000000"/>
             </w:tcBorders>
-            <w:vAlign w:val="center"/>
           </w:tcPr>
           <w:p>
             <w:pPr>
-              <w:ind w:left="284" w:firstLine="425"/>
-              <w:jc w:val="left"/>
-              <w:rPr>
-                <w:szCs w:val="28"/>
-              </w:rPr>
+              <w:ind w:left="142" w:right="180" w:firstLine="0"/>
             </w:pPr>
             <w:r>
-              <w:rPr>
-                <w:szCs w:val="28"/>
-              </w:rPr>
-              <w:t>Проектирование и разработка информационной системы для компании. Анализ и проектирование требований, бизнес-процессов</w:t>
+              <w:t>Анализ предметной области</w:t>
             </w:r>
           </w:p>
         </w:tc>
@@ -8463,14 +8455,10 @@
               <w:bottom w:val="single" w:sz="4" w:space="0" w:color="000000"/>
               <w:right w:val="single" w:sz="4" w:space="0" w:color="000000"/>
             </w:tcBorders>
-            <w:vAlign w:val="center"/>
           </w:tcPr>
           <w:p>
-            <w:pPr>
-              <w:jc w:val="center"/>
-            </w:pPr>
-            <w:r>
-              <w:t>12</w:t>
+            <w:r>
+              <w:t>6</w:t>
             </w:r>
           </w:p>
         </w:tc>
@@ -8511,10 +8499,10 @@
           </w:tcPr>
           <w:p>
             <w:pPr>
-              <w:ind w:left="284" w:right="180" w:firstLine="425"/>
+              <w:ind w:left="142" w:right="180" w:firstLine="0"/>
             </w:pPr>
             <w:r>
-              <w:t>Проектирование и разработка информационной системы для компании. Проектирование реляционного хранилища данных</w:t>
+              <w:t>Разработка и анализ требований к программной среде</w:t>
             </w:r>
           </w:p>
         </w:tc>
@@ -8527,14 +8515,10 @@
               <w:bottom w:val="single" w:sz="4" w:space="0" w:color="000000"/>
               <w:right w:val="single" w:sz="4" w:space="0" w:color="000000"/>
             </w:tcBorders>
-            <w:vAlign w:val="center"/>
           </w:tcPr>
           <w:p>
-            <w:pPr>
-              <w:jc w:val="center"/>
-            </w:pPr>
-            <w:r>
-              <w:t>12</w:t>
+            <w:r>
+              <w:t>6</w:t>
             </w:r>
           </w:p>
         </w:tc>
@@ -8575,10 +8559,10 @@
           </w:tcPr>
           <w:p>
             <w:pPr>
-              <w:ind w:left="284" w:right="180" w:firstLine="425"/>
+              <w:ind w:left="142" w:right="180" w:firstLine="0"/>
             </w:pPr>
             <w:r>
-              <w:t>Проектирование и разработка информационной системы для компании. Разработка баз данных, объектов баз данных и импорт</w:t>
+              <w:t>Разработка технического задания</w:t>
             </w:r>
           </w:p>
         </w:tc>
@@ -8591,14 +8575,10 @@
               <w:bottom w:val="single" w:sz="4" w:space="0" w:color="000000"/>
               <w:right w:val="single" w:sz="4" w:space="0" w:color="000000"/>
             </w:tcBorders>
-            <w:vAlign w:val="center"/>
           </w:tcPr>
           <w:p>
-            <w:pPr>
-              <w:jc w:val="center"/>
-            </w:pPr>
-            <w:r>
-              <w:t>12</w:t>
+            <w:r>
+              <w:t>6</w:t>
             </w:r>
           </w:p>
         </w:tc>
@@ -8639,18 +8619,10 @@
           </w:tcPr>
           <w:p>
             <w:pPr>
-              <w:ind w:left="284" w:right="180" w:firstLine="425"/>
+              <w:ind w:left="142" w:right="180" w:firstLine="0"/>
             </w:pPr>
             <w:r>
-              <w:t xml:space="preserve">Проектирование и разработка информационной системы для компании. Разработка </w:t>
-            </w:r>
-            <w:proofErr w:type="spellStart"/>
-            <w:r>
-              <w:t>desktop</w:t>
-            </w:r>
-            <w:proofErr w:type="spellEnd"/>
-            <w:r>
-              <w:t>-приложений</w:t>
+              <w:t>Выделение входных и выходных данных системы</w:t>
             </w:r>
           </w:p>
         </w:tc>
@@ -8663,14 +8635,10 @@
               <w:bottom w:val="single" w:sz="4" w:space="0" w:color="000000"/>
               <w:right w:val="single" w:sz="4" w:space="0" w:color="000000"/>
             </w:tcBorders>
-            <w:vAlign w:val="center"/>
           </w:tcPr>
           <w:p>
-            <w:pPr>
-              <w:jc w:val="center"/>
-            </w:pPr>
-            <w:r>
-              <w:t>12</w:t>
+            <w:r>
+              <w:t>6</w:t>
             </w:r>
           </w:p>
         </w:tc>
@@ -8711,10 +8679,10 @@
           </w:tcPr>
           <w:p>
             <w:pPr>
-              <w:ind w:left="284" w:right="180" w:firstLine="425"/>
+              <w:ind w:left="142" w:right="180" w:firstLine="0"/>
             </w:pPr>
             <w:r>
-              <w:t>Проектирование и разработка информационной системы для компании. Разработка приложений для мобильных платформ</w:t>
+              <w:t>Визуальное моделирование предметной области, определение ассоциаций модели</w:t>
             </w:r>
           </w:p>
         </w:tc>
@@ -8727,14 +8695,10 @@
               <w:bottom w:val="single" w:sz="4" w:space="0" w:color="000000"/>
               <w:right w:val="single" w:sz="4" w:space="0" w:color="000000"/>
             </w:tcBorders>
-            <w:vAlign w:val="center"/>
           </w:tcPr>
           <w:p>
-            <w:pPr>
-              <w:jc w:val="center"/>
-            </w:pPr>
-            <w:r>
-              <w:t>10</w:t>
+            <w:r>
+              <w:t>6</w:t>
             </w:r>
           </w:p>
         </w:tc>
@@ -8775,10 +8739,10 @@
           </w:tcPr>
           <w:p>
             <w:pPr>
-              <w:ind w:left="284" w:right="180" w:firstLine="425"/>
+              <w:ind w:left="142" w:right="180" w:firstLine="0"/>
             </w:pPr>
             <w:r>
-              <w:t>Проектирование и разработка информационной системы для компании. Создание инсталляторов</w:t>
+              <w:t>Методы выявления требований к ПО</w:t>
             </w:r>
           </w:p>
         </w:tc>
@@ -8791,14 +8755,10 @@
               <w:bottom w:val="single" w:sz="4" w:space="0" w:color="000000"/>
               <w:right w:val="single" w:sz="4" w:space="0" w:color="000000"/>
             </w:tcBorders>
-            <w:vAlign w:val="center"/>
           </w:tcPr>
           <w:p>
-            <w:pPr>
-              <w:jc w:val="center"/>
-            </w:pPr>
-            <w:r>
-              <w:t>12</w:t>
+            <w:r>
+              <w:t>6</w:t>
             </w:r>
           </w:p>
         </w:tc>
@@ -8839,14 +8799,10 @@
           </w:tcPr>
           <w:p>
             <w:pPr>
-              <w:ind w:left="284" w:right="180" w:firstLine="425"/>
+              <w:ind w:left="142" w:right="180" w:firstLine="0"/>
             </w:pPr>
             <w:r>
-              <w:t xml:space="preserve">Проектирование и разработка информационной системы для компании. </w:t>
-            </w:r>
-            <w:r>
-              <w:lastRenderedPageBreak/>
-              <w:t>Тестирование программных решений</w:t>
+              <w:t xml:space="preserve">Разработка модулей проекта и их элементов </w:t>
             </w:r>
           </w:p>
         </w:tc>
@@ -8859,15 +8815,10 @@
               <w:bottom w:val="single" w:sz="4" w:space="0" w:color="000000"/>
               <w:right w:val="single" w:sz="4" w:space="0" w:color="000000"/>
             </w:tcBorders>
-            <w:vAlign w:val="center"/>
           </w:tcPr>
           <w:p>
-            <w:pPr>
-              <w:jc w:val="center"/>
-            </w:pPr>
-            <w:r>
-              <w:lastRenderedPageBreak/>
-              <w:t>12</w:t>
+            <w:r>
+              <w:t>6</w:t>
             </w:r>
           </w:p>
         </w:tc>
@@ -8908,10 +8859,10 @@
           </w:tcPr>
           <w:p>
             <w:pPr>
-              <w:ind w:left="284" w:right="180" w:firstLine="425"/>
+              <w:ind w:left="142" w:right="180" w:firstLine="0"/>
             </w:pPr>
             <w:r>
-              <w:t>Проектирование и разработка информационной системы для компании. Документирование программных решений</w:t>
+              <w:t xml:space="preserve">Модификация модулей проекта </w:t>
             </w:r>
           </w:p>
         </w:tc>
@@ -8924,14 +8875,10 @@
               <w:bottom w:val="single" w:sz="4" w:space="0" w:color="000000"/>
               <w:right w:val="single" w:sz="4" w:space="0" w:color="000000"/>
             </w:tcBorders>
-            <w:vAlign w:val="center"/>
           </w:tcPr>
           <w:p>
-            <w:pPr>
-              <w:jc w:val="center"/>
-            </w:pPr>
-            <w:r>
-              <w:t>12</w:t>
+            <w:r>
+              <w:t>6</w:t>
             </w:r>
           </w:p>
         </w:tc>
@@ -8972,10 +8919,10 @@
           </w:tcPr>
           <w:p>
             <w:pPr>
-              <w:ind w:left="284" w:right="180" w:firstLine="425"/>
+              <w:ind w:left="142" w:right="180" w:firstLine="0"/>
             </w:pPr>
             <w:r>
-              <w:t>Проектирование и разработка информационной системы для компании. Общий профессионализм решения</w:t>
+              <w:t>Отладка модулей программного проекта. Организация обработки исключений</w:t>
             </w:r>
           </w:p>
         </w:tc>
@@ -8988,14 +8935,130 @@
               <w:bottom w:val="single" w:sz="4" w:space="0" w:color="000000"/>
               <w:right w:val="single" w:sz="4" w:space="0" w:color="000000"/>
             </w:tcBorders>
+          </w:tcPr>
+          <w:p>
+            <w:r>
+              <w:t>6</w:t>
+            </w:r>
+          </w:p>
+        </w:tc>
+      </w:tr>
+      <w:tr>
+        <w:trPr>
+          <w:trHeight w:val="724"/>
+        </w:trPr>
+        <w:tc>
+          <w:tcPr>
+            <w:tcW w:w="1144" w:type="dxa"/>
+            <w:tcBorders>
+              <w:top w:val="single" w:sz="4" w:space="0" w:color="000000"/>
+              <w:left w:val="single" w:sz="4" w:space="0" w:color="000000"/>
+              <w:bottom w:val="single" w:sz="4" w:space="0" w:color="000000"/>
+              <w:right w:val="single" w:sz="4" w:space="0" w:color="000000"/>
+            </w:tcBorders>
             <w:vAlign w:val="center"/>
           </w:tcPr>
           <w:p>
             <w:pPr>
-              <w:jc w:val="center"/>
+              <w:ind w:firstLine="435"/>
             </w:pPr>
             <w:r>
-              <w:t>12</w:t>
+              <w:t>10</w:t>
+            </w:r>
+          </w:p>
+        </w:tc>
+        <w:tc>
+          <w:tcPr>
+            <w:tcW w:w="6417" w:type="dxa"/>
+            <w:tcBorders>
+              <w:top w:val="single" w:sz="4" w:space="0" w:color="000000"/>
+              <w:left w:val="single" w:sz="4" w:space="0" w:color="000000"/>
+              <w:bottom w:val="single" w:sz="4" w:space="0" w:color="000000"/>
+              <w:right w:val="single" w:sz="4" w:space="0" w:color="000000"/>
+            </w:tcBorders>
+          </w:tcPr>
+          <w:p>
+            <w:pPr>
+              <w:ind w:left="142" w:right="180" w:firstLine="0"/>
+            </w:pPr>
+            <w:r>
+              <w:t>Отладка проекта. Инспекция кода модулей проекта</w:t>
+            </w:r>
+          </w:p>
+        </w:tc>
+        <w:tc>
+          <w:tcPr>
+            <w:tcW w:w="1903" w:type="dxa"/>
+            <w:tcBorders>
+              <w:top w:val="single" w:sz="4" w:space="0" w:color="000000"/>
+              <w:left w:val="single" w:sz="4" w:space="0" w:color="000000"/>
+              <w:bottom w:val="single" w:sz="4" w:space="0" w:color="000000"/>
+              <w:right w:val="single" w:sz="4" w:space="0" w:color="000000"/>
+            </w:tcBorders>
+          </w:tcPr>
+          <w:p>
+            <w:r>
+              <w:t>8</w:t>
+            </w:r>
+          </w:p>
+        </w:tc>
+      </w:tr>
+      <w:tr>
+        <w:trPr>
+          <w:trHeight w:val="724"/>
+        </w:trPr>
+        <w:tc>
+          <w:tcPr>
+            <w:tcW w:w="1144" w:type="dxa"/>
+            <w:tcBorders>
+              <w:top w:val="single" w:sz="4" w:space="0" w:color="000000"/>
+              <w:left w:val="single" w:sz="4" w:space="0" w:color="000000"/>
+              <w:bottom w:val="single" w:sz="4" w:space="0" w:color="000000"/>
+              <w:right w:val="single" w:sz="4" w:space="0" w:color="000000"/>
+            </w:tcBorders>
+            <w:vAlign w:val="center"/>
+          </w:tcPr>
+          <w:p>
+            <w:pPr>
+              <w:ind w:firstLine="435"/>
+            </w:pPr>
+            <w:r>
+              <w:t>11</w:t>
+            </w:r>
+          </w:p>
+        </w:tc>
+        <w:tc>
+          <w:tcPr>
+            <w:tcW w:w="6417" w:type="dxa"/>
+            <w:tcBorders>
+              <w:top w:val="single" w:sz="4" w:space="0" w:color="000000"/>
+              <w:left w:val="single" w:sz="4" w:space="0" w:color="000000"/>
+              <w:bottom w:val="single" w:sz="4" w:space="0" w:color="000000"/>
+              <w:right w:val="single" w:sz="4" w:space="0" w:color="000000"/>
+            </w:tcBorders>
+          </w:tcPr>
+          <w:p>
+            <w:pPr>
+              <w:ind w:left="142" w:right="180" w:firstLine="0"/>
+            </w:pPr>
+            <w:r>
+              <w:t>Тестирование программных решений</w:t>
+            </w:r>
+          </w:p>
+        </w:tc>
+        <w:tc>
+          <w:tcPr>
+            <w:tcW w:w="1903" w:type="dxa"/>
+            <w:tcBorders>
+              <w:top w:val="single" w:sz="4" w:space="0" w:color="000000"/>
+              <w:left w:val="single" w:sz="4" w:space="0" w:color="000000"/>
+              <w:bottom w:val="single" w:sz="4" w:space="0" w:color="000000"/>
+              <w:right w:val="single" w:sz="4" w:space="0" w:color="000000"/>
+            </w:tcBorders>
+          </w:tcPr>
+          <w:p>
+            <w:r>
+              <w:t>8</w:t>
             </w:r>
           </w:p>
         </w:tc>
@@ -9497,7 +9560,7 @@
           <w:rPr>
             <w:noProof/>
           </w:rPr>
-          <w:t>21</w:t>
+          <w:t>22</w:t>
         </w:r>
         <w:r>
           <w:fldChar w:fldCharType="end"/>

--- a/ТЗ.docx
+++ b/ТЗ.docx
@@ -681,7 +681,7 @@
         <w:rPr>
           <w:sz w:val="24"/>
         </w:rPr>
-        <w:t>26</w:t>
+        <w:t>25</w:t>
       </w:r>
       <w:r>
         <w:rPr>
@@ -917,19 +917,25 @@
       <w:r>
         <w:rPr>
           <w:sz w:val="28"/>
+          <w:szCs w:val="28"/>
         </w:rPr>
         <w:fldChar w:fldCharType="begin"/>
       </w:r>
       <w:r>
-        <w:instrText>TOC \h \z \u \o "1-2"</w:instrText>
-      </w:r>
-      <w:r>
         <w:rPr>
           <w:sz w:val="28"/>
+          <w:szCs w:val="28"/>
+        </w:rPr>
+        <w:instrText xml:space="preserve"> TOC \o "1-8" \h \z \u </w:instrText>
+      </w:r>
+      <w:r>
+        <w:rPr>
+          <w:sz w:val="28"/>
+          <w:szCs w:val="28"/>
         </w:rPr>
         <w:fldChar w:fldCharType="separate"/>
       </w:r>
-      <w:hyperlink w:anchor="_Toc227917875" w:history="1">
+      <w:hyperlink w:anchor="_Toc228335494" w:history="1">
         <w:r>
           <w:rPr>
             <w:rStyle w:val="af"/>
@@ -1002,7 +1008,7 @@
             <w:sz w:val="28"/>
             <w:szCs w:val="28"/>
           </w:rPr>
-          <w:instrText xml:space="preserve"> PAGEREF _Toc227917875 \h </w:instrText>
+          <w:instrText xml:space="preserve"> PAGEREF _Toc228335494 \h </w:instrText>
         </w:r>
         <w:r>
           <w:rPr>
@@ -1055,7 +1061,7 @@
           <w:szCs w:val="28"/>
         </w:rPr>
       </w:pPr>
-      <w:hyperlink w:anchor="_Toc227917876" w:history="1">
+      <w:hyperlink w:anchor="_Toc228335495" w:history="1">
         <w:r>
           <w:rPr>
             <w:rStyle w:val="af"/>
@@ -1128,7 +1134,7 @@
             <w:sz w:val="28"/>
             <w:szCs w:val="28"/>
           </w:rPr>
-          <w:instrText xml:space="preserve"> PAGEREF _Toc227917876 \h </w:instrText>
+          <w:instrText xml:space="preserve"> PAGEREF _Toc228335495 \h </w:instrText>
         </w:r>
         <w:r>
           <w:rPr>
@@ -1173,7 +1179,6 @@
         <w:tabs>
           <w:tab w:val="right" w:leader="dot" w:pos="9349"/>
         </w:tabs>
-        <w:ind w:left="1122"/>
         <w:rPr>
           <w:rFonts w:asciiTheme="minorHAnsi" w:eastAsiaTheme="minorEastAsia" w:hAnsiTheme="minorHAnsi" w:cstheme="minorBidi"/>
           <w:noProof/>
@@ -1182,7 +1187,7 @@
           <w:szCs w:val="28"/>
         </w:rPr>
       </w:pPr>
-      <w:hyperlink w:anchor="_Toc227917877" w:history="1">
+      <w:hyperlink w:anchor="_Toc228335496" w:history="1">
         <w:r>
           <w:rPr>
             <w:rStyle w:val="af"/>
@@ -1217,7 +1222,7 @@
             <w:sz w:val="28"/>
             <w:szCs w:val="28"/>
           </w:rPr>
-          <w:instrText xml:space="preserve"> PAGEREF _Toc227917877 \h </w:instrText>
+          <w:instrText xml:space="preserve"> PAGEREF _Toc228335496 \h </w:instrText>
         </w:r>
         <w:r>
           <w:rPr>
@@ -1262,7 +1267,6 @@
         <w:tabs>
           <w:tab w:val="right" w:leader="dot" w:pos="9349"/>
         </w:tabs>
-        <w:ind w:left="1122"/>
         <w:rPr>
           <w:rFonts w:asciiTheme="minorHAnsi" w:eastAsiaTheme="minorEastAsia" w:hAnsiTheme="minorHAnsi" w:cstheme="minorBidi"/>
           <w:noProof/>
@@ -1271,7 +1275,7 @@
           <w:szCs w:val="28"/>
         </w:rPr>
       </w:pPr>
-      <w:hyperlink w:anchor="_Toc227917878" w:history="1">
+      <w:hyperlink w:anchor="_Toc228335497" w:history="1">
         <w:r>
           <w:rPr>
             <w:rStyle w:val="af"/>
@@ -1363,7 +1367,7 @@
             <w:sz w:val="28"/>
             <w:szCs w:val="28"/>
           </w:rPr>
-          <w:instrText xml:space="preserve"> PAGEREF _Toc227917878 \h </w:instrText>
+          <w:instrText xml:space="preserve"> PAGEREF _Toc228335497 \h </w:instrText>
         </w:r>
         <w:r>
           <w:rPr>
@@ -1408,7 +1412,6 @@
         <w:tabs>
           <w:tab w:val="right" w:leader="dot" w:pos="9349"/>
         </w:tabs>
-        <w:ind w:left="1122"/>
         <w:rPr>
           <w:rFonts w:asciiTheme="minorHAnsi" w:eastAsiaTheme="minorEastAsia" w:hAnsiTheme="minorHAnsi" w:cstheme="minorBidi"/>
           <w:noProof/>
@@ -1417,7 +1420,7 @@
           <w:szCs w:val="28"/>
         </w:rPr>
       </w:pPr>
-      <w:hyperlink w:anchor="_Toc227917879" w:history="1">
+      <w:hyperlink w:anchor="_Toc228335498" w:history="1">
         <w:r>
           <w:rPr>
             <w:rStyle w:val="af"/>
@@ -1509,7 +1512,7 @@
             <w:sz w:val="28"/>
             <w:szCs w:val="28"/>
           </w:rPr>
-          <w:instrText xml:space="preserve"> PAGEREF _Toc227917879 \h </w:instrText>
+          <w:instrText xml:space="preserve"> PAGEREF _Toc228335498 \h </w:instrText>
         </w:r>
         <w:r>
           <w:rPr>
@@ -1554,7 +1557,6 @@
         <w:tabs>
           <w:tab w:val="right" w:leader="dot" w:pos="9349"/>
         </w:tabs>
-        <w:ind w:left="1122"/>
         <w:rPr>
           <w:rFonts w:asciiTheme="minorHAnsi" w:eastAsiaTheme="minorEastAsia" w:hAnsiTheme="minorHAnsi" w:cstheme="minorBidi"/>
           <w:noProof/>
@@ -1563,7 +1565,7 @@
           <w:szCs w:val="28"/>
         </w:rPr>
       </w:pPr>
-      <w:hyperlink w:anchor="_Toc227917880" w:history="1">
+      <w:hyperlink w:anchor="_Toc228335499" w:history="1">
         <w:r>
           <w:rPr>
             <w:rStyle w:val="af"/>
@@ -1571,25 +1573,7 @@
             <w:sz w:val="28"/>
             <w:szCs w:val="28"/>
           </w:rPr>
-          <w:t>1.4 Основа</w:t>
-        </w:r>
-        <w:r>
-          <w:rPr>
-            <w:rStyle w:val="af"/>
-            <w:noProof/>
-            <w:sz w:val="28"/>
-            <w:szCs w:val="28"/>
-          </w:rPr>
-          <w:t>н</w:t>
-        </w:r>
-        <w:r>
-          <w:rPr>
-            <w:rStyle w:val="af"/>
-            <w:noProof/>
-            <w:sz w:val="28"/>
-            <w:szCs w:val="28"/>
-          </w:rPr>
-          <w:t>ие для разработки приложения для управления финансами</w:t>
+          <w:t>1.4 Основание для разработки приложения для электронного документооборота</w:t>
         </w:r>
         <w:r>
           <w:rPr>
@@ -1616,7 +1600,7 @@
             <w:sz w:val="28"/>
             <w:szCs w:val="28"/>
           </w:rPr>
-          <w:instrText xml:space="preserve"> PAGEREF _Toc227917880 \h </w:instrText>
+          <w:instrText xml:space="preserve"> PAGEREF _Toc228335499 \h </w:instrText>
         </w:r>
         <w:r>
           <w:rPr>
@@ -1661,7 +1645,6 @@
         <w:tabs>
           <w:tab w:val="right" w:leader="dot" w:pos="9349"/>
         </w:tabs>
-        <w:ind w:left="1122"/>
         <w:rPr>
           <w:rFonts w:asciiTheme="minorHAnsi" w:eastAsiaTheme="minorEastAsia" w:hAnsiTheme="minorHAnsi" w:cstheme="minorBidi"/>
           <w:noProof/>
@@ -1670,7 +1653,7 @@
           <w:szCs w:val="28"/>
         </w:rPr>
       </w:pPr>
-      <w:hyperlink w:anchor="_Toc227917881" w:history="1">
+      <w:hyperlink w:anchor="_Toc228335500" w:history="1">
         <w:r>
           <w:rPr>
             <w:rStyle w:val="af"/>
@@ -1705,7 +1688,7 @@
             <w:sz w:val="28"/>
             <w:szCs w:val="28"/>
           </w:rPr>
-          <w:instrText xml:space="preserve"> PAGEREF _Toc227917881 \h </w:instrText>
+          <w:instrText xml:space="preserve"> PAGEREF _Toc228335500 \h </w:instrText>
         </w:r>
         <w:r>
           <w:rPr>
@@ -1750,7 +1733,6 @@
         <w:tabs>
           <w:tab w:val="right" w:leader="dot" w:pos="9349"/>
         </w:tabs>
-        <w:ind w:left="1122"/>
         <w:rPr>
           <w:rFonts w:asciiTheme="minorHAnsi" w:eastAsiaTheme="minorEastAsia" w:hAnsiTheme="minorHAnsi" w:cstheme="minorBidi"/>
           <w:noProof/>
@@ -1759,7 +1741,7 @@
           <w:szCs w:val="28"/>
         </w:rPr>
       </w:pPr>
-      <w:hyperlink w:anchor="_Toc227917882" w:history="1">
+      <w:hyperlink w:anchor="_Toc228335501" w:history="1">
         <w:r>
           <w:rPr>
             <w:rStyle w:val="af"/>
@@ -1794,7 +1776,7 @@
             <w:sz w:val="28"/>
             <w:szCs w:val="28"/>
           </w:rPr>
-          <w:instrText xml:space="preserve"> PAGEREF _Toc227917882 \h </w:instrText>
+          <w:instrText xml:space="preserve"> PAGEREF _Toc228335501 \h </w:instrText>
         </w:r>
         <w:r>
           <w:rPr>
@@ -1820,7 +1802,7 @@
             <w:sz w:val="28"/>
             <w:szCs w:val="28"/>
           </w:rPr>
-          <w:t>9</w:t>
+          <w:t>8</w:t>
         </w:r>
         <w:r>
           <w:rPr>
@@ -1847,7 +1829,7 @@
           <w:szCs w:val="28"/>
         </w:rPr>
       </w:pPr>
-      <w:hyperlink w:anchor="_Toc227917883" w:history="1">
+      <w:hyperlink w:anchor="_Toc228335502" w:history="1">
         <w:r>
           <w:rPr>
             <w:rStyle w:val="af"/>
@@ -1901,7 +1883,7 @@
             <w:sz w:val="28"/>
             <w:szCs w:val="28"/>
           </w:rPr>
-          <w:instrText xml:space="preserve"> PAGEREF _Toc227917883 \h </w:instrText>
+          <w:instrText xml:space="preserve"> PAGEREF _Toc228335502 \h </w:instrText>
         </w:r>
         <w:r>
           <w:rPr>
@@ -1946,7 +1928,6 @@
         <w:tabs>
           <w:tab w:val="right" w:leader="dot" w:pos="9349"/>
         </w:tabs>
-        <w:ind w:left="1122"/>
         <w:rPr>
           <w:rFonts w:asciiTheme="minorHAnsi" w:eastAsiaTheme="minorEastAsia" w:hAnsiTheme="minorHAnsi" w:cstheme="minorBidi"/>
           <w:noProof/>
@@ -1955,7 +1936,7 @@
           <w:szCs w:val="28"/>
         </w:rPr>
       </w:pPr>
-      <w:hyperlink w:anchor="_Toc227917884" w:history="1">
+      <w:hyperlink w:anchor="_Toc228335503" w:history="1">
         <w:r>
           <w:rPr>
             <w:rStyle w:val="af"/>
@@ -1990,7 +1971,7 @@
             <w:sz w:val="28"/>
             <w:szCs w:val="28"/>
           </w:rPr>
-          <w:instrText xml:space="preserve"> PAGEREF _Toc227917884 \h </w:instrText>
+          <w:instrText xml:space="preserve"> PAGEREF _Toc228335503 \h </w:instrText>
         </w:r>
         <w:r>
           <w:rPr>
@@ -2035,7 +2016,6 @@
         <w:tabs>
           <w:tab w:val="right" w:leader="dot" w:pos="9349"/>
         </w:tabs>
-        <w:ind w:left="1122"/>
         <w:rPr>
           <w:rFonts w:asciiTheme="minorHAnsi" w:eastAsiaTheme="minorEastAsia" w:hAnsiTheme="minorHAnsi" w:cstheme="minorBidi"/>
           <w:noProof/>
@@ -2044,7 +2024,7 @@
           <w:szCs w:val="28"/>
         </w:rPr>
       </w:pPr>
-      <w:hyperlink w:anchor="_Toc227917885" w:history="1">
+      <w:hyperlink w:anchor="_Toc228335504" w:history="1">
         <w:r>
           <w:rPr>
             <w:rStyle w:val="af"/>
@@ -2079,7 +2059,7 @@
             <w:sz w:val="28"/>
             <w:szCs w:val="28"/>
           </w:rPr>
-          <w:instrText xml:space="preserve"> PAGEREF _Toc227917885 \h </w:instrText>
+          <w:instrText xml:space="preserve"> PAGEREF _Toc228335504 \h </w:instrText>
         </w:r>
         <w:r>
           <w:rPr>
@@ -2120,11 +2100,166 @@
     </w:p>
     <w:p>
       <w:pPr>
-        <w:pStyle w:val="21"/>
+        <w:pStyle w:val="33"/>
         <w:tabs>
           <w:tab w:val="right" w:leader="dot" w:pos="9349"/>
         </w:tabs>
-        <w:ind w:left="1122"/>
+        <w:ind w:firstLine="149"/>
+        <w:rPr>
+          <w:noProof/>
+          <w:szCs w:val="28"/>
+        </w:rPr>
+      </w:pPr>
+      <w:hyperlink w:anchor="_Toc228335505" w:history="1">
+        <w:r>
+          <w:rPr>
+            <w:rStyle w:val="af"/>
+            <w:noProof/>
+            <w:szCs w:val="28"/>
+          </w:rPr>
+          <w:t>2.2.1 Основные цели</w:t>
+        </w:r>
+        <w:r>
+          <w:rPr>
+            <w:noProof/>
+            <w:webHidden/>
+            <w:szCs w:val="28"/>
+          </w:rPr>
+          <w:tab/>
+        </w:r>
+        <w:r>
+          <w:rPr>
+            <w:noProof/>
+            <w:webHidden/>
+            <w:szCs w:val="28"/>
+          </w:rPr>
+          <w:fldChar w:fldCharType="begin"/>
+        </w:r>
+        <w:r>
+          <w:rPr>
+            <w:noProof/>
+            <w:webHidden/>
+            <w:szCs w:val="28"/>
+          </w:rPr>
+          <w:instrText xml:space="preserve"> PAGEREF _Toc228335505 \h </w:instrText>
+        </w:r>
+        <w:r>
+          <w:rPr>
+            <w:noProof/>
+            <w:webHidden/>
+            <w:szCs w:val="28"/>
+          </w:rPr>
+        </w:r>
+        <w:r>
+          <w:rPr>
+            <w:noProof/>
+            <w:webHidden/>
+            <w:szCs w:val="28"/>
+          </w:rPr>
+          <w:fldChar w:fldCharType="separate"/>
+        </w:r>
+        <w:r>
+          <w:rPr>
+            <w:noProof/>
+            <w:webHidden/>
+            <w:szCs w:val="28"/>
+          </w:rPr>
+          <w:t>10</w:t>
+        </w:r>
+        <w:r>
+          <w:rPr>
+            <w:noProof/>
+            <w:webHidden/>
+            <w:szCs w:val="28"/>
+          </w:rPr>
+          <w:fldChar w:fldCharType="end"/>
+        </w:r>
+      </w:hyperlink>
+    </w:p>
+    <w:p>
+      <w:pPr>
+        <w:pStyle w:val="33"/>
+        <w:tabs>
+          <w:tab w:val="right" w:leader="dot" w:pos="9349"/>
+        </w:tabs>
+        <w:ind w:firstLine="149"/>
+        <w:rPr>
+          <w:noProof/>
+          <w:szCs w:val="28"/>
+        </w:rPr>
+      </w:pPr>
+      <w:hyperlink w:anchor="_Toc228335506" w:history="1">
+        <w:r>
+          <w:rPr>
+            <w:rStyle w:val="af"/>
+            <w:noProof/>
+            <w:szCs w:val="28"/>
+          </w:rPr>
+          <w:t>2.2.2 Целевая аудитория</w:t>
+        </w:r>
+        <w:r>
+          <w:rPr>
+            <w:noProof/>
+            <w:webHidden/>
+            <w:szCs w:val="28"/>
+          </w:rPr>
+          <w:tab/>
+        </w:r>
+        <w:r>
+          <w:rPr>
+            <w:noProof/>
+            <w:webHidden/>
+            <w:szCs w:val="28"/>
+          </w:rPr>
+          <w:fldChar w:fldCharType="begin"/>
+        </w:r>
+        <w:r>
+          <w:rPr>
+            <w:noProof/>
+            <w:webHidden/>
+            <w:szCs w:val="28"/>
+          </w:rPr>
+          <w:instrText xml:space="preserve"> PAGEREF _Toc228335506 \h </w:instrText>
+        </w:r>
+        <w:r>
+          <w:rPr>
+            <w:noProof/>
+            <w:webHidden/>
+            <w:szCs w:val="28"/>
+          </w:rPr>
+        </w:r>
+        <w:r>
+          <w:rPr>
+            <w:noProof/>
+            <w:webHidden/>
+            <w:szCs w:val="28"/>
+          </w:rPr>
+          <w:fldChar w:fldCharType="separate"/>
+        </w:r>
+        <w:r>
+          <w:rPr>
+            <w:noProof/>
+            <w:webHidden/>
+            <w:szCs w:val="28"/>
+          </w:rPr>
+          <w:t>11</w:t>
+        </w:r>
+        <w:r>
+          <w:rPr>
+            <w:noProof/>
+            <w:webHidden/>
+            <w:szCs w:val="28"/>
+          </w:rPr>
+          <w:fldChar w:fldCharType="end"/>
+        </w:r>
+      </w:hyperlink>
+    </w:p>
+    <w:p>
+      <w:pPr>
+        <w:pStyle w:val="15"/>
+        <w:tabs>
+          <w:tab w:val="right" w:leader="dot" w:pos="9349"/>
+        </w:tabs>
         <w:rPr>
           <w:rFonts w:asciiTheme="minorHAnsi" w:eastAsiaTheme="minorEastAsia" w:hAnsiTheme="minorHAnsi" w:cstheme="minorBidi"/>
           <w:noProof/>
@@ -2133,7 +2268,7 @@
           <w:szCs w:val="28"/>
         </w:rPr>
       </w:pPr>
-      <w:hyperlink w:anchor="_Toc227917886" w:history="1">
+      <w:hyperlink w:anchor="_Toc228335507" w:history="1">
         <w:r>
           <w:rPr>
             <w:rStyle w:val="af"/>
@@ -2141,12 +2276,13 @@
             <w:sz w:val="28"/>
             <w:szCs w:val="28"/>
           </w:rPr>
-          <w:t>2.2.1 Основные цели</w:t>
-        </w:r>
-        <w:r>
-          <w:rPr>
-            <w:noProof/>
-            <w:webHidden/>
+          <w:t>3.</w:t>
+        </w:r>
+        <w:r>
+          <w:rPr>
+            <w:rFonts w:asciiTheme="minorHAnsi" w:eastAsiaTheme="minorEastAsia" w:hAnsiTheme="minorHAnsi" w:cstheme="minorBidi"/>
+            <w:noProof/>
+            <w:color w:val="auto"/>
             <w:sz w:val="28"/>
             <w:szCs w:val="28"/>
           </w:rPr>
@@ -2154,6 +2290,24 @@
         </w:r>
         <w:r>
           <w:rPr>
+            <w:rStyle w:val="af"/>
+            <w:noProof/>
+            <w:sz w:val="28"/>
+            <w:szCs w:val="28"/>
+          </w:rPr>
+          <w:t>Требования к приложению</w:t>
+        </w:r>
+        <w:r>
+          <w:rPr>
+            <w:noProof/>
+            <w:webHidden/>
+            <w:sz w:val="28"/>
+            <w:szCs w:val="28"/>
+          </w:rPr>
+          <w:tab/>
+        </w:r>
+        <w:r>
+          <w:rPr>
             <w:noProof/>
             <w:webHidden/>
             <w:sz w:val="28"/>
@@ -2168,7 +2322,7 @@
             <w:sz w:val="28"/>
             <w:szCs w:val="28"/>
           </w:rPr>
-          <w:instrText xml:space="preserve"> PAGEREF _Toc227917886 \h </w:instrText>
+          <w:instrText xml:space="preserve"> PAGEREF _Toc228335507 \h </w:instrText>
         </w:r>
         <w:r>
           <w:rPr>
@@ -2194,7 +2348,7 @@
             <w:sz w:val="28"/>
             <w:szCs w:val="28"/>
           </w:rPr>
-          <w:t>10</w:t>
+          <w:t>12</w:t>
         </w:r>
         <w:r>
           <w:rPr>
@@ -2213,7 +2367,6 @@
         <w:tabs>
           <w:tab w:val="right" w:leader="dot" w:pos="9349"/>
         </w:tabs>
-        <w:ind w:left="1122"/>
         <w:rPr>
           <w:rFonts w:asciiTheme="minorHAnsi" w:eastAsiaTheme="minorEastAsia" w:hAnsiTheme="minorHAnsi" w:cstheme="minorBidi"/>
           <w:noProof/>
@@ -2222,7 +2375,7 @@
           <w:szCs w:val="28"/>
         </w:rPr>
       </w:pPr>
-      <w:hyperlink w:anchor="_Toc227917887" w:history="1">
+      <w:hyperlink w:anchor="_Toc228335508" w:history="1">
         <w:r>
           <w:rPr>
             <w:rStyle w:val="af"/>
@@ -2230,7 +2383,7 @@
             <w:sz w:val="28"/>
             <w:szCs w:val="28"/>
           </w:rPr>
-          <w:t>2.2.2 Целевая аудитория</w:t>
+          <w:t>3.1 Общие требования к программному продукту</w:t>
         </w:r>
         <w:r>
           <w:rPr>
@@ -2257,7 +2410,7 @@
             <w:sz w:val="28"/>
             <w:szCs w:val="28"/>
           </w:rPr>
-          <w:instrText xml:space="preserve"> PAGEREF _Toc227917887 \h </w:instrText>
+          <w:instrText xml:space="preserve"> PAGEREF _Toc228335508 \h </w:instrText>
         </w:r>
         <w:r>
           <w:rPr>
@@ -2283,7 +2436,7 @@
             <w:sz w:val="28"/>
             <w:szCs w:val="28"/>
           </w:rPr>
-          <w:t>11</w:t>
+          <w:t>12</w:t>
         </w:r>
         <w:r>
           <w:rPr>
@@ -2298,7 +2451,319 @@
     </w:p>
     <w:p>
       <w:pPr>
-        <w:pStyle w:val="15"/>
+        <w:pStyle w:val="33"/>
+        <w:tabs>
+          <w:tab w:val="right" w:leader="dot" w:pos="9349"/>
+        </w:tabs>
+        <w:ind w:firstLine="149"/>
+        <w:rPr>
+          <w:noProof/>
+          <w:szCs w:val="28"/>
+        </w:rPr>
+      </w:pPr>
+      <w:hyperlink w:anchor="_Toc228335509" w:history="1">
+        <w:r>
+          <w:rPr>
+            <w:rStyle w:val="af"/>
+            <w:noProof/>
+            <w:szCs w:val="28"/>
+          </w:rPr>
+          <w:t>3.1.1 Архитектурные и функциональные требования</w:t>
+        </w:r>
+        <w:r>
+          <w:rPr>
+            <w:noProof/>
+            <w:webHidden/>
+            <w:szCs w:val="28"/>
+          </w:rPr>
+          <w:tab/>
+        </w:r>
+        <w:r>
+          <w:rPr>
+            <w:noProof/>
+            <w:webHidden/>
+            <w:szCs w:val="28"/>
+          </w:rPr>
+          <w:fldChar w:fldCharType="begin"/>
+        </w:r>
+        <w:r>
+          <w:rPr>
+            <w:noProof/>
+            <w:webHidden/>
+            <w:szCs w:val="28"/>
+          </w:rPr>
+          <w:instrText xml:space="preserve"> PAGEREF _Toc228335509 \h </w:instrText>
+        </w:r>
+        <w:r>
+          <w:rPr>
+            <w:noProof/>
+            <w:webHidden/>
+            <w:szCs w:val="28"/>
+          </w:rPr>
+        </w:r>
+        <w:r>
+          <w:rPr>
+            <w:noProof/>
+            <w:webHidden/>
+            <w:szCs w:val="28"/>
+          </w:rPr>
+          <w:fldChar w:fldCharType="separate"/>
+        </w:r>
+        <w:r>
+          <w:rPr>
+            <w:noProof/>
+            <w:webHidden/>
+            <w:szCs w:val="28"/>
+          </w:rPr>
+          <w:t>12</w:t>
+        </w:r>
+        <w:r>
+          <w:rPr>
+            <w:noProof/>
+            <w:webHidden/>
+            <w:szCs w:val="28"/>
+          </w:rPr>
+          <w:fldChar w:fldCharType="end"/>
+        </w:r>
+      </w:hyperlink>
+    </w:p>
+    <w:p>
+      <w:pPr>
+        <w:pStyle w:val="33"/>
+        <w:tabs>
+          <w:tab w:val="right" w:leader="dot" w:pos="9349"/>
+        </w:tabs>
+        <w:ind w:firstLine="149"/>
+        <w:rPr>
+          <w:noProof/>
+          <w:szCs w:val="28"/>
+        </w:rPr>
+      </w:pPr>
+      <w:hyperlink w:anchor="_Toc228335510" w:history="1">
+        <w:r>
+          <w:rPr>
+            <w:rStyle w:val="af"/>
+            <w:noProof/>
+            <w:szCs w:val="28"/>
+          </w:rPr>
+          <w:t>3.1.2 Требования к квалификации пользователей</w:t>
+        </w:r>
+        <w:r>
+          <w:rPr>
+            <w:noProof/>
+            <w:webHidden/>
+            <w:szCs w:val="28"/>
+          </w:rPr>
+          <w:tab/>
+        </w:r>
+        <w:r>
+          <w:rPr>
+            <w:noProof/>
+            <w:webHidden/>
+            <w:szCs w:val="28"/>
+          </w:rPr>
+          <w:fldChar w:fldCharType="begin"/>
+        </w:r>
+        <w:r>
+          <w:rPr>
+            <w:noProof/>
+            <w:webHidden/>
+            <w:szCs w:val="28"/>
+          </w:rPr>
+          <w:instrText xml:space="preserve"> PAGEREF _Toc228335510 \h </w:instrText>
+        </w:r>
+        <w:r>
+          <w:rPr>
+            <w:noProof/>
+            <w:webHidden/>
+            <w:szCs w:val="28"/>
+          </w:rPr>
+        </w:r>
+        <w:r>
+          <w:rPr>
+            <w:noProof/>
+            <w:webHidden/>
+            <w:szCs w:val="28"/>
+          </w:rPr>
+          <w:fldChar w:fldCharType="separate"/>
+        </w:r>
+        <w:r>
+          <w:rPr>
+            <w:noProof/>
+            <w:webHidden/>
+            <w:szCs w:val="28"/>
+          </w:rPr>
+          <w:t>12</w:t>
+        </w:r>
+        <w:r>
+          <w:rPr>
+            <w:noProof/>
+            <w:webHidden/>
+            <w:szCs w:val="28"/>
+          </w:rPr>
+          <w:fldChar w:fldCharType="end"/>
+        </w:r>
+      </w:hyperlink>
+    </w:p>
+    <w:p>
+      <w:pPr>
+        <w:pStyle w:val="33"/>
+        <w:tabs>
+          <w:tab w:val="right" w:leader="dot" w:pos="9349"/>
+        </w:tabs>
+        <w:ind w:firstLine="149"/>
+        <w:rPr>
+          <w:noProof/>
+          <w:szCs w:val="28"/>
+        </w:rPr>
+      </w:pPr>
+      <w:hyperlink w:anchor="_Toc228335511" w:history="1">
+        <w:r>
+          <w:rPr>
+            <w:rStyle w:val="af"/>
+            <w:noProof/>
+            <w:szCs w:val="28"/>
+          </w:rPr>
+          <w:t>3.1.3 Требования по обеспечению сохранности данных</w:t>
+        </w:r>
+        <w:r>
+          <w:rPr>
+            <w:noProof/>
+            <w:webHidden/>
+            <w:szCs w:val="28"/>
+          </w:rPr>
+          <w:tab/>
+        </w:r>
+        <w:r>
+          <w:rPr>
+            <w:noProof/>
+            <w:webHidden/>
+            <w:szCs w:val="28"/>
+          </w:rPr>
+          <w:fldChar w:fldCharType="begin"/>
+        </w:r>
+        <w:r>
+          <w:rPr>
+            <w:noProof/>
+            <w:webHidden/>
+            <w:szCs w:val="28"/>
+          </w:rPr>
+          <w:instrText xml:space="preserve"> PAGEREF _Toc228335511 \h </w:instrText>
+        </w:r>
+        <w:r>
+          <w:rPr>
+            <w:noProof/>
+            <w:webHidden/>
+            <w:szCs w:val="28"/>
+          </w:rPr>
+        </w:r>
+        <w:r>
+          <w:rPr>
+            <w:noProof/>
+            <w:webHidden/>
+            <w:szCs w:val="28"/>
+          </w:rPr>
+          <w:fldChar w:fldCharType="separate"/>
+        </w:r>
+        <w:r>
+          <w:rPr>
+            <w:noProof/>
+            <w:webHidden/>
+            <w:szCs w:val="28"/>
+          </w:rPr>
+          <w:t>12</w:t>
+        </w:r>
+        <w:r>
+          <w:rPr>
+            <w:noProof/>
+            <w:webHidden/>
+            <w:szCs w:val="28"/>
+          </w:rPr>
+          <w:fldChar w:fldCharType="end"/>
+        </w:r>
+      </w:hyperlink>
+    </w:p>
+    <w:p>
+      <w:pPr>
+        <w:pStyle w:val="33"/>
+        <w:tabs>
+          <w:tab w:val="right" w:leader="dot" w:pos="9349"/>
+        </w:tabs>
+        <w:ind w:firstLine="149"/>
+        <w:rPr>
+          <w:noProof/>
+          <w:szCs w:val="28"/>
+        </w:rPr>
+      </w:pPr>
+      <w:hyperlink w:anchor="_Toc228335512" w:history="1">
+        <w:r>
+          <w:rPr>
+            <w:rStyle w:val="af"/>
+            <w:noProof/>
+            <w:szCs w:val="28"/>
+          </w:rPr>
+          <w:t>3.1.4 Требования к ролевой модели и разграничению доступа</w:t>
+        </w:r>
+        <w:r>
+          <w:rPr>
+            <w:noProof/>
+            <w:webHidden/>
+            <w:szCs w:val="28"/>
+          </w:rPr>
+          <w:tab/>
+        </w:r>
+        <w:r>
+          <w:rPr>
+            <w:noProof/>
+            <w:webHidden/>
+            <w:szCs w:val="28"/>
+          </w:rPr>
+          <w:fldChar w:fldCharType="begin"/>
+        </w:r>
+        <w:r>
+          <w:rPr>
+            <w:noProof/>
+            <w:webHidden/>
+            <w:szCs w:val="28"/>
+          </w:rPr>
+          <w:instrText xml:space="preserve"> PAGEREF _Toc228335512 \h </w:instrText>
+        </w:r>
+        <w:r>
+          <w:rPr>
+            <w:noProof/>
+            <w:webHidden/>
+            <w:szCs w:val="28"/>
+          </w:rPr>
+        </w:r>
+        <w:r>
+          <w:rPr>
+            <w:noProof/>
+            <w:webHidden/>
+            <w:szCs w:val="28"/>
+          </w:rPr>
+          <w:fldChar w:fldCharType="separate"/>
+        </w:r>
+        <w:r>
+          <w:rPr>
+            <w:noProof/>
+            <w:webHidden/>
+            <w:szCs w:val="28"/>
+          </w:rPr>
+          <w:t>13</w:t>
+        </w:r>
+        <w:r>
+          <w:rPr>
+            <w:noProof/>
+            <w:webHidden/>
+            <w:szCs w:val="28"/>
+          </w:rPr>
+          <w:fldChar w:fldCharType="end"/>
+        </w:r>
+      </w:hyperlink>
+    </w:p>
+    <w:p>
+      <w:pPr>
+        <w:pStyle w:val="21"/>
         <w:tabs>
           <w:tab w:val="right" w:leader="dot" w:pos="9349"/>
         </w:tabs>
@@ -2310,7 +2775,7 @@
           <w:szCs w:val="28"/>
         </w:rPr>
       </w:pPr>
-      <w:hyperlink w:anchor="_Toc227917888" w:history="1">
+      <w:hyperlink w:anchor="_Toc228335513" w:history="1">
         <w:r>
           <w:rPr>
             <w:rStyle w:val="af"/>
@@ -2318,13 +2783,12 @@
             <w:sz w:val="28"/>
             <w:szCs w:val="28"/>
           </w:rPr>
-          <w:t>3.</w:t>
-        </w:r>
-        <w:r>
-          <w:rPr>
-            <w:rFonts w:asciiTheme="minorHAnsi" w:eastAsiaTheme="minorEastAsia" w:hAnsiTheme="minorHAnsi" w:cstheme="minorBidi"/>
-            <w:noProof/>
-            <w:color w:val="auto"/>
+          <w:t>3.2 Функциональные требования (задачи приложения)</w:t>
+        </w:r>
+        <w:r>
+          <w:rPr>
+            <w:noProof/>
+            <w:webHidden/>
             <w:sz w:val="28"/>
             <w:szCs w:val="28"/>
           </w:rPr>
@@ -2332,18 +2796,84 @@
         </w:r>
         <w:r>
           <w:rPr>
+            <w:noProof/>
+            <w:webHidden/>
+            <w:sz w:val="28"/>
+            <w:szCs w:val="28"/>
+          </w:rPr>
+          <w:fldChar w:fldCharType="begin"/>
+        </w:r>
+        <w:r>
+          <w:rPr>
+            <w:noProof/>
+            <w:webHidden/>
+            <w:sz w:val="28"/>
+            <w:szCs w:val="28"/>
+          </w:rPr>
+          <w:instrText xml:space="preserve"> PAGEREF _Toc228335513 \h </w:instrText>
+        </w:r>
+        <w:r>
+          <w:rPr>
+            <w:noProof/>
+            <w:webHidden/>
+            <w:sz w:val="28"/>
+            <w:szCs w:val="28"/>
+          </w:rPr>
+        </w:r>
+        <w:r>
+          <w:rPr>
+            <w:noProof/>
+            <w:webHidden/>
+            <w:sz w:val="28"/>
+            <w:szCs w:val="28"/>
+          </w:rPr>
+          <w:fldChar w:fldCharType="separate"/>
+        </w:r>
+        <w:r>
+          <w:rPr>
+            <w:noProof/>
+            <w:webHidden/>
+            <w:sz w:val="28"/>
+            <w:szCs w:val="28"/>
+          </w:rPr>
+          <w:t>13</w:t>
+        </w:r>
+        <w:r>
+          <w:rPr>
+            <w:noProof/>
+            <w:webHidden/>
+            <w:sz w:val="28"/>
+            <w:szCs w:val="28"/>
+          </w:rPr>
+          <w:fldChar w:fldCharType="end"/>
+        </w:r>
+      </w:hyperlink>
+    </w:p>
+    <w:p>
+      <w:pPr>
+        <w:pStyle w:val="33"/>
+        <w:tabs>
+          <w:tab w:val="right" w:leader="dot" w:pos="9349"/>
+        </w:tabs>
+        <w:ind w:firstLine="149"/>
+        <w:rPr>
+          <w:noProof/>
+          <w:szCs w:val="28"/>
+        </w:rPr>
+      </w:pPr>
+      <w:hyperlink w:anchor="_Toc228335514" w:history="1">
+        <w:r>
+          <w:rPr>
             <w:rStyle w:val="af"/>
             <w:noProof/>
-            <w:sz w:val="28"/>
-            <w:szCs w:val="28"/>
-          </w:rPr>
-          <w:t>Требования к приложению</w:t>
-        </w:r>
-        <w:r>
-          <w:rPr>
-            <w:noProof/>
-            <w:webHidden/>
-            <w:sz w:val="28"/>
+            <w:szCs w:val="28"/>
+          </w:rPr>
+          <w:t>3.2.1 Базовый состав функций и структура интерфейса</w:t>
+        </w:r>
+        <w:r>
+          <w:rPr>
+            <w:noProof/>
+            <w:webHidden/>
             <w:szCs w:val="28"/>
           </w:rPr>
           <w:tab/>
@@ -2352,7 +2882,6 @@
           <w:rPr>
             <w:noProof/>
             <w:webHidden/>
-            <w:sz w:val="28"/>
             <w:szCs w:val="28"/>
           </w:rPr>
           <w:fldChar w:fldCharType="begin"/>
@@ -2361,24 +2890,21 @@
           <w:rPr>
             <w:noProof/>
             <w:webHidden/>
-            <w:sz w:val="28"/>
-            <w:szCs w:val="28"/>
-          </w:rPr>
-          <w:instrText xml:space="preserve"> PAGEREF _Toc227917888 \h </w:instrText>
-        </w:r>
-        <w:r>
-          <w:rPr>
-            <w:noProof/>
-            <w:webHidden/>
-            <w:sz w:val="28"/>
-            <w:szCs w:val="28"/>
-          </w:rPr>
-        </w:r>
-        <w:r>
-          <w:rPr>
-            <w:noProof/>
-            <w:webHidden/>
-            <w:sz w:val="28"/>
+            <w:szCs w:val="28"/>
+          </w:rPr>
+          <w:instrText xml:space="preserve"> PAGEREF _Toc228335514 \h </w:instrText>
+        </w:r>
+        <w:r>
+          <w:rPr>
+            <w:noProof/>
+            <w:webHidden/>
+            <w:szCs w:val="28"/>
+          </w:rPr>
+        </w:r>
+        <w:r>
+          <w:rPr>
+            <w:noProof/>
+            <w:webHidden/>
             <w:szCs w:val="28"/>
           </w:rPr>
           <w:fldChar w:fldCharType="separate"/>
@@ -2387,16 +2913,326 @@
           <w:rPr>
             <w:noProof/>
             <w:webHidden/>
-            <w:sz w:val="28"/>
-            <w:szCs w:val="28"/>
-          </w:rPr>
-          <w:t>12</w:t>
-        </w:r>
-        <w:r>
-          <w:rPr>
-            <w:noProof/>
-            <w:webHidden/>
-            <w:sz w:val="28"/>
+            <w:szCs w:val="28"/>
+          </w:rPr>
+          <w:t>13</w:t>
+        </w:r>
+        <w:r>
+          <w:rPr>
+            <w:noProof/>
+            <w:webHidden/>
+            <w:szCs w:val="28"/>
+          </w:rPr>
+          <w:fldChar w:fldCharType="end"/>
+        </w:r>
+      </w:hyperlink>
+    </w:p>
+    <w:p>
+      <w:pPr>
+        <w:pStyle w:val="33"/>
+        <w:tabs>
+          <w:tab w:val="right" w:leader="dot" w:pos="9349"/>
+        </w:tabs>
+        <w:ind w:firstLine="149"/>
+        <w:rPr>
+          <w:noProof/>
+          <w:szCs w:val="28"/>
+        </w:rPr>
+      </w:pPr>
+      <w:hyperlink w:anchor="_Toc228335515" w:history="1">
+        <w:r>
+          <w:rPr>
+            <w:rStyle w:val="af"/>
+            <w:noProof/>
+            <w:szCs w:val="28"/>
+          </w:rPr>
+          <w:t>3.2.2 Требования к функциональным возможностям</w:t>
+        </w:r>
+        <w:r>
+          <w:rPr>
+            <w:noProof/>
+            <w:webHidden/>
+            <w:szCs w:val="28"/>
+          </w:rPr>
+          <w:tab/>
+        </w:r>
+        <w:r>
+          <w:rPr>
+            <w:noProof/>
+            <w:webHidden/>
+            <w:szCs w:val="28"/>
+          </w:rPr>
+          <w:fldChar w:fldCharType="begin"/>
+        </w:r>
+        <w:r>
+          <w:rPr>
+            <w:noProof/>
+            <w:webHidden/>
+            <w:szCs w:val="28"/>
+          </w:rPr>
+          <w:instrText xml:space="preserve"> PAGEREF _Toc228335515 \h </w:instrText>
+        </w:r>
+        <w:r>
+          <w:rPr>
+            <w:noProof/>
+            <w:webHidden/>
+            <w:szCs w:val="28"/>
+          </w:rPr>
+        </w:r>
+        <w:r>
+          <w:rPr>
+            <w:noProof/>
+            <w:webHidden/>
+            <w:szCs w:val="28"/>
+          </w:rPr>
+          <w:fldChar w:fldCharType="separate"/>
+        </w:r>
+        <w:r>
+          <w:rPr>
+            <w:noProof/>
+            <w:webHidden/>
+            <w:szCs w:val="28"/>
+          </w:rPr>
+          <w:t>15</w:t>
+        </w:r>
+        <w:r>
+          <w:rPr>
+            <w:noProof/>
+            <w:webHidden/>
+            <w:szCs w:val="28"/>
+          </w:rPr>
+          <w:fldChar w:fldCharType="end"/>
+        </w:r>
+      </w:hyperlink>
+    </w:p>
+    <w:p>
+      <w:pPr>
+        <w:pStyle w:val="33"/>
+        <w:tabs>
+          <w:tab w:val="right" w:leader="dot" w:pos="9349"/>
+        </w:tabs>
+        <w:ind w:firstLine="149"/>
+        <w:rPr>
+          <w:noProof/>
+          <w:szCs w:val="28"/>
+        </w:rPr>
+      </w:pPr>
+      <w:hyperlink w:anchor="_Toc228335516" w:history="1">
+        <w:r>
+          <w:rPr>
+            <w:rStyle w:val="af"/>
+            <w:noProof/>
+            <w:szCs w:val="28"/>
+          </w:rPr>
+          <w:t>3.2.3 Функциональные возможности разделов</w:t>
+        </w:r>
+        <w:r>
+          <w:rPr>
+            <w:noProof/>
+            <w:webHidden/>
+            <w:szCs w:val="28"/>
+          </w:rPr>
+          <w:tab/>
+        </w:r>
+        <w:r>
+          <w:rPr>
+            <w:noProof/>
+            <w:webHidden/>
+            <w:szCs w:val="28"/>
+          </w:rPr>
+          <w:fldChar w:fldCharType="begin"/>
+        </w:r>
+        <w:r>
+          <w:rPr>
+            <w:noProof/>
+            <w:webHidden/>
+            <w:szCs w:val="28"/>
+          </w:rPr>
+          <w:instrText xml:space="preserve"> PAGEREF _Toc228335516 \h </w:instrText>
+        </w:r>
+        <w:r>
+          <w:rPr>
+            <w:noProof/>
+            <w:webHidden/>
+            <w:szCs w:val="28"/>
+          </w:rPr>
+        </w:r>
+        <w:r>
+          <w:rPr>
+            <w:noProof/>
+            <w:webHidden/>
+            <w:szCs w:val="28"/>
+          </w:rPr>
+          <w:fldChar w:fldCharType="separate"/>
+        </w:r>
+        <w:r>
+          <w:rPr>
+            <w:noProof/>
+            <w:webHidden/>
+            <w:szCs w:val="28"/>
+          </w:rPr>
+          <w:t>16</w:t>
+        </w:r>
+        <w:r>
+          <w:rPr>
+            <w:noProof/>
+            <w:webHidden/>
+            <w:szCs w:val="28"/>
+          </w:rPr>
+          <w:fldChar w:fldCharType="end"/>
+        </w:r>
+      </w:hyperlink>
+    </w:p>
+    <w:p>
+      <w:pPr>
+        <w:pStyle w:val="33"/>
+        <w:tabs>
+          <w:tab w:val="right" w:leader="dot" w:pos="9349"/>
+        </w:tabs>
+        <w:ind w:firstLine="149"/>
+        <w:rPr>
+          <w:noProof/>
+          <w:szCs w:val="28"/>
+        </w:rPr>
+      </w:pPr>
+      <w:hyperlink w:anchor="_Toc228335517" w:history="1">
+        <w:r>
+          <w:rPr>
+            <w:rStyle w:val="af"/>
+            <w:noProof/>
+            <w:szCs w:val="28"/>
+          </w:rPr>
+          <w:t>3.2.4 Требования к дизайну</w:t>
+        </w:r>
+        <w:r>
+          <w:rPr>
+            <w:noProof/>
+            <w:webHidden/>
+            <w:szCs w:val="28"/>
+          </w:rPr>
+          <w:tab/>
+        </w:r>
+        <w:r>
+          <w:rPr>
+            <w:noProof/>
+            <w:webHidden/>
+            <w:szCs w:val="28"/>
+          </w:rPr>
+          <w:fldChar w:fldCharType="begin"/>
+        </w:r>
+        <w:r>
+          <w:rPr>
+            <w:noProof/>
+            <w:webHidden/>
+            <w:szCs w:val="28"/>
+          </w:rPr>
+          <w:instrText xml:space="preserve"> PAGEREF _Toc228335517 \h </w:instrText>
+        </w:r>
+        <w:r>
+          <w:rPr>
+            <w:noProof/>
+            <w:webHidden/>
+            <w:szCs w:val="28"/>
+          </w:rPr>
+        </w:r>
+        <w:r>
+          <w:rPr>
+            <w:noProof/>
+            <w:webHidden/>
+            <w:szCs w:val="28"/>
+          </w:rPr>
+          <w:fldChar w:fldCharType="separate"/>
+        </w:r>
+        <w:r>
+          <w:rPr>
+            <w:noProof/>
+            <w:webHidden/>
+            <w:szCs w:val="28"/>
+          </w:rPr>
+          <w:t>17</w:t>
+        </w:r>
+        <w:r>
+          <w:rPr>
+            <w:noProof/>
+            <w:webHidden/>
+            <w:szCs w:val="28"/>
+          </w:rPr>
+          <w:fldChar w:fldCharType="end"/>
+        </w:r>
+      </w:hyperlink>
+    </w:p>
+    <w:p>
+      <w:pPr>
+        <w:pStyle w:val="33"/>
+        <w:tabs>
+          <w:tab w:val="right" w:leader="dot" w:pos="9349"/>
+        </w:tabs>
+        <w:ind w:firstLine="149"/>
+        <w:rPr>
+          <w:noProof/>
+          <w:szCs w:val="28"/>
+        </w:rPr>
+      </w:pPr>
+      <w:hyperlink w:anchor="_Toc228335518" w:history="1">
+        <w:r>
+          <w:rPr>
+            <w:rStyle w:val="af"/>
+            <w:noProof/>
+            <w:szCs w:val="28"/>
+          </w:rPr>
+          <w:t>3.2.5. Эскизы окон</w:t>
+        </w:r>
+        <w:r>
+          <w:rPr>
+            <w:noProof/>
+            <w:webHidden/>
+            <w:szCs w:val="28"/>
+          </w:rPr>
+          <w:tab/>
+        </w:r>
+        <w:r>
+          <w:rPr>
+            <w:noProof/>
+            <w:webHidden/>
+            <w:szCs w:val="28"/>
+          </w:rPr>
+          <w:fldChar w:fldCharType="begin"/>
+        </w:r>
+        <w:r>
+          <w:rPr>
+            <w:noProof/>
+            <w:webHidden/>
+            <w:szCs w:val="28"/>
+          </w:rPr>
+          <w:instrText xml:space="preserve"> PAGEREF _Toc228335518 \h </w:instrText>
+        </w:r>
+        <w:r>
+          <w:rPr>
+            <w:noProof/>
+            <w:webHidden/>
+            <w:szCs w:val="28"/>
+          </w:rPr>
+        </w:r>
+        <w:r>
+          <w:rPr>
+            <w:noProof/>
+            <w:webHidden/>
+            <w:szCs w:val="28"/>
+          </w:rPr>
+          <w:fldChar w:fldCharType="separate"/>
+        </w:r>
+        <w:r>
+          <w:rPr>
+            <w:noProof/>
+            <w:webHidden/>
+            <w:szCs w:val="28"/>
+          </w:rPr>
+          <w:t>19</w:t>
+        </w:r>
+        <w:r>
+          <w:rPr>
+            <w:noProof/>
+            <w:webHidden/>
             <w:szCs w:val="28"/>
           </w:rPr>
           <w:fldChar w:fldCharType="end"/>
@@ -2409,7 +3245,6 @@
         <w:tabs>
           <w:tab w:val="right" w:leader="dot" w:pos="9349"/>
         </w:tabs>
-        <w:ind w:left="1122"/>
         <w:rPr>
           <w:rFonts w:asciiTheme="minorHAnsi" w:eastAsiaTheme="minorEastAsia" w:hAnsiTheme="minorHAnsi" w:cstheme="minorBidi"/>
           <w:noProof/>
@@ -2418,7 +3253,7 @@
           <w:szCs w:val="28"/>
         </w:rPr>
       </w:pPr>
-      <w:hyperlink w:anchor="_Toc227917889" w:history="1">
+      <w:hyperlink w:anchor="_Toc228335519" w:history="1">
         <w:r>
           <w:rPr>
             <w:rStyle w:val="af"/>
@@ -2426,7 +3261,7 @@
             <w:sz w:val="28"/>
             <w:szCs w:val="28"/>
           </w:rPr>
-          <w:t>3.1 Общие требования к программному продукту</w:t>
+          <w:t>3.3 Требования к приложению</w:t>
         </w:r>
         <w:r>
           <w:rPr>
@@ -2453,7 +3288,7 @@
             <w:sz w:val="28"/>
             <w:szCs w:val="28"/>
           </w:rPr>
-          <w:instrText xml:space="preserve"> PAGEREF _Toc227917889 \h </w:instrText>
+          <w:instrText xml:space="preserve"> PAGEREF _Toc228335519 \h </w:instrText>
         </w:r>
         <w:r>
           <w:rPr>
@@ -2479,7 +3314,7 @@
             <w:sz w:val="28"/>
             <w:szCs w:val="28"/>
           </w:rPr>
-          <w:t>12</w:t>
+          <w:t>21</w:t>
         </w:r>
         <w:r>
           <w:rPr>
@@ -2494,11 +3329,244 @@
     </w:p>
     <w:p>
       <w:pPr>
-        <w:pStyle w:val="21"/>
+        <w:pStyle w:val="33"/>
         <w:tabs>
           <w:tab w:val="right" w:leader="dot" w:pos="9349"/>
         </w:tabs>
-        <w:ind w:left="1122"/>
+        <w:ind w:firstLine="149"/>
+        <w:rPr>
+          <w:noProof/>
+          <w:szCs w:val="28"/>
+        </w:rPr>
+      </w:pPr>
+      <w:hyperlink w:anchor="_Toc228335520" w:history="1">
+        <w:r>
+          <w:rPr>
+            <w:rStyle w:val="af"/>
+            <w:noProof/>
+            <w:szCs w:val="28"/>
+          </w:rPr>
+          <w:t>3.3.1 Общие требования</w:t>
+        </w:r>
+        <w:r>
+          <w:rPr>
+            <w:noProof/>
+            <w:webHidden/>
+            <w:szCs w:val="28"/>
+          </w:rPr>
+          <w:tab/>
+        </w:r>
+        <w:r>
+          <w:rPr>
+            <w:noProof/>
+            <w:webHidden/>
+            <w:szCs w:val="28"/>
+          </w:rPr>
+          <w:fldChar w:fldCharType="begin"/>
+        </w:r>
+        <w:r>
+          <w:rPr>
+            <w:noProof/>
+            <w:webHidden/>
+            <w:szCs w:val="28"/>
+          </w:rPr>
+          <w:instrText xml:space="preserve"> PAGEREF _Toc228335520 \h </w:instrText>
+        </w:r>
+        <w:r>
+          <w:rPr>
+            <w:noProof/>
+            <w:webHidden/>
+            <w:szCs w:val="28"/>
+          </w:rPr>
+        </w:r>
+        <w:r>
+          <w:rPr>
+            <w:noProof/>
+            <w:webHidden/>
+            <w:szCs w:val="28"/>
+          </w:rPr>
+          <w:fldChar w:fldCharType="separate"/>
+        </w:r>
+        <w:r>
+          <w:rPr>
+            <w:noProof/>
+            <w:webHidden/>
+            <w:szCs w:val="28"/>
+          </w:rPr>
+          <w:t>21</w:t>
+        </w:r>
+        <w:r>
+          <w:rPr>
+            <w:noProof/>
+            <w:webHidden/>
+            <w:szCs w:val="28"/>
+          </w:rPr>
+          <w:fldChar w:fldCharType="end"/>
+        </w:r>
+      </w:hyperlink>
+    </w:p>
+    <w:p>
+      <w:pPr>
+        <w:pStyle w:val="33"/>
+        <w:tabs>
+          <w:tab w:val="right" w:leader="dot" w:pos="9349"/>
+        </w:tabs>
+        <w:ind w:firstLine="149"/>
+        <w:rPr>
+          <w:noProof/>
+          <w:szCs w:val="28"/>
+        </w:rPr>
+      </w:pPr>
+      <w:hyperlink w:anchor="_Toc228335521" w:history="1">
+        <w:r>
+          <w:rPr>
+            <w:rStyle w:val="af"/>
+            <w:noProof/>
+            <w:szCs w:val="28"/>
+          </w:rPr>
+          <w:t>3.3.2 Требования к структуре и навигации</w:t>
+        </w:r>
+        <w:r>
+          <w:rPr>
+            <w:noProof/>
+            <w:webHidden/>
+            <w:szCs w:val="28"/>
+          </w:rPr>
+          <w:tab/>
+        </w:r>
+        <w:r>
+          <w:rPr>
+            <w:noProof/>
+            <w:webHidden/>
+            <w:szCs w:val="28"/>
+          </w:rPr>
+          <w:fldChar w:fldCharType="begin"/>
+        </w:r>
+        <w:r>
+          <w:rPr>
+            <w:noProof/>
+            <w:webHidden/>
+            <w:szCs w:val="28"/>
+          </w:rPr>
+          <w:instrText xml:space="preserve"> PAGEREF _Toc228335521 \h </w:instrText>
+        </w:r>
+        <w:r>
+          <w:rPr>
+            <w:noProof/>
+            <w:webHidden/>
+            <w:szCs w:val="28"/>
+          </w:rPr>
+        </w:r>
+        <w:r>
+          <w:rPr>
+            <w:noProof/>
+            <w:webHidden/>
+            <w:szCs w:val="28"/>
+          </w:rPr>
+          <w:fldChar w:fldCharType="separate"/>
+        </w:r>
+        <w:r>
+          <w:rPr>
+            <w:noProof/>
+            <w:webHidden/>
+            <w:szCs w:val="28"/>
+          </w:rPr>
+          <w:t>21</w:t>
+        </w:r>
+        <w:r>
+          <w:rPr>
+            <w:noProof/>
+            <w:webHidden/>
+            <w:szCs w:val="28"/>
+          </w:rPr>
+          <w:fldChar w:fldCharType="end"/>
+        </w:r>
+      </w:hyperlink>
+    </w:p>
+    <w:p>
+      <w:pPr>
+        <w:pStyle w:val="33"/>
+        <w:tabs>
+          <w:tab w:val="right" w:leader="dot" w:pos="9349"/>
+        </w:tabs>
+        <w:ind w:firstLine="149"/>
+        <w:rPr>
+          <w:noProof/>
+          <w:szCs w:val="28"/>
+        </w:rPr>
+      </w:pPr>
+      <w:hyperlink w:anchor="_Toc228335522" w:history="1">
+        <w:r>
+          <w:rPr>
+            <w:rStyle w:val="af"/>
+            <w:noProof/>
+            <w:szCs w:val="28"/>
+          </w:rPr>
+          <w:t>3.3.3 Требования к оформлению и дизайну</w:t>
+        </w:r>
+        <w:r>
+          <w:rPr>
+            <w:noProof/>
+            <w:webHidden/>
+            <w:szCs w:val="28"/>
+          </w:rPr>
+          <w:tab/>
+        </w:r>
+        <w:r>
+          <w:rPr>
+            <w:noProof/>
+            <w:webHidden/>
+            <w:szCs w:val="28"/>
+          </w:rPr>
+          <w:fldChar w:fldCharType="begin"/>
+        </w:r>
+        <w:r>
+          <w:rPr>
+            <w:noProof/>
+            <w:webHidden/>
+            <w:szCs w:val="28"/>
+          </w:rPr>
+          <w:instrText xml:space="preserve"> PAGEREF _Toc228335522 \h </w:instrText>
+        </w:r>
+        <w:r>
+          <w:rPr>
+            <w:noProof/>
+            <w:webHidden/>
+            <w:szCs w:val="28"/>
+          </w:rPr>
+        </w:r>
+        <w:r>
+          <w:rPr>
+            <w:noProof/>
+            <w:webHidden/>
+            <w:szCs w:val="28"/>
+          </w:rPr>
+          <w:fldChar w:fldCharType="separate"/>
+        </w:r>
+        <w:r>
+          <w:rPr>
+            <w:noProof/>
+            <w:webHidden/>
+            <w:szCs w:val="28"/>
+          </w:rPr>
+          <w:t>21</w:t>
+        </w:r>
+        <w:r>
+          <w:rPr>
+            <w:noProof/>
+            <w:webHidden/>
+            <w:szCs w:val="28"/>
+          </w:rPr>
+          <w:fldChar w:fldCharType="end"/>
+        </w:r>
+      </w:hyperlink>
+    </w:p>
+    <w:p>
+      <w:pPr>
+        <w:pStyle w:val="15"/>
+        <w:tabs>
+          <w:tab w:val="right" w:leader="dot" w:pos="9349"/>
+        </w:tabs>
         <w:rPr>
           <w:rFonts w:asciiTheme="minorHAnsi" w:eastAsiaTheme="minorEastAsia" w:hAnsiTheme="minorHAnsi" w:cstheme="minorBidi"/>
           <w:noProof/>
@@ -2507,7 +3575,7 @@
           <w:szCs w:val="28"/>
         </w:rPr>
       </w:pPr>
-      <w:hyperlink w:anchor="_Toc227917890" w:history="1">
+      <w:hyperlink w:anchor="_Toc228335523" w:history="1">
         <w:r>
           <w:rPr>
             <w:rStyle w:val="af"/>
@@ -2515,12 +3583,13 @@
             <w:sz w:val="28"/>
             <w:szCs w:val="28"/>
           </w:rPr>
-          <w:t>3.1.1 Архитектурные и функциональные требования</w:t>
-        </w:r>
-        <w:r>
-          <w:rPr>
-            <w:noProof/>
-            <w:webHidden/>
+          <w:t>4.</w:t>
+        </w:r>
+        <w:r>
+          <w:rPr>
+            <w:rFonts w:asciiTheme="minorHAnsi" w:eastAsiaTheme="minorEastAsia" w:hAnsiTheme="minorHAnsi" w:cstheme="minorBidi"/>
+            <w:noProof/>
+            <w:color w:val="auto"/>
             <w:sz w:val="28"/>
             <w:szCs w:val="28"/>
           </w:rPr>
@@ -2528,6 +3597,138 @@
         </w:r>
         <w:r>
           <w:rPr>
+            <w:rStyle w:val="af"/>
+            <w:noProof/>
+            <w:sz w:val="28"/>
+            <w:szCs w:val="28"/>
+          </w:rPr>
+          <w:t>Состав</w:t>
+        </w:r>
+        <w:r>
+          <w:rPr>
+            <w:rStyle w:val="af"/>
+            <w:noProof/>
+            <w:spacing w:val="-7"/>
+            <w:sz w:val="28"/>
+            <w:szCs w:val="28"/>
+          </w:rPr>
+          <w:t xml:space="preserve"> </w:t>
+        </w:r>
+        <w:r>
+          <w:rPr>
+            <w:rStyle w:val="af"/>
+            <w:noProof/>
+            <w:sz w:val="28"/>
+            <w:szCs w:val="28"/>
+          </w:rPr>
+          <w:t>и</w:t>
+        </w:r>
+        <w:r>
+          <w:rPr>
+            <w:rStyle w:val="af"/>
+            <w:noProof/>
+            <w:spacing w:val="-6"/>
+            <w:sz w:val="28"/>
+            <w:szCs w:val="28"/>
+          </w:rPr>
+          <w:t xml:space="preserve"> </w:t>
+        </w:r>
+        <w:r>
+          <w:rPr>
+            <w:rStyle w:val="af"/>
+            <w:noProof/>
+            <w:sz w:val="28"/>
+            <w:szCs w:val="28"/>
+          </w:rPr>
+          <w:t>содержание</w:t>
+        </w:r>
+        <w:r>
+          <w:rPr>
+            <w:rStyle w:val="af"/>
+            <w:noProof/>
+            <w:spacing w:val="-8"/>
+            <w:sz w:val="28"/>
+            <w:szCs w:val="28"/>
+          </w:rPr>
+          <w:t xml:space="preserve"> </w:t>
+        </w:r>
+        <w:r>
+          <w:rPr>
+            <w:rStyle w:val="af"/>
+            <w:noProof/>
+            <w:sz w:val="28"/>
+            <w:szCs w:val="28"/>
+          </w:rPr>
+          <w:t>работ</w:t>
+        </w:r>
+        <w:r>
+          <w:rPr>
+            <w:rStyle w:val="af"/>
+            <w:noProof/>
+            <w:spacing w:val="-6"/>
+            <w:sz w:val="28"/>
+            <w:szCs w:val="28"/>
+          </w:rPr>
+          <w:t xml:space="preserve"> </w:t>
+        </w:r>
+        <w:r>
+          <w:rPr>
+            <w:rStyle w:val="af"/>
+            <w:noProof/>
+            <w:sz w:val="28"/>
+            <w:szCs w:val="28"/>
+          </w:rPr>
+          <w:t>по</w:t>
+        </w:r>
+        <w:r>
+          <w:rPr>
+            <w:rStyle w:val="af"/>
+            <w:noProof/>
+            <w:spacing w:val="-7"/>
+            <w:sz w:val="28"/>
+            <w:szCs w:val="28"/>
+          </w:rPr>
+          <w:t xml:space="preserve"> </w:t>
+        </w:r>
+        <w:r>
+          <w:rPr>
+            <w:rStyle w:val="af"/>
+            <w:noProof/>
+            <w:sz w:val="28"/>
+            <w:szCs w:val="28"/>
+          </w:rPr>
+          <w:t>созданию</w:t>
+        </w:r>
+        <w:r>
+          <w:rPr>
+            <w:rStyle w:val="af"/>
+            <w:noProof/>
+            <w:spacing w:val="-3"/>
+            <w:sz w:val="28"/>
+            <w:szCs w:val="28"/>
+          </w:rPr>
+          <w:t xml:space="preserve"> </w:t>
+        </w:r>
+        <w:r>
+          <w:rPr>
+            <w:rStyle w:val="af"/>
+            <w:noProof/>
+            <w:sz w:val="28"/>
+            <w:szCs w:val="28"/>
+          </w:rPr>
+          <w:t>приложения</w:t>
+        </w:r>
+        <w:r>
+          <w:rPr>
+            <w:noProof/>
+            <w:webHidden/>
+            <w:sz w:val="28"/>
+            <w:szCs w:val="28"/>
+          </w:rPr>
+          <w:tab/>
+        </w:r>
+        <w:r>
+          <w:rPr>
             <w:noProof/>
             <w:webHidden/>
             <w:sz w:val="28"/>
@@ -2542,7 +3743,7 @@
             <w:sz w:val="28"/>
             <w:szCs w:val="28"/>
           </w:rPr>
-          <w:instrText xml:space="preserve"> PAGEREF _Toc227917890 \h </w:instrText>
+          <w:instrText xml:space="preserve"> PAGEREF _Toc228335523 \h </w:instrText>
         </w:r>
         <w:r>
           <w:rPr>
@@ -2568,7 +3769,7 @@
             <w:sz w:val="28"/>
             <w:szCs w:val="28"/>
           </w:rPr>
-          <w:t>12</w:t>
+          <w:t>22</w:t>
         </w:r>
         <w:r>
           <w:rPr>
@@ -2583,11 +3784,10 @@
     </w:p>
     <w:p>
       <w:pPr>
-        <w:pStyle w:val="21"/>
+        <w:pStyle w:val="15"/>
         <w:tabs>
           <w:tab w:val="right" w:leader="dot" w:pos="9349"/>
         </w:tabs>
-        <w:ind w:left="1122"/>
         <w:rPr>
           <w:rFonts w:asciiTheme="minorHAnsi" w:eastAsiaTheme="minorEastAsia" w:hAnsiTheme="minorHAnsi" w:cstheme="minorBidi"/>
           <w:noProof/>
@@ -2596,7 +3796,7 @@
           <w:szCs w:val="28"/>
         </w:rPr>
       </w:pPr>
-      <w:hyperlink w:anchor="_Toc227917891" w:history="1">
+      <w:hyperlink w:anchor="_Toc228335524" w:history="1">
         <w:r>
           <w:rPr>
             <w:rStyle w:val="af"/>
@@ -2604,12 +3804,13 @@
             <w:sz w:val="28"/>
             <w:szCs w:val="28"/>
           </w:rPr>
-          <w:t>3.1.2 Требования к квалификации пользователей</w:t>
-        </w:r>
-        <w:r>
-          <w:rPr>
-            <w:noProof/>
-            <w:webHidden/>
+          <w:t>5.</w:t>
+        </w:r>
+        <w:r>
+          <w:rPr>
+            <w:rFonts w:asciiTheme="minorHAnsi" w:eastAsiaTheme="minorEastAsia" w:hAnsiTheme="minorHAnsi" w:cstheme="minorBidi"/>
+            <w:noProof/>
+            <w:color w:val="auto"/>
             <w:sz w:val="28"/>
             <w:szCs w:val="28"/>
           </w:rPr>
@@ -2617,6 +3818,100 @@
         </w:r>
         <w:r>
           <w:rPr>
+            <w:rStyle w:val="af"/>
+            <w:noProof/>
+            <w:sz w:val="28"/>
+            <w:szCs w:val="28"/>
+          </w:rPr>
+          <w:t>Порядок</w:t>
+        </w:r>
+        <w:r>
+          <w:rPr>
+            <w:rStyle w:val="af"/>
+            <w:noProof/>
+            <w:spacing w:val="-10"/>
+            <w:sz w:val="28"/>
+            <w:szCs w:val="28"/>
+          </w:rPr>
+          <w:t xml:space="preserve"> </w:t>
+        </w:r>
+        <w:r>
+          <w:rPr>
+            <w:rStyle w:val="af"/>
+            <w:noProof/>
+            <w:sz w:val="28"/>
+            <w:szCs w:val="28"/>
+          </w:rPr>
+          <w:t>контроля</w:t>
+        </w:r>
+        <w:r>
+          <w:rPr>
+            <w:rStyle w:val="af"/>
+            <w:noProof/>
+            <w:spacing w:val="-9"/>
+            <w:sz w:val="28"/>
+            <w:szCs w:val="28"/>
+          </w:rPr>
+          <w:t xml:space="preserve"> </w:t>
+        </w:r>
+        <w:r>
+          <w:rPr>
+            <w:rStyle w:val="af"/>
+            <w:noProof/>
+            <w:sz w:val="28"/>
+            <w:szCs w:val="28"/>
+          </w:rPr>
+          <w:t>и</w:t>
+        </w:r>
+        <w:r>
+          <w:rPr>
+            <w:rStyle w:val="af"/>
+            <w:noProof/>
+            <w:spacing w:val="-9"/>
+            <w:sz w:val="28"/>
+            <w:szCs w:val="28"/>
+          </w:rPr>
+          <w:t xml:space="preserve"> </w:t>
+        </w:r>
+        <w:r>
+          <w:rPr>
+            <w:rStyle w:val="af"/>
+            <w:noProof/>
+            <w:sz w:val="28"/>
+            <w:szCs w:val="28"/>
+          </w:rPr>
+          <w:t>приемки</w:t>
+        </w:r>
+        <w:r>
+          <w:rPr>
+            <w:rStyle w:val="af"/>
+            <w:noProof/>
+            <w:spacing w:val="-9"/>
+            <w:sz w:val="28"/>
+            <w:szCs w:val="28"/>
+          </w:rPr>
+          <w:t xml:space="preserve"> </w:t>
+        </w:r>
+        <w:r>
+          <w:rPr>
+            <w:rStyle w:val="af"/>
+            <w:noProof/>
+            <w:sz w:val="28"/>
+            <w:szCs w:val="28"/>
+          </w:rPr>
+          <w:t>приложения</w:t>
+        </w:r>
+        <w:r>
+          <w:rPr>
+            <w:noProof/>
+            <w:webHidden/>
+            <w:sz w:val="28"/>
+            <w:szCs w:val="28"/>
+          </w:rPr>
+          <w:tab/>
+        </w:r>
+        <w:r>
+          <w:rPr>
             <w:noProof/>
             <w:webHidden/>
             <w:sz w:val="28"/>
@@ -2631,7 +3926,7 @@
             <w:sz w:val="28"/>
             <w:szCs w:val="28"/>
           </w:rPr>
-          <w:instrText xml:space="preserve"> PAGEREF _Toc227917891 \h </w:instrText>
+          <w:instrText xml:space="preserve"> PAGEREF _Toc228335524 \h </w:instrText>
         </w:r>
         <w:r>
           <w:rPr>
@@ -2657,7 +3952,7 @@
             <w:sz w:val="28"/>
             <w:szCs w:val="28"/>
           </w:rPr>
-          <w:t>12</w:t>
+          <w:t>23</w:t>
         </w:r>
         <w:r>
           <w:rPr>
@@ -2676,7 +3971,6 @@
         <w:tabs>
           <w:tab w:val="right" w:leader="dot" w:pos="9349"/>
         </w:tabs>
-        <w:ind w:left="1122"/>
         <w:rPr>
           <w:rFonts w:asciiTheme="minorHAnsi" w:eastAsiaTheme="minorEastAsia" w:hAnsiTheme="minorHAnsi" w:cstheme="minorBidi"/>
           <w:noProof/>
@@ -2685,7 +3979,7 @@
           <w:szCs w:val="28"/>
         </w:rPr>
       </w:pPr>
-      <w:hyperlink w:anchor="_Toc227917892" w:history="1">
+      <w:hyperlink w:anchor="_Toc228335525" w:history="1">
         <w:r>
           <w:rPr>
             <w:rStyle w:val="af"/>
@@ -2693,7 +3987,7 @@
             <w:sz w:val="28"/>
             <w:szCs w:val="28"/>
           </w:rPr>
-          <w:t>3.1.3 Требования по обеспечению сохранности данных</w:t>
+          <w:t>5.1 Виды, состав, объем и методы испытаний</w:t>
         </w:r>
         <w:r>
           <w:rPr>
@@ -2720,7 +4014,7 @@
             <w:sz w:val="28"/>
             <w:szCs w:val="28"/>
           </w:rPr>
-          <w:instrText xml:space="preserve"> PAGEREF _Toc227917892 \h </w:instrText>
+          <w:instrText xml:space="preserve"> PAGEREF _Toc228335525 \h </w:instrText>
         </w:r>
         <w:r>
           <w:rPr>
@@ -2746,7 +4040,7 @@
             <w:sz w:val="28"/>
             <w:szCs w:val="28"/>
           </w:rPr>
-          <w:t>12</w:t>
+          <w:t>23</w:t>
         </w:r>
         <w:r>
           <w:rPr>
@@ -2765,7 +4059,6 @@
         <w:tabs>
           <w:tab w:val="right" w:leader="dot" w:pos="9349"/>
         </w:tabs>
-        <w:ind w:left="1122"/>
         <w:rPr>
           <w:rFonts w:asciiTheme="minorHAnsi" w:eastAsiaTheme="minorEastAsia" w:hAnsiTheme="minorHAnsi" w:cstheme="minorBidi"/>
           <w:noProof/>
@@ -2774,7 +4067,7 @@
           <w:szCs w:val="28"/>
         </w:rPr>
       </w:pPr>
-      <w:hyperlink w:anchor="_Toc227917893" w:history="1">
+      <w:hyperlink w:anchor="_Toc228335526" w:history="1">
         <w:r>
           <w:rPr>
             <w:rStyle w:val="af"/>
@@ -2782,7 +4075,7 @@
             <w:sz w:val="28"/>
             <w:szCs w:val="28"/>
           </w:rPr>
-          <w:t>3.1.4 Требования к ролевой модели и разграничению доступа</w:t>
+          <w:t>5.2 Общие требования к приемке приложения</w:t>
         </w:r>
         <w:r>
           <w:rPr>
@@ -2809,7 +4102,7 @@
             <w:sz w:val="28"/>
             <w:szCs w:val="28"/>
           </w:rPr>
-          <w:instrText xml:space="preserve"> PAGEREF _Toc227917893 \h </w:instrText>
+          <w:instrText xml:space="preserve"> PAGEREF _Toc228335526 \h </w:instrText>
         </w:r>
         <w:r>
           <w:rPr>
@@ -2835,7 +4128,7 @@
             <w:sz w:val="28"/>
             <w:szCs w:val="28"/>
           </w:rPr>
-          <w:t>13</w:t>
+          <w:t>23</w:t>
         </w:r>
         <w:r>
           <w:rPr>
@@ -2854,7 +4147,6 @@
         <w:tabs>
           <w:tab w:val="right" w:leader="dot" w:pos="9349"/>
         </w:tabs>
-        <w:ind w:left="1122"/>
         <w:rPr>
           <w:rFonts w:asciiTheme="minorHAnsi" w:eastAsiaTheme="minorEastAsia" w:hAnsiTheme="minorHAnsi" w:cstheme="minorBidi"/>
           <w:noProof/>
@@ -2863,7 +4155,7 @@
           <w:szCs w:val="28"/>
         </w:rPr>
       </w:pPr>
-      <w:hyperlink w:anchor="_Toc227917894" w:history="1">
+      <w:hyperlink w:anchor="_Toc228335527" w:history="1">
         <w:r>
           <w:rPr>
             <w:rStyle w:val="af"/>
@@ -2871,7 +4163,43 @@
             <w:sz w:val="28"/>
             <w:szCs w:val="28"/>
           </w:rPr>
-          <w:t>3.2 Функциональные требования (задачи приложения)</w:t>
+          <w:t xml:space="preserve">5.3 Требования </w:t>
+        </w:r>
+        <w:r>
+          <w:rPr>
+            <w:rStyle w:val="af"/>
+            <w:noProof/>
+            <w:sz w:val="28"/>
+            <w:szCs w:val="28"/>
+          </w:rPr>
+          <w:t>к</w:t>
+        </w:r>
+        <w:r>
+          <w:rPr>
+            <w:rStyle w:val="af"/>
+            <w:noProof/>
+            <w:sz w:val="28"/>
+            <w:szCs w:val="28"/>
+          </w:rPr>
+          <w:t xml:space="preserve"> сос</w:t>
+        </w:r>
+        <w:r>
+          <w:rPr>
+            <w:rStyle w:val="af"/>
+            <w:noProof/>
+            <w:sz w:val="28"/>
+            <w:szCs w:val="28"/>
+          </w:rPr>
+          <w:t>т</w:t>
+        </w:r>
+        <w:r>
+          <w:rPr>
+            <w:rStyle w:val="af"/>
+            <w:noProof/>
+            <w:sz w:val="28"/>
+            <w:szCs w:val="28"/>
+          </w:rPr>
+          <w:t>аву и содержанию работ</w:t>
         </w:r>
         <w:r>
           <w:rPr>
@@ -2898,7 +4226,7 @@
             <w:sz w:val="28"/>
             <w:szCs w:val="28"/>
           </w:rPr>
-          <w:instrText xml:space="preserve"> PAGEREF _Toc227917894 \h </w:instrText>
+          <w:instrText xml:space="preserve"> PAGEREF _Toc228335527 \h </w:instrText>
         </w:r>
         <w:r>
           <w:rPr>
@@ -2924,7 +4252,7 @@
             <w:sz w:val="28"/>
             <w:szCs w:val="28"/>
           </w:rPr>
-          <w:t>13</w:t>
+          <w:t>24</w:t>
         </w:r>
         <w:r>
           <w:rPr>
@@ -2938,1544 +4266,19 @@
       </w:hyperlink>
     </w:p>
     <w:p>
-      <w:pPr>
-        <w:pStyle w:val="21"/>
-        <w:tabs>
-          <w:tab w:val="right" w:leader="dot" w:pos="9349"/>
-        </w:tabs>
-        <w:ind w:left="1122"/>
-        <w:rPr>
-          <w:rFonts w:asciiTheme="minorHAnsi" w:eastAsiaTheme="minorEastAsia" w:hAnsiTheme="minorHAnsi" w:cstheme="minorBidi"/>
-          <w:noProof/>
-          <w:color w:val="auto"/>
-          <w:sz w:val="28"/>
+      <w:r>
+        <w:rPr>
           <w:szCs w:val="28"/>
         </w:rPr>
-      </w:pPr>
-      <w:hyperlink w:anchor="_Toc227917895" w:history="1">
-        <w:r>
-          <w:rPr>
-            <w:rStyle w:val="af"/>
-            <w:noProof/>
-            <w:sz w:val="28"/>
-            <w:szCs w:val="28"/>
-          </w:rPr>
-          <w:t>3.2.1 Базовый состав функций и структура интерфейса</w:t>
-        </w:r>
-        <w:r>
-          <w:rPr>
-            <w:noProof/>
-            <w:webHidden/>
-            <w:sz w:val="28"/>
-            <w:szCs w:val="28"/>
-          </w:rPr>
-          <w:tab/>
-        </w:r>
-        <w:r>
-          <w:rPr>
-            <w:noProof/>
-            <w:webHidden/>
-            <w:sz w:val="28"/>
-            <w:szCs w:val="28"/>
-          </w:rPr>
-          <w:fldChar w:fldCharType="begin"/>
-        </w:r>
-        <w:r>
-          <w:rPr>
-            <w:noProof/>
-            <w:webHidden/>
-            <w:sz w:val="28"/>
-            <w:szCs w:val="28"/>
-          </w:rPr>
-          <w:instrText xml:space="preserve"> PAGEREF _Toc227917895 \h </w:instrText>
-        </w:r>
-        <w:r>
-          <w:rPr>
-            <w:noProof/>
-            <w:webHidden/>
-            <w:sz w:val="28"/>
-            <w:szCs w:val="28"/>
-          </w:rPr>
-        </w:r>
-        <w:r>
-          <w:rPr>
-            <w:noProof/>
-            <w:webHidden/>
-            <w:sz w:val="28"/>
-            <w:szCs w:val="28"/>
-          </w:rPr>
-          <w:fldChar w:fldCharType="separate"/>
-        </w:r>
-        <w:r>
-          <w:rPr>
-            <w:noProof/>
-            <w:webHidden/>
-            <w:sz w:val="28"/>
-            <w:szCs w:val="28"/>
-          </w:rPr>
-          <w:t>13</w:t>
-        </w:r>
-        <w:r>
-          <w:rPr>
-            <w:noProof/>
-            <w:webHidden/>
-            <w:sz w:val="28"/>
-            <w:szCs w:val="28"/>
-          </w:rPr>
-          <w:fldChar w:fldCharType="end"/>
-        </w:r>
-      </w:hyperlink>
-    </w:p>
-    <w:p>
-      <w:pPr>
-        <w:pStyle w:val="21"/>
-        <w:tabs>
-          <w:tab w:val="right" w:leader="dot" w:pos="9349"/>
-        </w:tabs>
-        <w:ind w:left="1122"/>
-        <w:rPr>
-          <w:rFonts w:asciiTheme="minorHAnsi" w:eastAsiaTheme="minorEastAsia" w:hAnsiTheme="minorHAnsi" w:cstheme="minorBidi"/>
-          <w:noProof/>
-          <w:color w:val="auto"/>
-          <w:sz w:val="28"/>
-          <w:szCs w:val="28"/>
-        </w:rPr>
-      </w:pPr>
-      <w:hyperlink w:anchor="_Toc227917896" w:history="1">
-        <w:r>
-          <w:rPr>
-            <w:rStyle w:val="af"/>
-            <w:noProof/>
-            <w:sz w:val="28"/>
-            <w:szCs w:val="28"/>
-          </w:rPr>
-          <w:t>3.2.2 Требования к функциональным возможностям</w:t>
-        </w:r>
-        <w:r>
-          <w:rPr>
-            <w:noProof/>
-            <w:webHidden/>
-            <w:sz w:val="28"/>
-            <w:szCs w:val="28"/>
-          </w:rPr>
-          <w:tab/>
-        </w:r>
-        <w:r>
-          <w:rPr>
-            <w:noProof/>
-            <w:webHidden/>
-            <w:sz w:val="28"/>
-            <w:szCs w:val="28"/>
-          </w:rPr>
-          <w:fldChar w:fldCharType="begin"/>
-        </w:r>
-        <w:r>
-          <w:rPr>
-            <w:noProof/>
-            <w:webHidden/>
-            <w:sz w:val="28"/>
-            <w:szCs w:val="28"/>
-          </w:rPr>
-          <w:instrText xml:space="preserve"> PAGEREF _Toc227917896 \h </w:instrText>
-        </w:r>
-        <w:r>
-          <w:rPr>
-            <w:noProof/>
-            <w:webHidden/>
-            <w:sz w:val="28"/>
-            <w:szCs w:val="28"/>
-          </w:rPr>
-        </w:r>
-        <w:r>
-          <w:rPr>
-            <w:noProof/>
-            <w:webHidden/>
-            <w:sz w:val="28"/>
-            <w:szCs w:val="28"/>
-          </w:rPr>
-          <w:fldChar w:fldCharType="separate"/>
-        </w:r>
-        <w:r>
-          <w:rPr>
-            <w:noProof/>
-            <w:webHidden/>
-            <w:sz w:val="28"/>
-            <w:szCs w:val="28"/>
-          </w:rPr>
-          <w:t>15</w:t>
-        </w:r>
-        <w:r>
-          <w:rPr>
-            <w:noProof/>
-            <w:webHidden/>
-            <w:sz w:val="28"/>
-            <w:szCs w:val="28"/>
-          </w:rPr>
-          <w:fldChar w:fldCharType="end"/>
-        </w:r>
-      </w:hyperlink>
-    </w:p>
-    <w:p>
-      <w:pPr>
-        <w:pStyle w:val="21"/>
-        <w:tabs>
-          <w:tab w:val="right" w:leader="dot" w:pos="9349"/>
-        </w:tabs>
-        <w:ind w:left="1122"/>
-        <w:rPr>
-          <w:rFonts w:asciiTheme="minorHAnsi" w:eastAsiaTheme="minorEastAsia" w:hAnsiTheme="minorHAnsi" w:cstheme="minorBidi"/>
-          <w:noProof/>
-          <w:color w:val="auto"/>
-          <w:sz w:val="28"/>
-          <w:szCs w:val="28"/>
-        </w:rPr>
-      </w:pPr>
-      <w:hyperlink w:anchor="_Toc227917897" w:history="1">
-        <w:r>
-          <w:rPr>
-            <w:rStyle w:val="af"/>
-            <w:noProof/>
-            <w:sz w:val="28"/>
-            <w:szCs w:val="28"/>
-          </w:rPr>
-          <w:t>3.2.3 Функциональные возможности разделов</w:t>
-        </w:r>
-        <w:r>
-          <w:rPr>
-            <w:noProof/>
-            <w:webHidden/>
-            <w:sz w:val="28"/>
-            <w:szCs w:val="28"/>
-          </w:rPr>
-          <w:tab/>
-        </w:r>
-        <w:r>
-          <w:rPr>
-            <w:noProof/>
-            <w:webHidden/>
-            <w:sz w:val="28"/>
-            <w:szCs w:val="28"/>
-          </w:rPr>
-          <w:fldChar w:fldCharType="begin"/>
-        </w:r>
-        <w:r>
-          <w:rPr>
-            <w:noProof/>
-            <w:webHidden/>
-            <w:sz w:val="28"/>
-            <w:szCs w:val="28"/>
-          </w:rPr>
-          <w:instrText xml:space="preserve"> PAGEREF _Toc227917897 \h </w:instrText>
-        </w:r>
-        <w:r>
-          <w:rPr>
-            <w:noProof/>
-            <w:webHidden/>
-            <w:sz w:val="28"/>
-            <w:szCs w:val="28"/>
-          </w:rPr>
-        </w:r>
-        <w:r>
-          <w:rPr>
-            <w:noProof/>
-            <w:webHidden/>
-            <w:sz w:val="28"/>
-            <w:szCs w:val="28"/>
-          </w:rPr>
-          <w:fldChar w:fldCharType="separate"/>
-        </w:r>
-        <w:r>
-          <w:rPr>
-            <w:noProof/>
-            <w:webHidden/>
-            <w:sz w:val="28"/>
-            <w:szCs w:val="28"/>
-          </w:rPr>
-          <w:t>16</w:t>
-        </w:r>
-        <w:r>
-          <w:rPr>
-            <w:noProof/>
-            <w:webHidden/>
-            <w:sz w:val="28"/>
-            <w:szCs w:val="28"/>
-          </w:rPr>
-          <w:fldChar w:fldCharType="end"/>
-        </w:r>
-      </w:hyperlink>
-    </w:p>
-    <w:p>
-      <w:pPr>
-        <w:pStyle w:val="21"/>
-        <w:tabs>
-          <w:tab w:val="right" w:leader="dot" w:pos="9349"/>
-        </w:tabs>
-        <w:ind w:left="1122"/>
-        <w:rPr>
-          <w:rFonts w:asciiTheme="minorHAnsi" w:eastAsiaTheme="minorEastAsia" w:hAnsiTheme="minorHAnsi" w:cstheme="minorBidi"/>
-          <w:noProof/>
-          <w:color w:val="auto"/>
-          <w:sz w:val="28"/>
-          <w:szCs w:val="28"/>
-        </w:rPr>
-      </w:pPr>
-      <w:hyperlink w:anchor="_Toc227917898" w:history="1">
-        <w:r>
-          <w:rPr>
-            <w:rStyle w:val="af"/>
-            <w:noProof/>
-            <w:sz w:val="28"/>
-            <w:szCs w:val="28"/>
-          </w:rPr>
-          <w:t>3.2.4 Требования к дизайну</w:t>
-        </w:r>
-        <w:r>
-          <w:rPr>
-            <w:noProof/>
-            <w:webHidden/>
-            <w:sz w:val="28"/>
-            <w:szCs w:val="28"/>
-          </w:rPr>
-          <w:tab/>
-        </w:r>
-        <w:r>
-          <w:rPr>
-            <w:noProof/>
-            <w:webHidden/>
-            <w:sz w:val="28"/>
-            <w:szCs w:val="28"/>
-          </w:rPr>
-          <w:fldChar w:fldCharType="begin"/>
-        </w:r>
-        <w:r>
-          <w:rPr>
-            <w:noProof/>
-            <w:webHidden/>
-            <w:sz w:val="28"/>
-            <w:szCs w:val="28"/>
-          </w:rPr>
-          <w:instrText xml:space="preserve"> PAGEREF _Toc227917898 \h </w:instrText>
-        </w:r>
-        <w:r>
-          <w:rPr>
-            <w:noProof/>
-            <w:webHidden/>
-            <w:sz w:val="28"/>
-            <w:szCs w:val="28"/>
-          </w:rPr>
-        </w:r>
-        <w:r>
-          <w:rPr>
-            <w:noProof/>
-            <w:webHidden/>
-            <w:sz w:val="28"/>
-            <w:szCs w:val="28"/>
-          </w:rPr>
-          <w:fldChar w:fldCharType="separate"/>
-        </w:r>
-        <w:r>
-          <w:rPr>
-            <w:noProof/>
-            <w:webHidden/>
-            <w:sz w:val="28"/>
-            <w:szCs w:val="28"/>
-          </w:rPr>
-          <w:t>17</w:t>
-        </w:r>
-        <w:r>
-          <w:rPr>
-            <w:noProof/>
-            <w:webHidden/>
-            <w:sz w:val="28"/>
-            <w:szCs w:val="28"/>
-          </w:rPr>
-          <w:fldChar w:fldCharType="end"/>
-        </w:r>
-      </w:hyperlink>
-    </w:p>
-    <w:p>
-      <w:pPr>
-        <w:pStyle w:val="21"/>
-        <w:tabs>
-          <w:tab w:val="left" w:pos="1100"/>
-          <w:tab w:val="right" w:leader="dot" w:pos="9349"/>
-        </w:tabs>
-        <w:ind w:left="1122"/>
-        <w:rPr>
-          <w:rFonts w:asciiTheme="minorHAnsi" w:eastAsiaTheme="minorEastAsia" w:hAnsiTheme="minorHAnsi" w:cstheme="minorBidi"/>
-          <w:noProof/>
-          <w:color w:val="auto"/>
-          <w:sz w:val="28"/>
-          <w:szCs w:val="28"/>
-        </w:rPr>
-      </w:pPr>
-      <w:hyperlink w:anchor="_Toc227917899" w:history="1">
-        <w:r>
-          <w:rPr>
-            <w:rStyle w:val="af"/>
-            <w:noProof/>
-            <w:sz w:val="28"/>
-            <w:szCs w:val="28"/>
-          </w:rPr>
-          <w:t>3.2.5</w:t>
-        </w:r>
-        <w:r>
-          <w:rPr>
-            <w:rFonts w:asciiTheme="minorHAnsi" w:eastAsiaTheme="minorEastAsia" w:hAnsiTheme="minorHAnsi" w:cstheme="minorBidi"/>
-            <w:noProof/>
-            <w:color w:val="auto"/>
-            <w:sz w:val="28"/>
-            <w:szCs w:val="28"/>
-          </w:rPr>
-          <w:tab/>
-        </w:r>
-        <w:r>
-          <w:rPr>
-            <w:rStyle w:val="af"/>
-            <w:noProof/>
-            <w:sz w:val="28"/>
-            <w:szCs w:val="28"/>
-          </w:rPr>
-          <w:t>Эскизы окон</w:t>
-        </w:r>
-        <w:r>
-          <w:rPr>
-            <w:noProof/>
-            <w:webHidden/>
-            <w:sz w:val="28"/>
-            <w:szCs w:val="28"/>
-          </w:rPr>
-          <w:tab/>
-        </w:r>
-        <w:r>
-          <w:rPr>
-            <w:noProof/>
-            <w:webHidden/>
-            <w:sz w:val="28"/>
-            <w:szCs w:val="28"/>
-          </w:rPr>
-          <w:fldChar w:fldCharType="begin"/>
-        </w:r>
-        <w:r>
-          <w:rPr>
-            <w:noProof/>
-            <w:webHidden/>
-            <w:sz w:val="28"/>
-            <w:szCs w:val="28"/>
-          </w:rPr>
-          <w:instrText xml:space="preserve"> PAGEREF _Toc227917899 \h </w:instrText>
-        </w:r>
-        <w:r>
-          <w:rPr>
-            <w:noProof/>
-            <w:webHidden/>
-            <w:sz w:val="28"/>
-            <w:szCs w:val="28"/>
-          </w:rPr>
-        </w:r>
-        <w:r>
-          <w:rPr>
-            <w:noProof/>
-            <w:webHidden/>
-            <w:sz w:val="28"/>
-            <w:szCs w:val="28"/>
-          </w:rPr>
-          <w:fldChar w:fldCharType="separate"/>
-        </w:r>
-        <w:r>
-          <w:rPr>
-            <w:noProof/>
-            <w:webHidden/>
-            <w:sz w:val="28"/>
-            <w:szCs w:val="28"/>
-          </w:rPr>
-          <w:t>19</w:t>
-        </w:r>
-        <w:r>
-          <w:rPr>
-            <w:noProof/>
-            <w:webHidden/>
-            <w:sz w:val="28"/>
-            <w:szCs w:val="28"/>
-          </w:rPr>
-          <w:fldChar w:fldCharType="end"/>
-        </w:r>
-      </w:hyperlink>
-    </w:p>
-    <w:p>
-      <w:pPr>
-        <w:pStyle w:val="21"/>
-        <w:tabs>
-          <w:tab w:val="right" w:leader="dot" w:pos="9349"/>
-        </w:tabs>
-        <w:ind w:left="1122"/>
-        <w:rPr>
-          <w:rFonts w:asciiTheme="minorHAnsi" w:eastAsiaTheme="minorEastAsia" w:hAnsiTheme="minorHAnsi" w:cstheme="minorBidi"/>
-          <w:noProof/>
-          <w:color w:val="auto"/>
-          <w:sz w:val="28"/>
-          <w:szCs w:val="28"/>
-        </w:rPr>
-      </w:pPr>
-      <w:hyperlink w:anchor="_Toc227917900" w:history="1">
-        <w:r>
-          <w:rPr>
-            <w:rStyle w:val="af"/>
-            <w:noProof/>
-            <w:sz w:val="28"/>
-            <w:szCs w:val="28"/>
-          </w:rPr>
-          <w:t>3.3 Требования к приложению</w:t>
-        </w:r>
-        <w:r>
-          <w:rPr>
-            <w:noProof/>
-            <w:webHidden/>
-            <w:sz w:val="28"/>
-            <w:szCs w:val="28"/>
-          </w:rPr>
-          <w:tab/>
-        </w:r>
-        <w:r>
-          <w:rPr>
-            <w:noProof/>
-            <w:webHidden/>
-            <w:sz w:val="28"/>
-            <w:szCs w:val="28"/>
-          </w:rPr>
-          <w:fldChar w:fldCharType="begin"/>
-        </w:r>
-        <w:r>
-          <w:rPr>
-            <w:noProof/>
-            <w:webHidden/>
-            <w:sz w:val="28"/>
-            <w:szCs w:val="28"/>
-          </w:rPr>
-          <w:instrText xml:space="preserve"> PAGEREF _Toc227917900 \h </w:instrText>
-        </w:r>
-        <w:r>
-          <w:rPr>
-            <w:noProof/>
-            <w:webHidden/>
-            <w:sz w:val="28"/>
-            <w:szCs w:val="28"/>
-          </w:rPr>
-        </w:r>
-        <w:r>
-          <w:rPr>
-            <w:noProof/>
-            <w:webHidden/>
-            <w:sz w:val="28"/>
-            <w:szCs w:val="28"/>
-          </w:rPr>
-          <w:fldChar w:fldCharType="separate"/>
-        </w:r>
-        <w:r>
-          <w:rPr>
-            <w:noProof/>
-            <w:webHidden/>
-            <w:sz w:val="28"/>
-            <w:szCs w:val="28"/>
-          </w:rPr>
-          <w:t>21</w:t>
-        </w:r>
-        <w:r>
-          <w:rPr>
-            <w:noProof/>
-            <w:webHidden/>
-            <w:sz w:val="28"/>
-            <w:szCs w:val="28"/>
-          </w:rPr>
-          <w:fldChar w:fldCharType="end"/>
-        </w:r>
-      </w:hyperlink>
-    </w:p>
-    <w:p>
-      <w:pPr>
-        <w:pStyle w:val="21"/>
-        <w:tabs>
-          <w:tab w:val="right" w:leader="dot" w:pos="9349"/>
-        </w:tabs>
-        <w:ind w:left="1122"/>
-        <w:rPr>
-          <w:rFonts w:asciiTheme="minorHAnsi" w:eastAsiaTheme="minorEastAsia" w:hAnsiTheme="minorHAnsi" w:cstheme="minorBidi"/>
-          <w:noProof/>
-          <w:color w:val="auto"/>
-          <w:sz w:val="28"/>
-          <w:szCs w:val="28"/>
-        </w:rPr>
-      </w:pPr>
-      <w:hyperlink w:anchor="_Toc227917901" w:history="1">
-        <w:r>
-          <w:rPr>
-            <w:rStyle w:val="af"/>
-            <w:noProof/>
-            <w:sz w:val="28"/>
-            <w:szCs w:val="28"/>
-          </w:rPr>
-          <w:t>3.3.1 Общие требования</w:t>
-        </w:r>
-        <w:r>
-          <w:rPr>
-            <w:noProof/>
-            <w:webHidden/>
-            <w:sz w:val="28"/>
-            <w:szCs w:val="28"/>
-          </w:rPr>
-          <w:tab/>
-        </w:r>
-        <w:r>
-          <w:rPr>
-            <w:noProof/>
-            <w:webHidden/>
-            <w:sz w:val="28"/>
-            <w:szCs w:val="28"/>
-          </w:rPr>
-          <w:fldChar w:fldCharType="begin"/>
-        </w:r>
-        <w:r>
-          <w:rPr>
-            <w:noProof/>
-            <w:webHidden/>
-            <w:sz w:val="28"/>
-            <w:szCs w:val="28"/>
-          </w:rPr>
-          <w:instrText xml:space="preserve"> PAGEREF _Toc227917901 \h </w:instrText>
-        </w:r>
-        <w:r>
-          <w:rPr>
-            <w:noProof/>
-            <w:webHidden/>
-            <w:sz w:val="28"/>
-            <w:szCs w:val="28"/>
-          </w:rPr>
-        </w:r>
-        <w:r>
-          <w:rPr>
-            <w:noProof/>
-            <w:webHidden/>
-            <w:sz w:val="28"/>
-            <w:szCs w:val="28"/>
-          </w:rPr>
-          <w:fldChar w:fldCharType="separate"/>
-        </w:r>
-        <w:r>
-          <w:rPr>
-            <w:noProof/>
-            <w:webHidden/>
-            <w:sz w:val="28"/>
-            <w:szCs w:val="28"/>
-          </w:rPr>
-          <w:t>21</w:t>
-        </w:r>
-        <w:r>
-          <w:rPr>
-            <w:noProof/>
-            <w:webHidden/>
-            <w:sz w:val="28"/>
-            <w:szCs w:val="28"/>
-          </w:rPr>
-          <w:fldChar w:fldCharType="end"/>
-        </w:r>
-      </w:hyperlink>
-    </w:p>
-    <w:p>
-      <w:pPr>
-        <w:pStyle w:val="21"/>
-        <w:tabs>
-          <w:tab w:val="right" w:leader="dot" w:pos="9349"/>
-        </w:tabs>
-        <w:ind w:left="1122"/>
-        <w:rPr>
-          <w:rFonts w:asciiTheme="minorHAnsi" w:eastAsiaTheme="minorEastAsia" w:hAnsiTheme="minorHAnsi" w:cstheme="minorBidi"/>
-          <w:noProof/>
-          <w:color w:val="auto"/>
-          <w:sz w:val="28"/>
-          <w:szCs w:val="28"/>
-        </w:rPr>
-      </w:pPr>
-      <w:hyperlink w:anchor="_Toc227917902" w:history="1">
-        <w:r>
-          <w:rPr>
-            <w:rStyle w:val="af"/>
-            <w:noProof/>
-            <w:sz w:val="28"/>
-            <w:szCs w:val="28"/>
-          </w:rPr>
-          <w:t>3.3.2 Требования к структуре и навигации</w:t>
-        </w:r>
-        <w:r>
-          <w:rPr>
-            <w:noProof/>
-            <w:webHidden/>
-            <w:sz w:val="28"/>
-            <w:szCs w:val="28"/>
-          </w:rPr>
-          <w:tab/>
-        </w:r>
-        <w:r>
-          <w:rPr>
-            <w:noProof/>
-            <w:webHidden/>
-            <w:sz w:val="28"/>
-            <w:szCs w:val="28"/>
-          </w:rPr>
-          <w:fldChar w:fldCharType="begin"/>
-        </w:r>
-        <w:r>
-          <w:rPr>
-            <w:noProof/>
-            <w:webHidden/>
-            <w:sz w:val="28"/>
-            <w:szCs w:val="28"/>
-          </w:rPr>
-          <w:instrText xml:space="preserve"> PAGEREF _Toc227917902 \h </w:instrText>
-        </w:r>
-        <w:r>
-          <w:rPr>
-            <w:noProof/>
-            <w:webHidden/>
-            <w:sz w:val="28"/>
-            <w:szCs w:val="28"/>
-          </w:rPr>
-        </w:r>
-        <w:r>
-          <w:rPr>
-            <w:noProof/>
-            <w:webHidden/>
-            <w:sz w:val="28"/>
-            <w:szCs w:val="28"/>
-          </w:rPr>
-          <w:fldChar w:fldCharType="separate"/>
-        </w:r>
-        <w:r>
-          <w:rPr>
-            <w:noProof/>
-            <w:webHidden/>
-            <w:sz w:val="28"/>
-            <w:szCs w:val="28"/>
-          </w:rPr>
-          <w:t>21</w:t>
-        </w:r>
-        <w:r>
-          <w:rPr>
-            <w:noProof/>
-            <w:webHidden/>
-            <w:sz w:val="28"/>
-            <w:szCs w:val="28"/>
-          </w:rPr>
-          <w:fldChar w:fldCharType="end"/>
-        </w:r>
-      </w:hyperlink>
-    </w:p>
-    <w:p>
-      <w:pPr>
-        <w:pStyle w:val="21"/>
-        <w:tabs>
-          <w:tab w:val="right" w:leader="dot" w:pos="9349"/>
-        </w:tabs>
-        <w:ind w:left="1122"/>
-        <w:rPr>
-          <w:rFonts w:asciiTheme="minorHAnsi" w:eastAsiaTheme="minorEastAsia" w:hAnsiTheme="minorHAnsi" w:cstheme="minorBidi"/>
-          <w:noProof/>
-          <w:color w:val="auto"/>
-          <w:sz w:val="28"/>
-          <w:szCs w:val="28"/>
-        </w:rPr>
-      </w:pPr>
-      <w:hyperlink w:anchor="_Toc227917903" w:history="1">
-        <w:r>
-          <w:rPr>
-            <w:rStyle w:val="af"/>
-            <w:noProof/>
-            <w:sz w:val="28"/>
-            <w:szCs w:val="28"/>
-          </w:rPr>
-          <w:t>3.3.3 Требования к оформлению и дизайну</w:t>
-        </w:r>
-        <w:r>
-          <w:rPr>
-            <w:noProof/>
-            <w:webHidden/>
-            <w:sz w:val="28"/>
-            <w:szCs w:val="28"/>
-          </w:rPr>
-          <w:tab/>
-        </w:r>
-        <w:r>
-          <w:rPr>
-            <w:noProof/>
-            <w:webHidden/>
-            <w:sz w:val="28"/>
-            <w:szCs w:val="28"/>
-          </w:rPr>
-          <w:fldChar w:fldCharType="begin"/>
-        </w:r>
-        <w:r>
-          <w:rPr>
-            <w:noProof/>
-            <w:webHidden/>
-            <w:sz w:val="28"/>
-            <w:szCs w:val="28"/>
-          </w:rPr>
-          <w:instrText xml:space="preserve"> PAGEREF _Toc227917903 \h </w:instrText>
-        </w:r>
-        <w:r>
-          <w:rPr>
-            <w:noProof/>
-            <w:webHidden/>
-            <w:sz w:val="28"/>
-            <w:szCs w:val="28"/>
-          </w:rPr>
-        </w:r>
-        <w:r>
-          <w:rPr>
-            <w:noProof/>
-            <w:webHidden/>
-            <w:sz w:val="28"/>
-            <w:szCs w:val="28"/>
-          </w:rPr>
-          <w:fldChar w:fldCharType="separate"/>
-        </w:r>
-        <w:r>
-          <w:rPr>
-            <w:noProof/>
-            <w:webHidden/>
-            <w:sz w:val="28"/>
-            <w:szCs w:val="28"/>
-          </w:rPr>
-          <w:t>21</w:t>
-        </w:r>
-        <w:r>
-          <w:rPr>
-            <w:noProof/>
-            <w:webHidden/>
-            <w:sz w:val="28"/>
-            <w:szCs w:val="28"/>
-          </w:rPr>
-          <w:fldChar w:fldCharType="end"/>
-        </w:r>
-      </w:hyperlink>
-    </w:p>
-    <w:p>
-      <w:pPr>
-        <w:pStyle w:val="15"/>
-        <w:tabs>
-          <w:tab w:val="right" w:leader="dot" w:pos="9349"/>
-        </w:tabs>
-        <w:rPr>
-          <w:rFonts w:asciiTheme="minorHAnsi" w:eastAsiaTheme="minorEastAsia" w:hAnsiTheme="minorHAnsi" w:cstheme="minorBidi"/>
-          <w:noProof/>
-          <w:color w:val="auto"/>
-          <w:sz w:val="28"/>
-          <w:szCs w:val="28"/>
-        </w:rPr>
-      </w:pPr>
-      <w:hyperlink w:anchor="_Toc227917904" w:history="1">
-        <w:r>
-          <w:rPr>
-            <w:rStyle w:val="af"/>
-            <w:noProof/>
-            <w:sz w:val="28"/>
-            <w:szCs w:val="28"/>
-          </w:rPr>
-          <w:t>4.</w:t>
-        </w:r>
-        <w:r>
-          <w:rPr>
-            <w:rFonts w:asciiTheme="minorHAnsi" w:eastAsiaTheme="minorEastAsia" w:hAnsiTheme="minorHAnsi" w:cstheme="minorBidi"/>
-            <w:noProof/>
-            <w:color w:val="auto"/>
-            <w:sz w:val="28"/>
-            <w:szCs w:val="28"/>
-          </w:rPr>
-          <w:tab/>
-        </w:r>
-        <w:r>
-          <w:rPr>
-            <w:rStyle w:val="af"/>
-            <w:noProof/>
-            <w:sz w:val="28"/>
-            <w:szCs w:val="28"/>
-          </w:rPr>
-          <w:t>Со</w:t>
-        </w:r>
-        <w:r>
-          <w:rPr>
-            <w:rStyle w:val="af"/>
-            <w:noProof/>
-            <w:sz w:val="28"/>
-            <w:szCs w:val="28"/>
-          </w:rPr>
-          <w:t>с</w:t>
-        </w:r>
-        <w:r>
-          <w:rPr>
-            <w:rStyle w:val="af"/>
-            <w:noProof/>
-            <w:sz w:val="28"/>
-            <w:szCs w:val="28"/>
-          </w:rPr>
-          <w:t>тав</w:t>
-        </w:r>
-        <w:r>
-          <w:rPr>
-            <w:rStyle w:val="af"/>
-            <w:noProof/>
-            <w:spacing w:val="-7"/>
-            <w:sz w:val="28"/>
-            <w:szCs w:val="28"/>
-          </w:rPr>
-          <w:t xml:space="preserve"> </w:t>
-        </w:r>
-        <w:r>
-          <w:rPr>
-            <w:rStyle w:val="af"/>
-            <w:noProof/>
-            <w:sz w:val="28"/>
-            <w:szCs w:val="28"/>
-          </w:rPr>
-          <w:t>и</w:t>
-        </w:r>
-        <w:r>
-          <w:rPr>
-            <w:rStyle w:val="af"/>
-            <w:noProof/>
-            <w:spacing w:val="-6"/>
-            <w:sz w:val="28"/>
-            <w:szCs w:val="28"/>
-          </w:rPr>
-          <w:t xml:space="preserve"> </w:t>
-        </w:r>
-        <w:r>
-          <w:rPr>
-            <w:rStyle w:val="af"/>
-            <w:noProof/>
-            <w:sz w:val="28"/>
-            <w:szCs w:val="28"/>
-          </w:rPr>
-          <w:t>содержание</w:t>
-        </w:r>
-        <w:r>
-          <w:rPr>
-            <w:rStyle w:val="af"/>
-            <w:noProof/>
-            <w:spacing w:val="-8"/>
-            <w:sz w:val="28"/>
-            <w:szCs w:val="28"/>
-          </w:rPr>
-          <w:t xml:space="preserve"> </w:t>
-        </w:r>
-        <w:r>
-          <w:rPr>
-            <w:rStyle w:val="af"/>
-            <w:noProof/>
-            <w:sz w:val="28"/>
-            <w:szCs w:val="28"/>
-          </w:rPr>
-          <w:t>работ</w:t>
-        </w:r>
-        <w:r>
-          <w:rPr>
-            <w:rStyle w:val="af"/>
-            <w:noProof/>
-            <w:spacing w:val="-6"/>
-            <w:sz w:val="28"/>
-            <w:szCs w:val="28"/>
-          </w:rPr>
-          <w:t xml:space="preserve"> </w:t>
-        </w:r>
-        <w:r>
-          <w:rPr>
-            <w:rStyle w:val="af"/>
-            <w:noProof/>
-            <w:sz w:val="28"/>
-            <w:szCs w:val="28"/>
-          </w:rPr>
-          <w:t>по</w:t>
-        </w:r>
-        <w:r>
-          <w:rPr>
-            <w:rStyle w:val="af"/>
-            <w:noProof/>
-            <w:spacing w:val="-7"/>
-            <w:sz w:val="28"/>
-            <w:szCs w:val="28"/>
-          </w:rPr>
-          <w:t xml:space="preserve"> </w:t>
-        </w:r>
-        <w:r>
-          <w:rPr>
-            <w:rStyle w:val="af"/>
-            <w:noProof/>
-            <w:sz w:val="28"/>
-            <w:szCs w:val="28"/>
-          </w:rPr>
-          <w:t>созданию</w:t>
-        </w:r>
-        <w:r>
-          <w:rPr>
-            <w:rStyle w:val="af"/>
-            <w:noProof/>
-            <w:spacing w:val="-3"/>
-            <w:sz w:val="28"/>
-            <w:szCs w:val="28"/>
-          </w:rPr>
-          <w:t xml:space="preserve"> </w:t>
-        </w:r>
-        <w:r>
-          <w:rPr>
-            <w:rStyle w:val="af"/>
-            <w:noProof/>
-            <w:sz w:val="28"/>
-            <w:szCs w:val="28"/>
-          </w:rPr>
-          <w:t>приложения</w:t>
-        </w:r>
-        <w:r>
-          <w:rPr>
-            <w:noProof/>
-            <w:webHidden/>
-            <w:sz w:val="28"/>
-            <w:szCs w:val="28"/>
-          </w:rPr>
-          <w:tab/>
-        </w:r>
-        <w:r>
-          <w:rPr>
-            <w:noProof/>
-            <w:webHidden/>
-            <w:sz w:val="28"/>
-            <w:szCs w:val="28"/>
-          </w:rPr>
-          <w:fldChar w:fldCharType="begin"/>
-        </w:r>
-        <w:r>
-          <w:rPr>
-            <w:noProof/>
-            <w:webHidden/>
-            <w:sz w:val="28"/>
-            <w:szCs w:val="28"/>
-          </w:rPr>
-          <w:instrText xml:space="preserve"> PAGEREF _Toc227917904 \h </w:instrText>
-        </w:r>
-        <w:r>
-          <w:rPr>
-            <w:noProof/>
-            <w:webHidden/>
-            <w:sz w:val="28"/>
-            <w:szCs w:val="28"/>
-          </w:rPr>
-        </w:r>
-        <w:r>
-          <w:rPr>
-            <w:noProof/>
-            <w:webHidden/>
-            <w:sz w:val="28"/>
-            <w:szCs w:val="28"/>
-          </w:rPr>
-          <w:fldChar w:fldCharType="separate"/>
-        </w:r>
-        <w:r>
-          <w:rPr>
-            <w:noProof/>
-            <w:webHidden/>
-            <w:sz w:val="28"/>
-            <w:szCs w:val="28"/>
-          </w:rPr>
-          <w:t>22</w:t>
-        </w:r>
-        <w:r>
-          <w:rPr>
-            <w:noProof/>
-            <w:webHidden/>
-            <w:sz w:val="28"/>
-            <w:szCs w:val="28"/>
-          </w:rPr>
-          <w:fldChar w:fldCharType="end"/>
-        </w:r>
-      </w:hyperlink>
-    </w:p>
-    <w:p>
-      <w:pPr>
-        <w:pStyle w:val="15"/>
-        <w:tabs>
-          <w:tab w:val="right" w:leader="dot" w:pos="9349"/>
-        </w:tabs>
-        <w:rPr>
-          <w:rFonts w:asciiTheme="minorHAnsi" w:eastAsiaTheme="minorEastAsia" w:hAnsiTheme="minorHAnsi" w:cstheme="minorBidi"/>
-          <w:noProof/>
-          <w:color w:val="auto"/>
-          <w:sz w:val="28"/>
-          <w:szCs w:val="28"/>
-        </w:rPr>
-      </w:pPr>
-      <w:hyperlink w:anchor="_Toc227917905" w:history="1">
-        <w:r>
-          <w:rPr>
-            <w:rStyle w:val="af"/>
-            <w:noProof/>
-            <w:sz w:val="28"/>
-            <w:szCs w:val="28"/>
-          </w:rPr>
-          <w:t>5.</w:t>
-        </w:r>
-        <w:r>
-          <w:rPr>
-            <w:rFonts w:asciiTheme="minorHAnsi" w:eastAsiaTheme="minorEastAsia" w:hAnsiTheme="minorHAnsi" w:cstheme="minorBidi"/>
-            <w:noProof/>
-            <w:color w:val="auto"/>
-            <w:sz w:val="28"/>
-            <w:szCs w:val="28"/>
-          </w:rPr>
-          <w:tab/>
-        </w:r>
-        <w:r>
-          <w:rPr>
-            <w:rStyle w:val="af"/>
-            <w:noProof/>
-            <w:sz w:val="28"/>
-            <w:szCs w:val="28"/>
-          </w:rPr>
-          <w:t>Порядок</w:t>
-        </w:r>
-        <w:r>
-          <w:rPr>
-            <w:rStyle w:val="af"/>
-            <w:noProof/>
-            <w:spacing w:val="-10"/>
-            <w:sz w:val="28"/>
-            <w:szCs w:val="28"/>
-          </w:rPr>
-          <w:t xml:space="preserve"> </w:t>
-        </w:r>
-        <w:r>
-          <w:rPr>
-            <w:rStyle w:val="af"/>
-            <w:noProof/>
-            <w:sz w:val="28"/>
-            <w:szCs w:val="28"/>
-          </w:rPr>
-          <w:t>контроля</w:t>
-        </w:r>
-        <w:r>
-          <w:rPr>
-            <w:rStyle w:val="af"/>
-            <w:noProof/>
-            <w:spacing w:val="-9"/>
-            <w:sz w:val="28"/>
-            <w:szCs w:val="28"/>
-          </w:rPr>
-          <w:t xml:space="preserve"> </w:t>
-        </w:r>
-        <w:r>
-          <w:rPr>
-            <w:rStyle w:val="af"/>
-            <w:noProof/>
-            <w:sz w:val="28"/>
-            <w:szCs w:val="28"/>
-          </w:rPr>
-          <w:t>и</w:t>
-        </w:r>
-        <w:r>
-          <w:rPr>
-            <w:rStyle w:val="af"/>
-            <w:noProof/>
-            <w:spacing w:val="-9"/>
-            <w:sz w:val="28"/>
-            <w:szCs w:val="28"/>
-          </w:rPr>
-          <w:t xml:space="preserve"> </w:t>
-        </w:r>
-        <w:r>
-          <w:rPr>
-            <w:rStyle w:val="af"/>
-            <w:noProof/>
-            <w:sz w:val="28"/>
-            <w:szCs w:val="28"/>
-          </w:rPr>
-          <w:t>приемки</w:t>
-        </w:r>
-        <w:r>
-          <w:rPr>
-            <w:rStyle w:val="af"/>
-            <w:noProof/>
-            <w:spacing w:val="-9"/>
-            <w:sz w:val="28"/>
-            <w:szCs w:val="28"/>
-          </w:rPr>
-          <w:t xml:space="preserve"> </w:t>
-        </w:r>
-        <w:r>
-          <w:rPr>
-            <w:rStyle w:val="af"/>
-            <w:noProof/>
-            <w:sz w:val="28"/>
-            <w:szCs w:val="28"/>
-          </w:rPr>
-          <w:t>приложения</w:t>
-        </w:r>
-        <w:r>
-          <w:rPr>
-            <w:noProof/>
-            <w:webHidden/>
-            <w:sz w:val="28"/>
-            <w:szCs w:val="28"/>
-          </w:rPr>
-          <w:tab/>
-        </w:r>
-        <w:r>
-          <w:rPr>
-            <w:noProof/>
-            <w:webHidden/>
-            <w:sz w:val="28"/>
-            <w:szCs w:val="28"/>
-          </w:rPr>
-          <w:fldChar w:fldCharType="begin"/>
-        </w:r>
-        <w:r>
-          <w:rPr>
-            <w:noProof/>
-            <w:webHidden/>
-            <w:sz w:val="28"/>
-            <w:szCs w:val="28"/>
-          </w:rPr>
-          <w:instrText xml:space="preserve"> PAGEREF _Toc227917905 \h </w:instrText>
-        </w:r>
-        <w:r>
-          <w:rPr>
-            <w:noProof/>
-            <w:webHidden/>
-            <w:sz w:val="28"/>
-            <w:szCs w:val="28"/>
-          </w:rPr>
-        </w:r>
-        <w:r>
-          <w:rPr>
-            <w:noProof/>
-            <w:webHidden/>
-            <w:sz w:val="28"/>
-            <w:szCs w:val="28"/>
-          </w:rPr>
-          <w:fldChar w:fldCharType="separate"/>
-        </w:r>
-        <w:r>
-          <w:rPr>
-            <w:noProof/>
-            <w:webHidden/>
-            <w:sz w:val="28"/>
-            <w:szCs w:val="28"/>
-          </w:rPr>
-          <w:t>23</w:t>
-        </w:r>
-        <w:r>
-          <w:rPr>
-            <w:noProof/>
-            <w:webHidden/>
-            <w:sz w:val="28"/>
-            <w:szCs w:val="28"/>
-          </w:rPr>
-          <w:fldChar w:fldCharType="end"/>
-        </w:r>
-      </w:hyperlink>
-    </w:p>
-    <w:p>
-      <w:pPr>
-        <w:pStyle w:val="21"/>
-        <w:tabs>
-          <w:tab w:val="right" w:leader="dot" w:pos="9349"/>
-        </w:tabs>
-        <w:ind w:left="1122"/>
-        <w:rPr>
-          <w:rFonts w:asciiTheme="minorHAnsi" w:eastAsiaTheme="minorEastAsia" w:hAnsiTheme="minorHAnsi" w:cstheme="minorBidi"/>
-          <w:noProof/>
-          <w:color w:val="auto"/>
-          <w:sz w:val="28"/>
-          <w:szCs w:val="28"/>
-        </w:rPr>
-      </w:pPr>
-      <w:hyperlink w:anchor="_Toc227917906" w:history="1">
-        <w:r>
-          <w:rPr>
-            <w:rStyle w:val="af"/>
-            <w:noProof/>
-            <w:sz w:val="28"/>
-            <w:szCs w:val="28"/>
-          </w:rPr>
-          <w:t>5.1 Виды, состав, объем и методы испытаний</w:t>
-        </w:r>
-        <w:r>
-          <w:rPr>
-            <w:noProof/>
-            <w:webHidden/>
-            <w:sz w:val="28"/>
-            <w:szCs w:val="28"/>
-          </w:rPr>
-          <w:tab/>
-        </w:r>
-        <w:r>
-          <w:rPr>
-            <w:noProof/>
-            <w:webHidden/>
-            <w:sz w:val="28"/>
-            <w:szCs w:val="28"/>
-          </w:rPr>
-          <w:fldChar w:fldCharType="begin"/>
-        </w:r>
-        <w:r>
-          <w:rPr>
-            <w:noProof/>
-            <w:webHidden/>
-            <w:sz w:val="28"/>
-            <w:szCs w:val="28"/>
-          </w:rPr>
-          <w:instrText xml:space="preserve"> PAGEREF _Toc227917906 \h </w:instrText>
-        </w:r>
-        <w:r>
-          <w:rPr>
-            <w:noProof/>
-            <w:webHidden/>
-            <w:sz w:val="28"/>
-            <w:szCs w:val="28"/>
-          </w:rPr>
-        </w:r>
-        <w:r>
-          <w:rPr>
-            <w:noProof/>
-            <w:webHidden/>
-            <w:sz w:val="28"/>
-            <w:szCs w:val="28"/>
-          </w:rPr>
-          <w:fldChar w:fldCharType="separate"/>
-        </w:r>
-        <w:r>
-          <w:rPr>
-            <w:noProof/>
-            <w:webHidden/>
-            <w:sz w:val="28"/>
-            <w:szCs w:val="28"/>
-          </w:rPr>
-          <w:t>23</w:t>
-        </w:r>
-        <w:r>
-          <w:rPr>
-            <w:noProof/>
-            <w:webHidden/>
-            <w:sz w:val="28"/>
-            <w:szCs w:val="28"/>
-          </w:rPr>
-          <w:fldChar w:fldCharType="end"/>
-        </w:r>
-      </w:hyperlink>
-    </w:p>
-    <w:p>
-      <w:pPr>
-        <w:pStyle w:val="21"/>
-        <w:tabs>
-          <w:tab w:val="right" w:leader="dot" w:pos="9349"/>
-        </w:tabs>
-        <w:ind w:left="1122"/>
-        <w:rPr>
-          <w:rFonts w:asciiTheme="minorHAnsi" w:eastAsiaTheme="minorEastAsia" w:hAnsiTheme="minorHAnsi" w:cstheme="minorBidi"/>
-          <w:noProof/>
-          <w:color w:val="auto"/>
-          <w:sz w:val="28"/>
-          <w:szCs w:val="28"/>
-        </w:rPr>
-      </w:pPr>
-      <w:hyperlink w:anchor="_Toc227917907" w:history="1">
-        <w:r>
-          <w:rPr>
-            <w:rStyle w:val="af"/>
-            <w:noProof/>
-            <w:sz w:val="28"/>
-            <w:szCs w:val="28"/>
-          </w:rPr>
-          <w:t>5.2 Общие требования к приемке приложения</w:t>
-        </w:r>
-        <w:r>
-          <w:rPr>
-            <w:noProof/>
-            <w:webHidden/>
-            <w:sz w:val="28"/>
-            <w:szCs w:val="28"/>
-          </w:rPr>
-          <w:tab/>
-        </w:r>
-        <w:r>
-          <w:rPr>
-            <w:noProof/>
-            <w:webHidden/>
-            <w:sz w:val="28"/>
-            <w:szCs w:val="28"/>
-          </w:rPr>
-          <w:fldChar w:fldCharType="begin"/>
-        </w:r>
-        <w:r>
-          <w:rPr>
-            <w:noProof/>
-            <w:webHidden/>
-            <w:sz w:val="28"/>
-            <w:szCs w:val="28"/>
-          </w:rPr>
-          <w:instrText xml:space="preserve"> PAGEREF _Toc227917907 \h </w:instrText>
-        </w:r>
-        <w:r>
-          <w:rPr>
-            <w:noProof/>
-            <w:webHidden/>
-            <w:sz w:val="28"/>
-            <w:szCs w:val="28"/>
-          </w:rPr>
-        </w:r>
-        <w:r>
-          <w:rPr>
-            <w:noProof/>
-            <w:webHidden/>
-            <w:sz w:val="28"/>
-            <w:szCs w:val="28"/>
-          </w:rPr>
-          <w:fldChar w:fldCharType="separate"/>
-        </w:r>
-        <w:r>
-          <w:rPr>
-            <w:noProof/>
-            <w:webHidden/>
-            <w:sz w:val="28"/>
-            <w:szCs w:val="28"/>
-          </w:rPr>
-          <w:t>23</w:t>
-        </w:r>
-        <w:r>
-          <w:rPr>
-            <w:noProof/>
-            <w:webHidden/>
-            <w:sz w:val="28"/>
-            <w:szCs w:val="28"/>
-          </w:rPr>
-          <w:fldChar w:fldCharType="end"/>
-        </w:r>
-      </w:hyperlink>
-    </w:p>
-    <w:p>
-      <w:pPr>
-        <w:pStyle w:val="21"/>
-        <w:tabs>
-          <w:tab w:val="right" w:leader="dot" w:pos="9349"/>
-        </w:tabs>
-        <w:ind w:left="1122"/>
-        <w:rPr>
-          <w:rFonts w:asciiTheme="minorHAnsi" w:eastAsiaTheme="minorEastAsia" w:hAnsiTheme="minorHAnsi" w:cstheme="minorBidi"/>
-          <w:noProof/>
-          <w:color w:val="auto"/>
-          <w:sz w:val="22"/>
-          <w:szCs w:val="22"/>
-        </w:rPr>
-      </w:pPr>
-      <w:hyperlink w:anchor="_Toc227917908" w:history="1">
-        <w:r>
-          <w:rPr>
-            <w:rStyle w:val="af"/>
-            <w:noProof/>
-            <w:sz w:val="28"/>
-            <w:szCs w:val="28"/>
-          </w:rPr>
-          <w:t>5.3 Требования к составу и содерж</w:t>
-        </w:r>
-        <w:r>
-          <w:rPr>
-            <w:rStyle w:val="af"/>
-            <w:noProof/>
-            <w:sz w:val="28"/>
-            <w:szCs w:val="28"/>
-          </w:rPr>
-          <w:t>а</w:t>
-        </w:r>
-        <w:r>
-          <w:rPr>
-            <w:rStyle w:val="af"/>
-            <w:noProof/>
-            <w:sz w:val="28"/>
-            <w:szCs w:val="28"/>
-          </w:rPr>
-          <w:t>нию работ</w:t>
-        </w:r>
-        <w:r>
-          <w:rPr>
-            <w:noProof/>
-            <w:webHidden/>
-            <w:sz w:val="28"/>
-            <w:szCs w:val="28"/>
-          </w:rPr>
-          <w:tab/>
-        </w:r>
-        <w:r>
-          <w:rPr>
-            <w:noProof/>
-            <w:webHidden/>
-            <w:sz w:val="28"/>
-            <w:szCs w:val="28"/>
-          </w:rPr>
-          <w:fldChar w:fldCharType="begin"/>
-        </w:r>
-        <w:r>
-          <w:rPr>
-            <w:noProof/>
-            <w:webHidden/>
-            <w:sz w:val="28"/>
-            <w:szCs w:val="28"/>
-          </w:rPr>
-          <w:instrText xml:space="preserve"> PAGEREF _Toc227917908 \h </w:instrText>
-        </w:r>
-        <w:r>
-          <w:rPr>
-            <w:noProof/>
-            <w:webHidden/>
-            <w:sz w:val="28"/>
-            <w:szCs w:val="28"/>
-          </w:rPr>
-        </w:r>
-        <w:r>
-          <w:rPr>
-            <w:noProof/>
-            <w:webHidden/>
-            <w:sz w:val="28"/>
-            <w:szCs w:val="28"/>
-          </w:rPr>
-          <w:fldChar w:fldCharType="separate"/>
-        </w:r>
-        <w:r>
-          <w:rPr>
-            <w:noProof/>
-            <w:webHidden/>
-            <w:sz w:val="28"/>
-            <w:szCs w:val="28"/>
-          </w:rPr>
-          <w:t>24</w:t>
-        </w:r>
-        <w:r>
-          <w:rPr>
-            <w:noProof/>
-            <w:webHidden/>
-            <w:sz w:val="28"/>
-            <w:szCs w:val="28"/>
-          </w:rPr>
-          <w:fldChar w:fldCharType="end"/>
-        </w:r>
-      </w:hyperlink>
-    </w:p>
-    <w:p>
-      <w:r>
         <w:fldChar w:fldCharType="end"/>
       </w:r>
     </w:p>
     <w:p>
       <w:pPr>
         <w:sectPr>
-          <w:headerReference w:type="default" r:id="rId7"/>
-          <w:footerReference w:type="default" r:id="rId8"/>
-          <w:headerReference w:type="first" r:id="rId9"/>
+          <w:headerReference w:type="default" r:id="rId8"/>
+          <w:footerReference w:type="default" r:id="rId9"/>
+          <w:headerReference w:type="first" r:id="rId10"/>
           <w:pgSz w:w="11910" w:h="16840"/>
           <w:pgMar w:top="1134" w:right="850" w:bottom="1134" w:left="1701" w:header="850" w:footer="850" w:gutter="0"/>
           <w:pgNumType w:start="2"/>
@@ -4486,21 +4289,13 @@
     </w:p>
     <w:p>
       <w:pPr>
-        <w:ind w:firstLine="0"/>
-        <w:rPr>
-          <w:b/>
-          <w:sz w:val="32"/>
-        </w:rPr>
-      </w:pPr>
-    </w:p>
-    <w:p>
-      <w:pPr>
         <w:pStyle w:val="12"/>
       </w:pPr>
       <w:bookmarkStart w:id="0" w:name="_bookmark0"/>
-      <w:bookmarkStart w:id="1" w:name="_Toc227917875"/>
+      <w:bookmarkStart w:id="1" w:name="_Toc228335494"/>
       <w:bookmarkEnd w:id="0"/>
       <w:r>
+        <w:lastRenderedPageBreak/>
         <w:t>Термины</w:t>
       </w:r>
       <w:r>
@@ -5790,9 +5585,9 @@
       <w:pPr>
         <w:ind w:firstLine="0"/>
         <w:sectPr>
-          <w:footerReference w:type="default" r:id="rId10"/>
-          <w:headerReference w:type="first" r:id="rId11"/>
-          <w:footerReference w:type="first" r:id="rId12"/>
+          <w:footerReference w:type="default" r:id="rId11"/>
+          <w:headerReference w:type="first" r:id="rId12"/>
+          <w:footerReference w:type="first" r:id="rId13"/>
           <w:pgSz w:w="11910" w:h="16840"/>
           <w:pgMar w:top="1134" w:right="850" w:bottom="1134" w:left="1701" w:header="811" w:footer="163" w:gutter="0"/>
           <w:pgNumType w:start="4"/>
@@ -5805,7 +5600,7 @@
       <w:pPr>
         <w:pStyle w:val="1"/>
       </w:pPr>
-      <w:bookmarkStart w:id="2" w:name="_Toc227917876"/>
+      <w:bookmarkStart w:id="2" w:name="_Toc228335495"/>
       <w:r>
         <w:lastRenderedPageBreak/>
         <w:t>Общие</w:t>
@@ -5826,7 +5621,7 @@
         <w:pStyle w:val="23"/>
       </w:pPr>
       <w:bookmarkStart w:id="3" w:name="_bookmark2"/>
-      <w:bookmarkStart w:id="4" w:name="_Toc227917877"/>
+      <w:bookmarkStart w:id="4" w:name="_Toc228335496"/>
       <w:bookmarkEnd w:id="3"/>
       <w:r>
         <w:t>1.1 Назначение документа</w:t>
@@ -5857,7 +5652,7 @@
         <w:pStyle w:val="23"/>
       </w:pPr>
       <w:bookmarkStart w:id="5" w:name="_bookmark3"/>
-      <w:bookmarkStart w:id="6" w:name="_Toc227917878"/>
+      <w:bookmarkStart w:id="6" w:name="_Toc228335497"/>
       <w:bookmarkEnd w:id="5"/>
       <w:r>
         <w:t>1.2 Наименование</w:t>
@@ -6032,7 +5827,7 @@
         <w:pStyle w:val="23"/>
       </w:pPr>
       <w:bookmarkStart w:id="7" w:name="_bookmark4"/>
-      <w:bookmarkStart w:id="8" w:name="_Toc227917879"/>
+      <w:bookmarkStart w:id="8" w:name="_Toc228335498"/>
       <w:bookmarkEnd w:id="7"/>
       <w:r>
         <w:t>1.3 Краткие</w:t>
@@ -6188,7 +5983,7 @@
         </w:rPr>
       </w:pPr>
       <w:bookmarkStart w:id="9" w:name="_bookmark5"/>
-      <w:bookmarkStart w:id="10" w:name="_Toc227917880"/>
+      <w:bookmarkStart w:id="10" w:name="_Toc228335499"/>
       <w:bookmarkEnd w:id="9"/>
       <w:r>
         <w:rPr>
@@ -6204,16 +5999,10 @@
         </w:rPr>
         <w:t xml:space="preserve">4 Основание для разработки приложения для </w:t>
       </w:r>
+      <w:r>
+        <w:t>электронного документооборота</w:t>
+      </w:r>
       <w:bookmarkEnd w:id="10"/>
-      <w:r>
-        <w:t>электронного</w:t>
-      </w:r>
-      <w:r>
-        <w:t xml:space="preserve"> документооборот</w:t>
-      </w:r>
-      <w:r>
-        <w:t>а</w:t>
-      </w:r>
     </w:p>
     <w:p>
       <w:r>
@@ -6231,7 +6020,7 @@
         <w:pStyle w:val="23"/>
       </w:pPr>
       <w:bookmarkStart w:id="11" w:name="_bookmark6"/>
-      <w:bookmarkStart w:id="12" w:name="_Toc227917881"/>
+      <w:bookmarkStart w:id="12" w:name="_Toc228335500"/>
       <w:bookmarkEnd w:id="11"/>
       <w:r>
         <w:t>1.5 Плановые сроки начала и окончания работ по созданию программного обеспечения для организации</w:t>
@@ -6261,7 +6050,7 @@
         <w:pStyle w:val="23"/>
       </w:pPr>
       <w:bookmarkStart w:id="13" w:name="_bookmark7"/>
-      <w:bookmarkStart w:id="14" w:name="_Toc227917882"/>
+      <w:bookmarkStart w:id="14" w:name="_Toc228335501"/>
       <w:bookmarkEnd w:id="13"/>
       <w:r>
         <w:t>1.6 Порядок оформления и предъявления результатов работ</w:t>
@@ -6287,7 +6076,7 @@
       <w:r>
         <w:br w:type="page"/>
       </w:r>
-      <w:bookmarkStart w:id="15" w:name="_Toc227917883"/>
+      <w:bookmarkStart w:id="15" w:name="_Toc228335502"/>
       <w:r>
         <w:lastRenderedPageBreak/>
         <w:t>Назначение и цели создания приложения</w:t>
@@ -6298,7 +6087,7 @@
       <w:pPr>
         <w:pStyle w:val="23"/>
       </w:pPr>
-      <w:bookmarkStart w:id="16" w:name="_Toc227917884"/>
+      <w:bookmarkStart w:id="16" w:name="_Toc228335503"/>
       <w:r>
         <w:t>2.1 Назначение приложения</w:t>
       </w:r>
@@ -6356,7 +6145,7 @@
       <w:pPr>
         <w:pStyle w:val="23"/>
       </w:pPr>
-      <w:bookmarkStart w:id="17" w:name="_Toc227917885"/>
+      <w:bookmarkStart w:id="17" w:name="_Toc228335504"/>
       <w:r>
         <w:t>2.2 Цели создания приложения</w:t>
       </w:r>
@@ -6364,9 +6153,9 @@
     </w:p>
     <w:p>
       <w:pPr>
-        <w:pStyle w:val="23"/>
-      </w:pPr>
-      <w:bookmarkStart w:id="18" w:name="_Toc227917886"/>
+        <w:pStyle w:val="31"/>
+      </w:pPr>
+      <w:bookmarkStart w:id="18" w:name="_Toc228335505"/>
       <w:r>
         <w:t>2.2.1 Основные цели</w:t>
       </w:r>
@@ -6431,9 +6220,9 @@
     </w:p>
     <w:p>
       <w:pPr>
-        <w:pStyle w:val="23"/>
-      </w:pPr>
-      <w:bookmarkStart w:id="19" w:name="_Toc227917887"/>
+        <w:pStyle w:val="31"/>
+      </w:pPr>
+      <w:bookmarkStart w:id="19" w:name="_Toc228335506"/>
       <w:r>
         <w:t>2.2.2 Целевая аудитория</w:t>
       </w:r>
@@ -6502,7 +6291,7 @@
       <w:pPr>
         <w:pStyle w:val="1"/>
       </w:pPr>
-      <w:bookmarkStart w:id="20" w:name="_Toc227917888"/>
+      <w:bookmarkStart w:id="20" w:name="_Toc228335507"/>
       <w:r>
         <w:lastRenderedPageBreak/>
         <w:t>Требования к приложению</w:t>
@@ -6513,7 +6302,7 @@
       <w:pPr>
         <w:pStyle w:val="23"/>
       </w:pPr>
-      <w:bookmarkStart w:id="21" w:name="_Toc227917889"/>
+      <w:bookmarkStart w:id="21" w:name="_Toc228335508"/>
       <w:r>
         <w:t>3.1 Общие требования к программному продукту</w:t>
       </w:r>
@@ -6521,347 +6310,338 @@
     </w:p>
     <w:p>
       <w:pPr>
+        <w:pStyle w:val="31"/>
+      </w:pPr>
+      <w:bookmarkStart w:id="22" w:name="_Toc228335509"/>
+      <w:r>
+        <w:t>3.1.1 Архитектурные и функциональные требования</w:t>
+      </w:r>
+      <w:bookmarkEnd w:id="22"/>
+    </w:p>
+    <w:p>
+      <w:pPr>
+        <w:pStyle w:val="a6"/>
+      </w:pPr>
+      <w:r>
+        <w:t xml:space="preserve">Приложение обязано строиться по модульному принципу и быть реализованным как классическое настольное решение на платформе </w:t>
+      </w:r>
+      <w:proofErr w:type="spellStart"/>
+      <w:r>
+        <w:t>Windows</w:t>
+      </w:r>
+      <w:proofErr w:type="spellEnd"/>
+      <w:r>
+        <w:t xml:space="preserve"> </w:t>
+      </w:r>
+      <w:proofErr w:type="spellStart"/>
+      <w:r>
+        <w:t>Forms</w:t>
+      </w:r>
+      <w:proofErr w:type="spellEnd"/>
+      <w:r>
+        <w:t>. Внутренняя организация кода должна разделяться на независимые слои: предметная модель (</w:t>
+      </w:r>
+      <w:proofErr w:type="spellStart"/>
+      <w:r>
+        <w:t>Domain</w:t>
+      </w:r>
+      <w:proofErr w:type="spellEnd"/>
+      <w:r>
+        <w:t>), слой доступа к данным (DAL), слой бизнес-логики (BLL) и уровень представления (</w:t>
+      </w:r>
+      <w:proofErr w:type="spellStart"/>
+      <w:r>
+        <w:t>WinForms</w:t>
+      </w:r>
+      <w:proofErr w:type="spellEnd"/>
+      <w:r>
+        <w:t xml:space="preserve">). База данных организуется на основе </w:t>
+      </w:r>
+      <w:proofErr w:type="spellStart"/>
+      <w:r>
+        <w:t>SQLite</w:t>
+      </w:r>
+      <w:proofErr w:type="spellEnd"/>
+      <w:r>
+        <w:t>, что позволяет хранить всю информацию в одном локальном файле. Взаимодействие между слоями должно чётко разграничивать зоны ответственности: сущности отражают объекты документооборота, DAL отвечает за выполнение SQL-команд, BLL реализует правила обработки документов и контроль их состояний, а пользовательский интерфейс предоставляет средства для ввода, отображения и редактирования информации.</w:t>
+      </w:r>
+    </w:p>
+    <w:p>
+      <w:pPr>
+        <w:pStyle w:val="31"/>
+      </w:pPr>
+      <w:bookmarkStart w:id="23" w:name="_Toc228335510"/>
+      <w:r>
+        <w:t>3.1.2 Требования к квалификации пользователей</w:t>
+      </w:r>
+      <w:bookmarkEnd w:id="23"/>
+    </w:p>
+    <w:p>
+      <w:pPr>
+        <w:pStyle w:val="a6"/>
+      </w:pPr>
+      <w:r>
+        <w:t>Эксплуатация приложения не предъявляет высоких требований к технической подготовке персонала. От пользователя ожидается умение запускать исполняемый файл, проходить аутентификацию, ориентироваться в пунктах главного меню, заполнять экранные формы и работать с табличными представлениями данных. Администратору дополнительно необходимы элементарные навыки создания резервных копий файла базы данных и ведения учётных записей сотрудников.</w:t>
+      </w:r>
+    </w:p>
+    <w:p>
+      <w:pPr>
+        <w:pStyle w:val="31"/>
+      </w:pPr>
+      <w:bookmarkStart w:id="24" w:name="_Toc228335511"/>
+      <w:r>
+        <w:t>3.1.3 Требования по обеспечению сохранности данных</w:t>
+      </w:r>
+      <w:bookmarkEnd w:id="24"/>
+    </w:p>
+    <w:p>
+      <w:pPr>
+        <w:pStyle w:val="a6"/>
+      </w:pPr>
+      <w:r>
+        <w:t xml:space="preserve">Приложение должно гарантировать целостность и защиту информации за счёт следующих механизмов: хранение всех сведений в едином файле </w:t>
+      </w:r>
+      <w:proofErr w:type="spellStart"/>
+      <w:r>
+        <w:t>SQLite</w:t>
+      </w:r>
+      <w:proofErr w:type="spellEnd"/>
+      <w:r>
+        <w:t xml:space="preserve">, обязательная проверка корректности вводимых значений перед сохранением, ограничение на физическое удаление критически важных записей (например, документов с историей согласования), а также встроенная </w:t>
+      </w:r>
+      <w:r>
+        <w:lastRenderedPageBreak/>
+        <w:t>функция создания резервной копии базы. Любые операции, связанные со сменой статуса или этапами согласования, обязаны протоколироваться в журнале действий.</w:t>
+      </w:r>
+    </w:p>
+    <w:p>
+      <w:pPr>
+        <w:pStyle w:val="31"/>
+      </w:pPr>
+      <w:bookmarkStart w:id="25" w:name="_Toc228335512"/>
+      <w:r>
+        <w:t>3.1.4 Требования к ролевой модели и разграничению доступа</w:t>
+      </w:r>
+      <w:bookmarkEnd w:id="25"/>
+    </w:p>
+    <w:p>
+      <w:pPr>
+        <w:pStyle w:val="a6"/>
+      </w:pPr>
+      <w:r>
+        <w:t>Функциональные возможности приложения должны предоставляться в строгом соответствии с ролью, назначенной учётной записи. Предусматриваются как минимум три уровня доступа:</w:t>
+      </w:r>
+    </w:p>
+    <w:p>
+      <w:pPr>
+        <w:pStyle w:val="--"/>
+      </w:pPr>
+      <w:r>
+        <w:t>Администратор — обладает всей полнотой прав: управление пользователями, справочниками, маршрутами, просмотр и изменение любых документов, доступ к журналу событий и резервному копированию.</w:t>
+      </w:r>
+    </w:p>
+    <w:p>
+      <w:pPr>
+        <w:pStyle w:val="--"/>
+      </w:pPr>
+      <w:r>
+        <w:t>Менеджер (секретарь) — регистрирует входящие и исходящие документы, редактирует карточки, отправляет на согласование, контролирует возврат, но не может изменять системные справочники или учётные записи.</w:t>
+      </w:r>
+    </w:p>
+    <w:p>
+      <w:pPr>
+        <w:pStyle w:val="--"/>
+      </w:pPr>
+      <w:r>
+        <w:t>Рядовой сотрудник — создаёт проекты документов (черновики), просматривает только собственные документы и их статусы.</w:t>
+      </w:r>
+    </w:p>
+    <w:p>
+      <w:pPr>
+        <w:pStyle w:val="a6"/>
+      </w:pPr>
+      <w:r>
+        <w:t>Дополнительно может выделяться роль руководителя, который обладает правом просмотра документов своего подразделения, визирования или отклонения этапов согласования, а также доступа к отчётам по движению документов.</w:t>
+      </w:r>
+    </w:p>
+    <w:p>
+      <w:pPr>
         <w:pStyle w:val="23"/>
       </w:pPr>
-      <w:bookmarkStart w:id="22" w:name="_Toc227917890"/>
-      <w:r>
-        <w:t>3.1.1 Архитектурные и функциональные требования</w:t>
-      </w:r>
-      <w:bookmarkEnd w:id="22"/>
+      <w:bookmarkStart w:id="26" w:name="_Toc228335513"/>
+      <w:r>
+        <w:t>3.2 Функциональные требования (задачи приложения)</w:t>
+      </w:r>
+      <w:bookmarkEnd w:id="26"/>
+    </w:p>
+    <w:p>
+      <w:pPr>
+        <w:pStyle w:val="31"/>
+      </w:pPr>
+      <w:bookmarkStart w:id="27" w:name="_Toc228335514"/>
+      <w:r>
+        <w:t>3.2.1 Базовый состав функций и структура интерфейса</w:t>
+      </w:r>
+      <w:bookmarkEnd w:id="27"/>
     </w:p>
     <w:p>
       <w:pPr>
         <w:pStyle w:val="a6"/>
       </w:pPr>
       <w:r>
-        <w:t xml:space="preserve">Приложение обязано строиться по модульному принципу и быть реализованным как классическое настольное решение на платформе </w:t>
-      </w:r>
-      <w:proofErr w:type="spellStart"/>
-      <w:r>
-        <w:t>Windows</w:t>
-      </w:r>
-      <w:proofErr w:type="spellEnd"/>
-      <w:r>
-        <w:t xml:space="preserve"> </w:t>
-      </w:r>
-      <w:proofErr w:type="spellStart"/>
-      <w:r>
-        <w:t>Forms</w:t>
-      </w:r>
-      <w:proofErr w:type="spellEnd"/>
-      <w:r>
-        <w:t>. Внутренняя организация кода должна разделяться на независимые слои: предметная модель (</w:t>
-      </w:r>
-      <w:proofErr w:type="spellStart"/>
-      <w:r>
-        <w:t>Domain</w:t>
-      </w:r>
-      <w:proofErr w:type="spellEnd"/>
-      <w:r>
-        <w:t>), слой доступа к данным (DAL), слой бизнес-логики (BLL) и уровень представления (</w:t>
-      </w:r>
-      <w:proofErr w:type="spellStart"/>
-      <w:r>
-        <w:t>WinForms</w:t>
-      </w:r>
-      <w:proofErr w:type="spellEnd"/>
-      <w:r>
-        <w:t xml:space="preserve">). База данных организуется на основе </w:t>
-      </w:r>
-      <w:proofErr w:type="spellStart"/>
-      <w:r>
-        <w:t>SQLite</w:t>
-      </w:r>
-      <w:proofErr w:type="spellEnd"/>
-      <w:r>
-        <w:t>, что позволяет хранить всю информацию в одном локальном файле. Взаимодействие между слоями должно чётко разграничивать зоны ответственности: сущности отражают объекты документооборота, DAL отвечает за выполнение SQL-команд, BLL реализует правила обработки документов и контроль их состояний, а пользовательский интерфейс предоставляет средства для ввода, отображения и редактирования информации.</w:t>
-      </w:r>
-    </w:p>
-    <w:p>
-      <w:pPr>
-        <w:pStyle w:val="23"/>
-      </w:pPr>
-      <w:bookmarkStart w:id="23" w:name="_Toc227917891"/>
-      <w:r>
-        <w:t>3.1.2 Требования к квалификации пользователей</w:t>
-      </w:r>
-      <w:bookmarkEnd w:id="23"/>
+        <w:t>Перечень основных экранных форм:</w:t>
+      </w:r>
+    </w:p>
+    <w:p>
+      <w:pPr>
+        <w:pStyle w:val="--"/>
+      </w:pPr>
+      <w:r>
+        <w:t>Главное окно приложения с меню и панелью инструментов;</w:t>
+      </w:r>
+    </w:p>
+    <w:p>
+      <w:pPr>
+        <w:pStyle w:val="--"/>
+      </w:pPr>
+      <w:r>
+        <w:t>Окно входа в систему (аутентификация);</w:t>
+      </w:r>
+    </w:p>
+    <w:p>
+      <w:pPr>
+        <w:pStyle w:val="--"/>
+      </w:pPr>
+      <w:r>
+        <w:t>Окно просмотра и фильтрации общего списка документов;</w:t>
+      </w:r>
+    </w:p>
+    <w:p>
+      <w:pPr>
+        <w:pStyle w:val="--"/>
+      </w:pPr>
+      <w:r>
+        <w:t>Окно детальной карточки документа;</w:t>
+      </w:r>
+    </w:p>
+    <w:p>
+      <w:pPr>
+        <w:pStyle w:val="--"/>
+      </w:pPr>
+      <w:r>
+        <w:t>Окно обработки маршрута согласования;</w:t>
+      </w:r>
+    </w:p>
+    <w:p>
+      <w:pPr>
+        <w:pStyle w:val="--"/>
+      </w:pPr>
+      <w:r>
+        <w:t>Окно администрирования пользователей и ролей;</w:t>
+      </w:r>
+    </w:p>
+    <w:p>
+      <w:pPr>
+        <w:pStyle w:val="--"/>
+      </w:pPr>
+      <w:r>
+        <w:t xml:space="preserve">Окно ведения справочников (типы документов, статусы, </w:t>
+      </w:r>
+      <w:r>
+        <w:lastRenderedPageBreak/>
+        <w:t>подразделения);</w:t>
+      </w:r>
+    </w:p>
+    <w:p>
+      <w:pPr>
+        <w:pStyle w:val="--"/>
+      </w:pPr>
+      <w:r>
+        <w:t>Окно журнала действий с возможностью фильтрации по дате и пользователю.</w:t>
+      </w:r>
     </w:p>
     <w:p>
       <w:pPr>
         <w:pStyle w:val="a6"/>
       </w:pPr>
       <w:r>
-        <w:t>Эксплуатация приложения не предъявляет высоких требований к технической подготовке персонала. От пользователя ожидается умение запускать исполняемый файл, проходить аутентификацию, ориентироваться в пунктах главного меню, заполнять экранные формы и работать с табличными представлениями данных. Администратору дополнительно необходимы элементарные навыки создания резервных копий файла базы данных и ведения учётных записей сотрудников.</w:t>
-      </w:r>
-    </w:p>
-    <w:p>
-      <w:pPr>
-        <w:pStyle w:val="23"/>
-      </w:pPr>
-      <w:bookmarkStart w:id="24" w:name="_Toc227917892"/>
-      <w:r>
-        <w:t>3.1.3 Требования по обеспечению сохранности данных</w:t>
-      </w:r>
-      <w:bookmarkEnd w:id="24"/>
+        <w:t>Логика перемещения между разделами должна быть интуитивно понятной и последовательной. После успешного входа пользователь оказывается на главном экране, откуда через главное меню или кнопки быстрого доступа переходит в нужные подсистемы. Переходы осуществляются как с помощью строки меню и панели инструментов, так и посредством контекстных кнопок (например, «Открыть карточку» из списка документов). Типовые операции — создание нового документа, поиск по номеру или диапазону дат, смена статуса, отправка на согласование и просмотр истории — должны выполняться минимальным количеством действий.</w:t>
+      </w:r>
     </w:p>
     <w:p>
       <w:pPr>
         <w:pStyle w:val="a6"/>
       </w:pPr>
       <w:r>
-        <w:t xml:space="preserve">Приложение должно гарантировать целостность и защиту информации за счёт следующих механизмов: хранение всех сведений в едином файле </w:t>
-      </w:r>
-      <w:proofErr w:type="spellStart"/>
-      <w:r>
-        <w:t>SQLite</w:t>
-      </w:r>
-      <w:proofErr w:type="spellEnd"/>
-      <w:r>
-        <w:t xml:space="preserve">, обязательная проверка корректности вводимых значений перед сохранением, ограничение на физическое удаление критически важных </w:t>
+        <w:t>Информационное наполнение</w:t>
+      </w:r>
+    </w:p>
+    <w:p>
+      <w:pPr>
+        <w:pStyle w:val="a6"/>
+      </w:pPr>
+      <w:r>
+        <w:t>Контент приложения включает следующие основные данные:</w:t>
+      </w:r>
+    </w:p>
+    <w:p>
+      <w:pPr>
+        <w:pStyle w:val="--"/>
+      </w:pPr>
+      <w:r>
+        <w:t>регистрационные карточки документов (номер, дата, тип, тема, автор, ответственный исполнитель, текущий статус, аннотация или путь к прикреплённому файлу);</w:t>
+      </w:r>
+    </w:p>
+    <w:p>
+      <w:pPr>
+        <w:pStyle w:val="--"/>
+      </w:pPr>
+      <w:r>
+        <w:t>учётные записи пользователей с указанием роли и контактных данных;</w:t>
+      </w:r>
+    </w:p>
+    <w:p>
+      <w:pPr>
+        <w:pStyle w:val="--"/>
+      </w:pPr>
+      <w:r>
+        <w:t>маршруты согласования с перечнем этапов и указанием согласующих лиц;</w:t>
+      </w:r>
+    </w:p>
+    <w:p>
+      <w:pPr>
+        <w:pStyle w:val="--"/>
+      </w:pPr>
+      <w:r>
+        <w:t>комментарии и резолюции, вносимые при визировании;</w:t>
+      </w:r>
+    </w:p>
+    <w:p>
+      <w:pPr>
+        <w:pStyle w:val="--"/>
+      </w:pPr>
+      <w:r>
+        <w:t>записи журнала событий, фиксирующие все действия.</w:t>
+      </w:r>
+    </w:p>
+    <w:p>
+      <w:pPr>
+        <w:pStyle w:val="a6"/>
+      </w:pPr>
+      <w:r>
+        <w:t>Система обязана предоставлять средства фильтрации и контекстного поиска по всем ключевым реквизитам.</w:t>
+      </w:r>
+    </w:p>
+    <w:p>
+      <w:pPr>
+        <w:pStyle w:val="a6"/>
+      </w:pPr>
+      <w:r>
+        <w:t xml:space="preserve">Центральным связующим звеном выступает главное окно. Из него пользователь попадает в модули: «Документы», «Согласование», «Пользователи», «Справочники» и «Журнал действий». Карточка конкретного документа открывается из списка документов двойным щелчком или через </w:t>
       </w:r>
       <w:r>
         <w:lastRenderedPageBreak/>
-        <w:t>записей (например, документов с историей согласования), а также встроенная функция создания резервной копии базы. Любые операции, связанные со сменой статуса или этапами согласования, обязаны протоколироваться в журнале действий.</w:t>
-      </w:r>
-    </w:p>
-    <w:p>
-      <w:pPr>
-        <w:pStyle w:val="23"/>
-      </w:pPr>
-      <w:bookmarkStart w:id="25" w:name="_Toc227917893"/>
-      <w:r>
-        <w:t>3.1.4 Требования к ролевой модели и разграничению доступа</w:t>
-      </w:r>
-      <w:bookmarkEnd w:id="25"/>
-    </w:p>
-    <w:p>
-      <w:pPr>
-        <w:pStyle w:val="a6"/>
-      </w:pPr>
-      <w:r>
-        <w:t>Функциональные возможности приложения должны предоставляться в строгом соответствии с ролью, назначенной учётной записи. Предусматриваются как минимум три уровня доступа:</w:t>
-      </w:r>
-    </w:p>
-    <w:p>
-      <w:pPr>
-        <w:pStyle w:val="--"/>
-      </w:pPr>
-      <w:r>
-        <w:t>Администратор — обладает всей полнотой прав: управление пользователями, справочниками, маршрутами, просмотр и изменение любых документов, доступ к журналу событий и резервному копированию.</w:t>
-      </w:r>
-    </w:p>
-    <w:p>
-      <w:pPr>
-        <w:pStyle w:val="--"/>
-      </w:pPr>
-      <w:r>
-        <w:t>Менеджер (секретарь) — регистрирует входящие и исходящие документы, редактирует карточки, отправляет на согласование, контролирует возврат, но не может изменять системные справочники или учётные записи.</w:t>
-      </w:r>
-    </w:p>
-    <w:p>
-      <w:pPr>
-        <w:pStyle w:val="--"/>
-      </w:pPr>
-      <w:r>
-        <w:t>Рядовой сотрудник — создаёт проекты документов (черновики), просматривает только собственные документы и их статусы.</w:t>
-      </w:r>
-    </w:p>
-    <w:p>
-      <w:pPr>
-        <w:pStyle w:val="a6"/>
-      </w:pPr>
-      <w:r>
-        <w:t>Дополнительно может выделяться роль руководителя, который обладает правом просмотра документов своего подразделения, визирования или отклонения этапов согласования, а также доступа к отчётам по движению документов.</w:t>
-      </w:r>
-    </w:p>
-    <w:p>
-      <w:pPr>
-        <w:pStyle w:val="23"/>
-      </w:pPr>
-      <w:bookmarkStart w:id="26" w:name="_Toc227917894"/>
-      <w:r>
-        <w:t>3.2 Функциональные требования (задачи приложения)</w:t>
-      </w:r>
-      <w:bookmarkEnd w:id="26"/>
-    </w:p>
-    <w:p>
-      <w:pPr>
-        <w:pStyle w:val="23"/>
-      </w:pPr>
-      <w:bookmarkStart w:id="27" w:name="_Toc227917895"/>
-      <w:r>
-        <w:t>3.2.1 Базовый состав функций и структура интерфейса</w:t>
-      </w:r>
-      <w:bookmarkEnd w:id="27"/>
-    </w:p>
-    <w:p>
-      <w:pPr>
-        <w:pStyle w:val="a6"/>
-      </w:pPr>
-      <w:r>
-        <w:t>Перечень основных экранных форм:</w:t>
-      </w:r>
-    </w:p>
-    <w:p>
-      <w:pPr>
-        <w:pStyle w:val="--"/>
-      </w:pPr>
-      <w:r>
-        <w:t>Главное окно приложения с меню и панелью инструментов;</w:t>
-      </w:r>
-    </w:p>
-    <w:p>
-      <w:pPr>
-        <w:pStyle w:val="--"/>
-      </w:pPr>
-      <w:r>
-        <w:t>Окно входа в систему (аутентификация);</w:t>
-      </w:r>
-    </w:p>
-    <w:p>
-      <w:pPr>
-        <w:pStyle w:val="--"/>
-      </w:pPr>
-      <w:r>
-        <w:t>Окно просмотра и фильтрации общего списка документов;</w:t>
-      </w:r>
-    </w:p>
-    <w:p>
-      <w:pPr>
-        <w:pStyle w:val="--"/>
-      </w:pPr>
-      <w:r>
-        <w:t>Окно детальной карточки документа;</w:t>
-      </w:r>
-    </w:p>
-    <w:p>
-      <w:pPr>
-        <w:pStyle w:val="--"/>
-      </w:pPr>
-      <w:r>
-        <w:t>Окно обработки маршрута согласования;</w:t>
-      </w:r>
-    </w:p>
-    <w:p>
-      <w:pPr>
-        <w:pStyle w:val="--"/>
-      </w:pPr>
-      <w:r>
-        <w:t>Окно администрирования пользователей и ролей;</w:t>
-      </w:r>
-    </w:p>
-    <w:p>
-      <w:pPr>
-        <w:pStyle w:val="--"/>
-      </w:pPr>
-      <w:r>
-        <w:lastRenderedPageBreak/>
-        <w:t>Окно ведения справочников (типы документов, статусы, подразделения);</w:t>
-      </w:r>
-    </w:p>
-    <w:p>
-      <w:pPr>
-        <w:pStyle w:val="--"/>
-      </w:pPr>
-      <w:r>
-        <w:t>Окно журнала действий с возможностью фильтрации по дате и пользователю.</w:t>
-      </w:r>
-    </w:p>
-    <w:p>
-      <w:pPr>
-        <w:pStyle w:val="a6"/>
-      </w:pPr>
-      <w:r>
-        <w:t>Логика перемещения между разделами должна быть интуитивно понятной и последовательной. После успешного входа пользователь оказывается на главном экране, откуда через главное меню или кнопки быстрого доступа переходит в нужные подсистемы. Переходы осуществляются как с помощью строки меню и панели инструментов, так и посредством контекстных кнопок (например, «Открыть карточку» из списка документов). Типовые операции — создание нового документа, поиск по номеру или диапазону дат, смена статуса, отправка на согласование и просмотр истории — должны выполняться минимальным количеством действий.</w:t>
-      </w:r>
-    </w:p>
-    <w:p>
-      <w:pPr>
-        <w:pStyle w:val="a6"/>
-      </w:pPr>
-      <w:r>
-        <w:t>Информационное наполнение</w:t>
-      </w:r>
-    </w:p>
-    <w:p>
-      <w:pPr>
-        <w:pStyle w:val="a6"/>
-      </w:pPr>
-      <w:r>
-        <w:t>Контент приложения включает следующие основные данные:</w:t>
-      </w:r>
-    </w:p>
-    <w:p>
-      <w:pPr>
-        <w:pStyle w:val="--"/>
-      </w:pPr>
-      <w:r>
-        <w:t>регистрационные карточки документов (номер, дата, тип, тема, автор, ответственный исполнитель, текущий статус, аннотация или путь к прикреплённому файлу);</w:t>
-      </w:r>
-    </w:p>
-    <w:p>
-      <w:pPr>
-        <w:pStyle w:val="--"/>
-      </w:pPr>
-      <w:r>
-        <w:t>учётные записи пользователей с указанием роли и контактных данных;</w:t>
-      </w:r>
-    </w:p>
-    <w:p>
-      <w:pPr>
-        <w:pStyle w:val="--"/>
-      </w:pPr>
-      <w:r>
-        <w:t>маршруты согласования с перечнем этапов и указанием согласующих лиц;</w:t>
-      </w:r>
-    </w:p>
-    <w:p>
-      <w:pPr>
-        <w:pStyle w:val="--"/>
-      </w:pPr>
-      <w:r>
-        <w:t>комментарии и резолюции, вносимые при визировании;</w:t>
-      </w:r>
-    </w:p>
-    <w:p>
-      <w:pPr>
-        <w:pStyle w:val="--"/>
-      </w:pPr>
-      <w:r>
-        <w:t>записи журнала событий, фиксирующие все действия.</w:t>
-      </w:r>
-    </w:p>
-    <w:p>
-      <w:pPr>
-        <w:pStyle w:val="a6"/>
-      </w:pPr>
-      <w:r>
-        <w:t>Система обязана предоставлять средства фильтрации и контекстного поиска по всем ключевым реквизитам.</w:t>
-      </w:r>
-    </w:p>
-    <w:p>
-      <w:pPr>
-        <w:pStyle w:val="a6"/>
-      </w:pPr>
-    </w:p>
-    <w:p>
-      <w:pPr>
-        <w:pStyle w:val="a6"/>
-      </w:pPr>
-    </w:p>
-    <w:p>
-      <w:pPr>
-        <w:pStyle w:val="a6"/>
-      </w:pPr>
-    </w:p>
-    <w:p>
-      <w:pPr>
-        <w:pStyle w:val="a6"/>
-      </w:pPr>
-      <w:r>
-        <w:lastRenderedPageBreak/>
-        <w:t>Центральным связующим звеном выступает главное окно. Из него пользователь попадает в модули: «Документы», «Согласование», «Пользователи», «Справочники» и «Журнал действий». Карточка конкретного документа открывается из списка документов двойным щелчком или через кнопку. Окно согласования инициируется либо из карточки (кнопка «Отправить на согласование»), либо из специализированного раздела задач руководителя. Перекрёстные ссылки обеспечивают быстрый возврат на предыдущи</w:t>
+        <w:t>кнопку. Окно согласования инициируется либо из карточки (кнопка «Отправить на согласование»), либо из специализированного раздела задач руководителя. Перекрёстные ссылки обеспечивают быстрый возврат на предыдущи</w:t>
       </w:r>
       <w:r>
         <w:t>й уровень без потери контекста.</w:t>
@@ -7012,7 +6792,7 @@
                     </pic:cNvPicPr>
                   </pic:nvPicPr>
                   <pic:blipFill>
-                    <a:blip r:embed="rId13">
+                    <a:blip r:embed="rId14">
                       <a:extLst>
                         <a:ext uri="{28A0092B-C50C-407E-A947-70E740481C1C}">
                           <a14:useLocalDpi xmlns:a14="http://schemas.microsoft.com/office/drawing/2010/main" val="0"/>
@@ -7043,9 +6823,9 @@
     </w:p>
     <w:p>
       <w:pPr>
-        <w:pStyle w:val="23"/>
-      </w:pPr>
-      <w:bookmarkStart w:id="28" w:name="_Toc227917896"/>
+        <w:pStyle w:val="31"/>
+      </w:pPr>
+      <w:bookmarkStart w:id="28" w:name="_Toc228335515"/>
       <w:r>
         <w:t>3.2.2 Требования к функциональным возможностям</w:t>
       </w:r>
@@ -7064,19 +6844,16 @@
         <w:pStyle w:val="a6"/>
       </w:pPr>
       <w:r>
-        <w:t xml:space="preserve">Все экранные формы приложения должны выдерживаться в едином визуальном стиле и обладать предсказуемой структурой расположения органов управления. Перегруженность интерфейса не допускается — на поверхности формы размещаются только действительно необходимые </w:t>
-      </w:r>
+        <w:t>Все экранные формы приложения должны выдерживаться в едином визуальном стиле и обладать предсказуемой структурой расположения органов управления. Перегруженность интерфейса не допускается — на поверхности формы размещаются только действительно необходимые элементы. Операции инициируются стандартными командными кнопками: «Добавить», «Изменить», «Удалить», «Сохранить», «Отмена», «Направить на согласование», «Утвердить» и «Отклонить».</w:t>
+      </w:r>
+    </w:p>
+    <w:p>
+      <w:pPr>
+        <w:pStyle w:val="31"/>
+      </w:pPr>
+      <w:bookmarkStart w:id="29" w:name="_Toc228335516"/>
       <w:r>
         <w:lastRenderedPageBreak/>
-        <w:t>элементы. Операции инициируются стандартными командными кнопками: «Добавить», «Изменить», «Удалить», «Сохранить», «Отмена», «Направить на согласование», «Утвердить» и «Отклонить».</w:t>
-      </w:r>
-    </w:p>
-    <w:p>
-      <w:pPr>
-        <w:pStyle w:val="23"/>
-      </w:pPr>
-      <w:bookmarkStart w:id="29" w:name="_Toc227917897"/>
-      <w:r>
         <w:t>3.2.3 Функциональные возможности разделов</w:t>
       </w:r>
       <w:bookmarkEnd w:id="29"/>
@@ -7226,11 +7003,40 @@
         <w:pStyle w:val="--"/>
       </w:pPr>
       <w:r>
-        <w:t xml:space="preserve">Автоматическая смена статуса в зависимости от исхода </w:t>
-      </w:r>
+        <w:t>Автоматическая смена статуса в зависимости от исхода согласования.</w:t>
+      </w:r>
+    </w:p>
+    <w:p>
+      <w:pPr>
+        <w:pStyle w:val="a6"/>
+      </w:pPr>
+      <w:r>
+        <w:t>Модуль «Пользователи и роли»</w:t>
+      </w:r>
+    </w:p>
+    <w:p>
+      <w:pPr>
+        <w:pStyle w:val="--"/>
+      </w:pPr>
+      <w:r>
+        <w:t>Ведение учётных записей: создание, корректировка, блокировка.</w:t>
+      </w:r>
+    </w:p>
+    <w:p>
+      <w:pPr>
+        <w:pStyle w:val="--"/>
+      </w:pPr>
       <w:r>
         <w:lastRenderedPageBreak/>
-        <w:t>согласования.</w:t>
+        <w:t>Назначение ролей и привязка к организационным подразделениям.</w:t>
+      </w:r>
+    </w:p>
+    <w:p>
+      <w:pPr>
+        <w:pStyle w:val="--"/>
+      </w:pPr>
+      <w:r>
+        <w:t>Жёсткое ограничение видимости и доступных операций сообразно роли.</w:t>
       </w:r>
     </w:p>
     <w:p>
@@ -7238,7 +7044,7 @@
         <w:pStyle w:val="a6"/>
       </w:pPr>
       <w:r>
-        <w:t>Модуль «Пользователи и роли»</w:t>
+        <w:t>Модуль «Журнал действий»</w:t>
       </w:r>
     </w:p>
     <w:p>
@@ -7246,7 +7052,7 @@
         <w:pStyle w:val="--"/>
       </w:pPr>
       <w:r>
-        <w:t>Ведение учётных записей: создание, корректировка, блокировка.</w:t>
+        <w:t>Протоколирование событий: аутентификация, создание документа, изменение статуса, утверждение, отклонение, удаление.</w:t>
       </w:r>
     </w:p>
     <w:p>
@@ -7254,7 +7060,7 @@
         <w:pStyle w:val="--"/>
       </w:pPr>
       <w:r>
-        <w:t>Назначение ролей и привязка к организационным подразделениям.</w:t>
+        <w:t>Просмотр хронологии как в разрезе отдельного документа, так и по конкретному пользователю.</w:t>
       </w:r>
     </w:p>
     <w:p>
@@ -7262,7 +7068,7 @@
         <w:pStyle w:val="--"/>
       </w:pPr>
       <w:r>
-        <w:t>Жёсткое ограничение видимости и доступных операций сообразно роли.</w:t>
+        <w:t>Фильтрация по дате, исполнителю, характеру операции.</w:t>
       </w:r>
     </w:p>
     <w:p>
@@ -7270,7 +7076,7 @@
         <w:pStyle w:val="a6"/>
       </w:pPr>
       <w:r>
-        <w:t>Модуль «Журнал действий»</w:t>
+        <w:t>Модуль «Отчёты»</w:t>
       </w:r>
     </w:p>
     <w:p>
@@ -7278,7 +7084,7 @@
         <w:pStyle w:val="--"/>
       </w:pPr>
       <w:r>
-        <w:t>Протоколирование событий: аутентификация, создание документа, изменение статуса, утверждение, отклонение, удаление.</w:t>
+        <w:t>Генерация сводок по документам с группировкой по статусам, подразделениям и периодам.</w:t>
       </w:r>
     </w:p>
     <w:p>
@@ -7286,7 +7092,7 @@
         <w:pStyle w:val="--"/>
       </w:pPr>
       <w:r>
-        <w:t>Просмотр хронологии как в разрезе отдельного документа, так и по конкретному пользователю.</w:t>
+        <w:t>Специализированный отчёт по просроченным документам и анализу оперативности согласования.</w:t>
       </w:r>
     </w:p>
     <w:p>
@@ -7294,15 +7100,49 @@
         <w:pStyle w:val="--"/>
       </w:pPr>
       <w:r>
-        <w:t>Фильтрация по дате, исполнителю, характеру операции.</w:t>
-      </w:r>
+        <w:t>Вывод сформированных данных на экран с возможностью вывода на печать.</w:t>
+      </w:r>
+    </w:p>
+    <w:p>
+      <w:pPr>
+        <w:pStyle w:val="31"/>
+      </w:pPr>
+      <w:bookmarkStart w:id="30" w:name="_Toc228335517"/>
+      <w:r>
+        <w:t>3.2.4 Требования к дизайну</w:t>
+      </w:r>
+      <w:bookmarkEnd w:id="30"/>
     </w:p>
     <w:p>
       <w:pPr>
         <w:pStyle w:val="a6"/>
       </w:pPr>
       <w:r>
-        <w:t>Модуль «Отчёты»</w:t>
+        <w:t>Общие положения</w:t>
+      </w:r>
+    </w:p>
+    <w:p>
+      <w:pPr>
+        <w:pStyle w:val="a6"/>
+      </w:pPr>
+      <w:r>
+        <w:t xml:space="preserve">Визуальное оформление должно быть лаконичным и функциональным, ориентированным на длительную работу с таблицами и формами. Рекомендуется светлый фон рабочих областей, контрастные и хорошо различимые управляющие элементы. Для наглядного отображения статусов применяется цветовое кодирование: серый маркер — черновик, синий — на согласовании, зелёный — утверждён, красный — отклонён. Параметры шрифтов и размеры </w:t>
+      </w:r>
+      <w:proofErr w:type="spellStart"/>
+      <w:r>
+        <w:t>контролов</w:t>
+      </w:r>
+      <w:proofErr w:type="spellEnd"/>
+      <w:r>
+        <w:t xml:space="preserve"> унифицируются по всему приложению.</w:t>
+      </w:r>
+    </w:p>
+    <w:p>
+      <w:pPr>
+        <w:pStyle w:val="a6"/>
+      </w:pPr>
+      <w:r>
+        <w:t>Типовые навигационные и информационные элементы</w:t>
       </w:r>
     </w:p>
     <w:p>
@@ -7310,7 +7150,7 @@
         <w:pStyle w:val="--"/>
       </w:pPr>
       <w:r>
-        <w:t>Генерация сводок по документам с группировкой по статусам, подразделениям и периодам.</w:t>
+        <w:t>Главное окно</w:t>
       </w:r>
     </w:p>
     <w:p>
@@ -7318,7 +7158,7 @@
         <w:pStyle w:val="--"/>
       </w:pPr>
       <w:r>
-        <w:t>Специализированный отчёт по просроченным документам и анализу оперативности согласования.</w:t>
+        <w:t>Окно входа в систему (авторизация)</w:t>
       </w:r>
     </w:p>
     <w:p>
@@ -7326,25 +7166,48 @@
         <w:pStyle w:val="--"/>
       </w:pPr>
       <w:r>
-        <w:t>Вывод сформированных данных на экран с возможностью вывода на печать.</w:t>
-      </w:r>
-    </w:p>
-    <w:p>
-      <w:pPr>
-        <w:pStyle w:val="23"/>
-      </w:pPr>
-      <w:bookmarkStart w:id="30" w:name="_Toc227917898"/>
-      <w:r>
-        <w:t>3.2.4 Требования к дизайну</w:t>
-      </w:r>
-      <w:bookmarkEnd w:id="30"/>
+        <w:t>Окно документа (карточка)</w:t>
+      </w:r>
+    </w:p>
+    <w:p>
+      <w:pPr>
+        <w:pStyle w:val="--"/>
+      </w:pPr>
+      <w:r>
+        <w:lastRenderedPageBreak/>
+        <w:t>Окно согласования</w:t>
+      </w:r>
+    </w:p>
+    <w:p>
+      <w:pPr>
+        <w:pStyle w:val="--"/>
+      </w:pPr>
+      <w:r>
+        <w:t>Окно управления пользователями</w:t>
+      </w:r>
+    </w:p>
+    <w:p>
+      <w:pPr>
+        <w:pStyle w:val="1234"/>
+      </w:pPr>
+      <w:r>
+        <w:t>Главное окно</w:t>
+      </w:r>
     </w:p>
     <w:p>
       <w:pPr>
         <w:pStyle w:val="a6"/>
       </w:pPr>
       <w:r>
-        <w:t>Общие положения</w:t>
+        <w:t>Включает строку меню, панель инструментов, область отображения списка документов и блок фильтров. В верхней части выводится приветствие с именем текущего пользователя и его ролью. Центральное место отведено под таблицу документов. В нижней части располагается статусная строка с количеством найденных записей и контекстными подсказками.</w:t>
+      </w:r>
+    </w:p>
+    <w:p>
+      <w:pPr>
+        <w:pStyle w:val="1234"/>
+      </w:pPr>
+      <w:r>
+        <w:t>Окно списка документов</w:t>
       </w:r>
     </w:p>
     <w:p>
@@ -7352,15 +7215,15 @@
         <w:pStyle w:val="a6"/>
       </w:pPr>
       <w:r>
-        <w:t xml:space="preserve">Визуальное оформление должно быть лаконичным и функциональным, ориентированным на длительную работу с таблицами и формами. Рекомендуется светлый фон рабочих областей, контрастные и хорошо различимые управляющие элементы. Для наглядного отображения статусов применяется цветовое кодирование: серый маркер — черновик, синий — на согласовании, зелёный — утверждён, красный — отклонён. Параметры шрифтов и размеры </w:t>
-      </w:r>
-      <w:proofErr w:type="spellStart"/>
-      <w:r>
-        <w:t>контролов</w:t>
-      </w:r>
-      <w:proofErr w:type="spellEnd"/>
-      <w:r>
-        <w:t xml:space="preserve"> унифицируются по всему приложению.</w:t>
+        <w:t>Предназначено для целостного обзора зарегистрированных карточек. Каждая строка содержит номер, дату, тип, тему, автора, подразделение и статус. При выделении записи становятся доступными кнопки открытия, редактирования и удаления. Поддерживаются сортировка и фильтрация.</w:t>
+      </w:r>
+    </w:p>
+    <w:p>
+      <w:pPr>
+        <w:pStyle w:val="1234"/>
+      </w:pPr>
+      <w:r>
+        <w:t>Окно карточки документа</w:t>
       </w:r>
     </w:p>
     <w:p>
@@ -7368,141 +7231,51 @@
         <w:pStyle w:val="a6"/>
       </w:pPr>
       <w:r>
-        <w:t>Типовые навигационные и информационные элементы</w:t>
-      </w:r>
-    </w:p>
-    <w:p>
-      <w:pPr>
-        <w:pStyle w:val="--"/>
-      </w:pPr>
+        <w:t>Служит для ввода и корректировки реквизитов. Все поля снабжены понятными метками. Обязательные для заполнения реквизиты проверяются перед сохранением. В нижней части расположены кнопки сохранения, отмены и отправки на согласование.</w:t>
+      </w:r>
+    </w:p>
+    <w:p>
+      <w:pPr>
+        <w:pStyle w:val="1234"/>
+      </w:pPr>
+      <w:r>
+        <w:t>Окно согласования</w:t>
+      </w:r>
+    </w:p>
+    <w:p>
+      <w:pPr>
+        <w:pStyle w:val="a6"/>
+      </w:pPr>
+      <w:r>
+        <w:t>Демонстрирует информацию о документе, последовательность шагов маршрута и поле для резолюции руководителя. Уполномоченный сотрудник может утвердить или отклонить документ. Принятое решение немедленно фиксируется в журнале действий.</w:t>
+      </w:r>
+    </w:p>
+    <w:p>
+      <w:pPr>
+        <w:pStyle w:val="1234"/>
+      </w:pPr>
+      <w:r>
+        <w:t>Окно настроек и пользователей</w:t>
+      </w:r>
+    </w:p>
+    <w:p>
+      <w:pPr>
+        <w:pStyle w:val="a6"/>
+      </w:pPr>
+      <w:r>
+        <w:t>Объединяет справочники ролей, подразделений и системных параметров. Предусмотрены операции добавления, изменения и деактивации записей, а также функция создания резервной копии базы данных.</w:t>
+      </w:r>
+    </w:p>
+    <w:p>
+      <w:pPr>
+        <w:pStyle w:val="31"/>
+      </w:pPr>
+      <w:bookmarkStart w:id="31" w:name="_Toc228335518"/>
       <w:r>
         <w:lastRenderedPageBreak/>
-        <w:t>Главное окно</w:t>
-      </w:r>
-    </w:p>
-    <w:p>
-      <w:pPr>
-        <w:pStyle w:val="--"/>
-      </w:pPr>
-      <w:r>
-        <w:t>Окно входа в систему (авторизация)</w:t>
-      </w:r>
-    </w:p>
-    <w:p>
-      <w:pPr>
-        <w:pStyle w:val="--"/>
-      </w:pPr>
-      <w:r>
-        <w:t>Окно документа (карточка)</w:t>
-      </w:r>
-    </w:p>
-    <w:p>
-      <w:pPr>
-        <w:pStyle w:val="--"/>
-      </w:pPr>
-      <w:r>
-        <w:t>Окно согласования</w:t>
-      </w:r>
-    </w:p>
-    <w:p>
-      <w:pPr>
-        <w:pStyle w:val="--"/>
-      </w:pPr>
-      <w:r>
-        <w:t>Окно управления пользователями</w:t>
-      </w:r>
-    </w:p>
-    <w:p>
-      <w:pPr>
-        <w:pStyle w:val="1234"/>
-      </w:pPr>
-      <w:r>
-        <w:t>Главное окно</w:t>
-      </w:r>
-    </w:p>
-    <w:p>
-      <w:pPr>
-        <w:pStyle w:val="a6"/>
-      </w:pPr>
-      <w:r>
-        <w:t>Включает строку меню, панель инструментов, область отображения списка документов и блок фильтров. В верхней части выводится приветствие с именем текущего пользователя и его ролью. Центральное место отведено под таблицу документов. В нижней части располагается статусная строка с количеством найденных записей и контекстными подсказками.</w:t>
-      </w:r>
-    </w:p>
-    <w:p>
-      <w:pPr>
-        <w:pStyle w:val="1234"/>
-      </w:pPr>
-      <w:r>
-        <w:t>Окно списка документов</w:t>
-      </w:r>
-    </w:p>
-    <w:p>
-      <w:pPr>
-        <w:pStyle w:val="a6"/>
-      </w:pPr>
-      <w:r>
-        <w:t>Предназначено для целостного обзора зарегистрированных карточек. Каждая строка содержит номер, дату, тип, тему, автора, подразделение и статус. При выделении записи становятся доступными кнопки открытия, редактирования и удаления. Поддерживаются сортировка и фильтрация.</w:t>
-      </w:r>
-    </w:p>
-    <w:p>
-      <w:pPr>
-        <w:pStyle w:val="1234"/>
-      </w:pPr>
-      <w:r>
-        <w:t>Окно карточки документа</w:t>
-      </w:r>
-    </w:p>
-    <w:p>
-      <w:pPr>
-        <w:pStyle w:val="a6"/>
-      </w:pPr>
-      <w:r>
-        <w:t>Служит для ввода и корректировки реквизитов. Все поля снабжены понятными метками. Обязательные для заполнения реквизиты проверяются перед сохранением. В нижней части расположены кнопки сохранения, отмены и отправки на согласование.</w:t>
-      </w:r>
-    </w:p>
-    <w:p>
-      <w:pPr>
-        <w:pStyle w:val="1234"/>
-      </w:pPr>
-      <w:r>
-        <w:t>Окно согласования</w:t>
-      </w:r>
-    </w:p>
-    <w:p>
-      <w:pPr>
-        <w:pStyle w:val="a6"/>
-      </w:pPr>
-      <w:r>
-        <w:t>Демонстрирует информацию о документе, последовательность шагов маршрута и поле для резолюции руководителя. Уполномоченный сотрудник может утвердить или отклонить документ. Принятое решение немедленно фиксируется в журнале действий.</w:t>
-      </w:r>
-    </w:p>
-    <w:p>
-      <w:pPr>
-        <w:pStyle w:val="1234"/>
-      </w:pPr>
-      <w:r>
-        <w:t>Окно настроек и пользователей</w:t>
-      </w:r>
-    </w:p>
-    <w:p>
-      <w:pPr>
-        <w:pStyle w:val="a6"/>
-      </w:pPr>
-      <w:r>
-        <w:t>Объединяет справочники ролей, подразделений и системных параметров. Предусмотрены операции добавления, изменения и деактивации записей, а также функция создания резервной копии базы данных.</w:t>
-      </w:r>
-    </w:p>
-    <w:p>
-      <w:pPr>
-        <w:pStyle w:val="23"/>
-        <w:numPr>
-          <w:ilvl w:val="2"/>
-          <w:numId w:val="10"/>
-        </w:numPr>
-      </w:pPr>
-      <w:bookmarkStart w:id="31" w:name="_Toc227917899"/>
-      <w:r>
-        <w:lastRenderedPageBreak/>
+        <w:t xml:space="preserve">3.2.5. </w:t>
+      </w:r>
+      <w:r>
         <w:t>Эскизы окон</w:t>
       </w:r>
       <w:bookmarkEnd w:id="31"/>
@@ -7532,7 +7305,7 @@
                     <pic:cNvPicPr/>
                   </pic:nvPicPr>
                   <pic:blipFill rotWithShape="1">
-                    <a:blip r:embed="rId14"/>
+                    <a:blip r:embed="rId15"/>
                     <a:srcRect b="78617"/>
                     <a:stretch/>
                   </pic:blipFill>
@@ -7597,7 +7370,7 @@
                     <pic:cNvPicPr/>
                   </pic:nvPicPr>
                   <pic:blipFill>
-                    <a:blip r:embed="rId15"/>
+                    <a:blip r:embed="rId16"/>
                     <a:stretch>
                       <a:fillRect/>
                     </a:stretch>
@@ -7644,66 +7417,6 @@
             <wp:extent cx="4029637" cy="1790950"/>
             <wp:effectExtent l="0" t="0" r="9525" b="0"/>
             <wp:docPr id="8" name="Рисунок 8"/>
-            <wp:cNvGraphicFramePr>
-              <a:graphicFrameLocks xmlns:a="http://schemas.openxmlformats.org/drawingml/2006/main" noChangeAspect="1"/>
-            </wp:cNvGraphicFramePr>
-            <a:graphic xmlns:a="http://schemas.openxmlformats.org/drawingml/2006/main">
-              <a:graphicData uri="http://schemas.openxmlformats.org/drawingml/2006/picture">
-                <pic:pic xmlns:pic="http://schemas.openxmlformats.org/drawingml/2006/picture">
-                  <pic:nvPicPr>
-                    <pic:cNvPr id="1" name=""/>
-                    <pic:cNvPicPr/>
-                  </pic:nvPicPr>
-                  <pic:blipFill>
-                    <a:blip r:embed="rId16"/>
-                    <a:stretch>
-                      <a:fillRect/>
-                    </a:stretch>
-                  </pic:blipFill>
-                  <pic:spPr>
-                    <a:xfrm>
-                      <a:off x="0" y="0"/>
-                      <a:ext cx="4029637" cy="1790950"/>
-                    </a:xfrm>
-                    <a:prstGeom prst="rect">
-                      <a:avLst/>
-                    </a:prstGeom>
-                  </pic:spPr>
-                </pic:pic>
-              </a:graphicData>
-            </a:graphic>
-          </wp:inline>
-        </w:drawing>
-      </w:r>
-    </w:p>
-    <w:p>
-      <w:pPr>
-        <w:pStyle w:val="a6"/>
-        <w:jc w:val="center"/>
-      </w:pPr>
-      <w:r>
-        <w:t>Рисунок 4. Окно отправки на согласование</w:t>
-      </w:r>
-    </w:p>
-    <w:p>
-      <w:pPr>
-        <w:pStyle w:val="a6"/>
-        <w:jc w:val="center"/>
-      </w:pPr>
-      <w:r>
-        <w:rPr>
-          <w:b/>
-          <w:i/>
-          <w:noProof/>
-          <w:sz w:val="24"/>
-          <w:szCs w:val="24"/>
-        </w:rPr>
-        <w:lastRenderedPageBreak/>
-        <w:drawing>
-          <wp:inline distT="0" distB="0" distL="0" distR="0" wp14:anchorId="4F77B80F" wp14:editId="3EDD07D8">
-            <wp:extent cx="3982006" cy="2343477"/>
-            <wp:effectExtent l="0" t="0" r="0" b="0"/>
-            <wp:docPr id="6" name="Рисунок 6"/>
             <wp:cNvGraphicFramePr>
               <a:graphicFrameLocks xmlns:a="http://schemas.openxmlformats.org/drawingml/2006/main" noChangeAspect="1"/>
             </wp:cNvGraphicFramePr>
@@ -7723,6 +7436,66 @@
                   <pic:spPr>
                     <a:xfrm>
                       <a:off x="0" y="0"/>
+                      <a:ext cx="4029637" cy="1790950"/>
+                    </a:xfrm>
+                    <a:prstGeom prst="rect">
+                      <a:avLst/>
+                    </a:prstGeom>
+                  </pic:spPr>
+                </pic:pic>
+              </a:graphicData>
+            </a:graphic>
+          </wp:inline>
+        </w:drawing>
+      </w:r>
+    </w:p>
+    <w:p>
+      <w:pPr>
+        <w:pStyle w:val="a6"/>
+        <w:jc w:val="center"/>
+      </w:pPr>
+      <w:r>
+        <w:t>Рисунок 4. Окно отправки на согласование</w:t>
+      </w:r>
+    </w:p>
+    <w:p>
+      <w:pPr>
+        <w:pStyle w:val="a6"/>
+        <w:jc w:val="center"/>
+      </w:pPr>
+      <w:r>
+        <w:rPr>
+          <w:b/>
+          <w:i/>
+          <w:noProof/>
+          <w:sz w:val="24"/>
+          <w:szCs w:val="24"/>
+        </w:rPr>
+        <w:lastRenderedPageBreak/>
+        <w:drawing>
+          <wp:inline distT="0" distB="0" distL="0" distR="0" wp14:anchorId="4F77B80F" wp14:editId="3EDD07D8">
+            <wp:extent cx="3982006" cy="2343477"/>
+            <wp:effectExtent l="0" t="0" r="0" b="0"/>
+            <wp:docPr id="6" name="Рисунок 6"/>
+            <wp:cNvGraphicFramePr>
+              <a:graphicFrameLocks xmlns:a="http://schemas.openxmlformats.org/drawingml/2006/main" noChangeAspect="1"/>
+            </wp:cNvGraphicFramePr>
+            <a:graphic xmlns:a="http://schemas.openxmlformats.org/drawingml/2006/main">
+              <a:graphicData uri="http://schemas.openxmlformats.org/drawingml/2006/picture">
+                <pic:pic xmlns:pic="http://schemas.openxmlformats.org/drawingml/2006/picture">
+                  <pic:nvPicPr>
+                    <pic:cNvPr id="1" name=""/>
+                    <pic:cNvPicPr/>
+                  </pic:nvPicPr>
+                  <pic:blipFill>
+                    <a:blip r:embed="rId18"/>
+                    <a:stretch>
+                      <a:fillRect/>
+                    </a:stretch>
+                  </pic:blipFill>
+                  <pic:spPr>
+                    <a:xfrm>
+                      <a:off x="0" y="0"/>
                       <a:ext cx="3982006" cy="2343477"/>
                     </a:xfrm>
                     <a:prstGeom prst="rect">
@@ -7774,7 +7547,7 @@
                     <pic:cNvPicPr/>
                   </pic:nvPicPr>
                   <pic:blipFill rotWithShape="1">
-                    <a:blip r:embed="rId18"/>
+                    <a:blip r:embed="rId19"/>
                     <a:srcRect b="85678"/>
                     <a:stretch/>
                   </pic:blipFill>
@@ -7840,7 +7613,7 @@
                     <pic:cNvPicPr/>
                   </pic:nvPicPr>
                   <pic:blipFill rotWithShape="1">
-                    <a:blip r:embed="rId19"/>
+                    <a:blip r:embed="rId20"/>
                     <a:srcRect b="83799"/>
                     <a:stretch/>
                   </pic:blipFill>
@@ -7907,7 +7680,7 @@
                     <pic:cNvPicPr/>
                   </pic:nvPicPr>
                   <pic:blipFill>
-                    <a:blip r:embed="rId20"/>
+                    <a:blip r:embed="rId21"/>
                     <a:stretch>
                       <a:fillRect/>
                     </a:stretch>
@@ -7956,7 +7729,7 @@
       <w:pPr>
         <w:pStyle w:val="23"/>
       </w:pPr>
-      <w:bookmarkStart w:id="32" w:name="_Toc227917900"/>
+      <w:bookmarkStart w:id="32" w:name="_Toc228335519"/>
       <w:r>
         <w:lastRenderedPageBreak/>
         <w:t>3.3 Требования к приложению</w:t>
@@ -7965,9 +7738,9 @@
     </w:p>
     <w:p>
       <w:pPr>
-        <w:pStyle w:val="23"/>
-      </w:pPr>
-      <w:bookmarkStart w:id="33" w:name="_Toc227917901"/>
+        <w:pStyle w:val="31"/>
+      </w:pPr>
+      <w:bookmarkStart w:id="33" w:name="_Toc228335520"/>
       <w:r>
         <w:t>3.3.1 Общие требования</w:t>
       </w:r>
@@ -7999,9 +7772,9 @@
     </w:p>
     <w:p>
       <w:pPr>
-        <w:pStyle w:val="23"/>
-      </w:pPr>
-      <w:bookmarkStart w:id="34" w:name="_Toc227917902"/>
+        <w:pStyle w:val="31"/>
+      </w:pPr>
+      <w:bookmarkStart w:id="34" w:name="_Toc228335521"/>
       <w:r>
         <w:t>3.3.2 Требования к структуре и навигации</w:t>
       </w:r>
@@ -8017,9 +7790,9 @@
     </w:p>
     <w:p>
       <w:pPr>
-        <w:pStyle w:val="23"/>
-      </w:pPr>
-      <w:bookmarkStart w:id="35" w:name="_Toc227917903"/>
+        <w:pStyle w:val="31"/>
+      </w:pPr>
+      <w:bookmarkStart w:id="35" w:name="_Toc228335522"/>
       <w:r>
         <w:t>3.3.3 Требования к оформлению и дизайну</w:t>
       </w:r>
@@ -8085,7 +7858,7 @@
         <w:pStyle w:val="1"/>
       </w:pPr>
       <w:bookmarkStart w:id="36" w:name="_Toc209615058"/>
-      <w:bookmarkStart w:id="37" w:name="_Toc227917904"/>
+      <w:bookmarkStart w:id="37" w:name="_Toc228335523"/>
       <w:r>
         <w:lastRenderedPageBreak/>
         <w:t>Состав</w:t>
@@ -8420,8 +8193,6 @@
             <w:pPr>
               <w:ind w:firstLine="435"/>
             </w:pPr>
-            <w:bookmarkStart w:id="38" w:name="_GoBack"/>
-            <w:bookmarkEnd w:id="38"/>
             <w:r>
               <w:t>1</w:t>
             </w:r>
@@ -8455,8 +8226,13 @@
               <w:bottom w:val="single" w:sz="4" w:space="0" w:color="000000"/>
               <w:right w:val="single" w:sz="4" w:space="0" w:color="000000"/>
             </w:tcBorders>
+            <w:vAlign w:val="center"/>
           </w:tcPr>
           <w:p>
+            <w:pPr>
+              <w:ind w:hanging="38"/>
+              <w:jc w:val="center"/>
+            </w:pPr>
             <w:r>
               <w:t>6</w:t>
             </w:r>
@@ -8515,8 +8291,80 @@
               <w:bottom w:val="single" w:sz="4" w:space="0" w:color="000000"/>
               <w:right w:val="single" w:sz="4" w:space="0" w:color="000000"/>
             </w:tcBorders>
+            <w:vAlign w:val="center"/>
           </w:tcPr>
           <w:p>
+            <w:pPr>
+              <w:ind w:hanging="38"/>
+              <w:jc w:val="center"/>
+            </w:pPr>
+            <w:r>
+              <w:t>6</w:t>
+            </w:r>
+          </w:p>
+        </w:tc>
+        <w:bookmarkStart w:id="38" w:name="_GoBack"/>
+        <w:bookmarkEnd w:id="38"/>
+      </w:tr>
+      <w:tr>
+        <w:trPr>
+          <w:trHeight w:val="724"/>
+        </w:trPr>
+        <w:tc>
+          <w:tcPr>
+            <w:tcW w:w="1144" w:type="dxa"/>
+            <w:tcBorders>
+              <w:top w:val="single" w:sz="4" w:space="0" w:color="000000"/>
+              <w:left w:val="single" w:sz="4" w:space="0" w:color="000000"/>
+              <w:bottom w:val="single" w:sz="4" w:space="0" w:color="000000"/>
+              <w:right w:val="single" w:sz="4" w:space="0" w:color="000000"/>
+            </w:tcBorders>
+            <w:vAlign w:val="center"/>
+          </w:tcPr>
+          <w:p>
+            <w:pPr>
+              <w:ind w:firstLine="435"/>
+            </w:pPr>
+            <w:r>
+              <w:t>3</w:t>
+            </w:r>
+          </w:p>
+        </w:tc>
+        <w:tc>
+          <w:tcPr>
+            <w:tcW w:w="6417" w:type="dxa"/>
+            <w:tcBorders>
+              <w:top w:val="single" w:sz="4" w:space="0" w:color="000000"/>
+              <w:left w:val="single" w:sz="4" w:space="0" w:color="000000"/>
+              <w:bottom w:val="single" w:sz="4" w:space="0" w:color="000000"/>
+              <w:right w:val="single" w:sz="4" w:space="0" w:color="000000"/>
+            </w:tcBorders>
+          </w:tcPr>
+          <w:p>
+            <w:pPr>
+              <w:ind w:left="142" w:right="180" w:firstLine="0"/>
+            </w:pPr>
+            <w:r>
+              <w:t>Разработка технического задания</w:t>
+            </w:r>
+          </w:p>
+        </w:tc>
+        <w:tc>
+          <w:tcPr>
+            <w:tcW w:w="1903" w:type="dxa"/>
+            <w:tcBorders>
+              <w:top w:val="single" w:sz="4" w:space="0" w:color="000000"/>
+              <w:left w:val="single" w:sz="4" w:space="0" w:color="000000"/>
+              <w:bottom w:val="single" w:sz="4" w:space="0" w:color="000000"/>
+              <w:right w:val="single" w:sz="4" w:space="0" w:color="000000"/>
+            </w:tcBorders>
+            <w:vAlign w:val="center"/>
+          </w:tcPr>
+          <w:p>
+            <w:pPr>
+              <w:ind w:hanging="38"/>
+              <w:jc w:val="center"/>
+            </w:pPr>
             <w:r>
               <w:t>6</w:t>
             </w:r>
@@ -8543,7 +8391,7 @@
               <w:ind w:firstLine="435"/>
             </w:pPr>
             <w:r>
-              <w:t>3</w:t>
+              <w:t>4</w:t>
             </w:r>
           </w:p>
         </w:tc>
@@ -8562,7 +8410,7 @@
               <w:ind w:left="142" w:right="180" w:firstLine="0"/>
             </w:pPr>
             <w:r>
-              <w:t>Разработка технического задания</w:t>
+              <w:t>Выделение входных и выходных данных системы</w:t>
             </w:r>
           </w:p>
         </w:tc>
@@ -8575,8 +8423,78 @@
               <w:bottom w:val="single" w:sz="4" w:space="0" w:color="000000"/>
               <w:right w:val="single" w:sz="4" w:space="0" w:color="000000"/>
             </w:tcBorders>
+            <w:vAlign w:val="center"/>
           </w:tcPr>
           <w:p>
+            <w:pPr>
+              <w:ind w:hanging="38"/>
+              <w:jc w:val="center"/>
+            </w:pPr>
+            <w:r>
+              <w:t>6</w:t>
+            </w:r>
+          </w:p>
+        </w:tc>
+      </w:tr>
+      <w:tr>
+        <w:trPr>
+          <w:trHeight w:val="727"/>
+        </w:trPr>
+        <w:tc>
+          <w:tcPr>
+            <w:tcW w:w="1144" w:type="dxa"/>
+            <w:tcBorders>
+              <w:top w:val="single" w:sz="4" w:space="0" w:color="000000"/>
+              <w:left w:val="single" w:sz="4" w:space="0" w:color="000000"/>
+              <w:bottom w:val="single" w:sz="4" w:space="0" w:color="000000"/>
+              <w:right w:val="single" w:sz="4" w:space="0" w:color="000000"/>
+            </w:tcBorders>
+            <w:vAlign w:val="center"/>
+          </w:tcPr>
+          <w:p>
+            <w:pPr>
+              <w:ind w:firstLine="435"/>
+            </w:pPr>
+            <w:r>
+              <w:t>5</w:t>
+            </w:r>
+          </w:p>
+        </w:tc>
+        <w:tc>
+          <w:tcPr>
+            <w:tcW w:w="6417" w:type="dxa"/>
+            <w:tcBorders>
+              <w:top w:val="single" w:sz="4" w:space="0" w:color="000000"/>
+              <w:left w:val="single" w:sz="4" w:space="0" w:color="000000"/>
+              <w:bottom w:val="single" w:sz="4" w:space="0" w:color="000000"/>
+              <w:right w:val="single" w:sz="4" w:space="0" w:color="000000"/>
+            </w:tcBorders>
+          </w:tcPr>
+          <w:p>
+            <w:pPr>
+              <w:ind w:left="142" w:right="180" w:firstLine="0"/>
+            </w:pPr>
+            <w:r>
+              <w:t>Визуальное моделирование предметной области, определение ассоциаций модели</w:t>
+            </w:r>
+          </w:p>
+        </w:tc>
+        <w:tc>
+          <w:tcPr>
+            <w:tcW w:w="1903" w:type="dxa"/>
+            <w:tcBorders>
+              <w:top w:val="single" w:sz="4" w:space="0" w:color="000000"/>
+              <w:left w:val="single" w:sz="4" w:space="0" w:color="000000"/>
+              <w:bottom w:val="single" w:sz="4" w:space="0" w:color="000000"/>
+              <w:right w:val="single" w:sz="4" w:space="0" w:color="000000"/>
+            </w:tcBorders>
+            <w:vAlign w:val="center"/>
+          </w:tcPr>
+          <w:p>
+            <w:pPr>
+              <w:ind w:hanging="38"/>
+              <w:jc w:val="center"/>
+            </w:pPr>
             <w:r>
               <w:t>6</w:t>
             </w:r>
@@ -8603,7 +8521,7 @@
               <w:ind w:firstLine="435"/>
             </w:pPr>
             <w:r>
-              <w:t>4</w:t>
+              <w:t>6</w:t>
             </w:r>
           </w:p>
         </w:tc>
@@ -8622,7 +8540,7 @@
               <w:ind w:left="142" w:right="180" w:firstLine="0"/>
             </w:pPr>
             <w:r>
-              <w:t>Выделение входных и выходных данных системы</w:t>
+              <w:t>Методы выявления требований к ПО</w:t>
             </w:r>
           </w:p>
         </w:tc>
@@ -8635,68 +8553,13 @@
               <w:bottom w:val="single" w:sz="4" w:space="0" w:color="000000"/>
               <w:right w:val="single" w:sz="4" w:space="0" w:color="000000"/>
             </w:tcBorders>
-          </w:tcPr>
-          <w:p>
-            <w:r>
-              <w:t>6</w:t>
-            </w:r>
-          </w:p>
-        </w:tc>
-      </w:tr>
-      <w:tr>
-        <w:trPr>
-          <w:trHeight w:val="727"/>
-        </w:trPr>
-        <w:tc>
-          <w:tcPr>
-            <w:tcW w:w="1144" w:type="dxa"/>
-            <w:tcBorders>
-              <w:top w:val="single" w:sz="4" w:space="0" w:color="000000"/>
-              <w:left w:val="single" w:sz="4" w:space="0" w:color="000000"/>
-              <w:bottom w:val="single" w:sz="4" w:space="0" w:color="000000"/>
-              <w:right w:val="single" w:sz="4" w:space="0" w:color="000000"/>
-            </w:tcBorders>
             <w:vAlign w:val="center"/>
           </w:tcPr>
           <w:p>
             <w:pPr>
-              <w:ind w:firstLine="435"/>
+              <w:ind w:hanging="38"/>
+              <w:jc w:val="center"/>
             </w:pPr>
-            <w:r>
-              <w:t>5</w:t>
-            </w:r>
-          </w:p>
-        </w:tc>
-        <w:tc>
-          <w:tcPr>
-            <w:tcW w:w="6417" w:type="dxa"/>
-            <w:tcBorders>
-              <w:top w:val="single" w:sz="4" w:space="0" w:color="000000"/>
-              <w:left w:val="single" w:sz="4" w:space="0" w:color="000000"/>
-              <w:bottom w:val="single" w:sz="4" w:space="0" w:color="000000"/>
-              <w:right w:val="single" w:sz="4" w:space="0" w:color="000000"/>
-            </w:tcBorders>
-          </w:tcPr>
-          <w:p>
-            <w:pPr>
-              <w:ind w:left="142" w:right="180" w:firstLine="0"/>
-            </w:pPr>
-            <w:r>
-              <w:t>Визуальное моделирование предметной области, определение ассоциаций модели</w:t>
-            </w:r>
-          </w:p>
-        </w:tc>
-        <w:tc>
-          <w:tcPr>
-            <w:tcW w:w="1903" w:type="dxa"/>
-            <w:tcBorders>
-              <w:top w:val="single" w:sz="4" w:space="0" w:color="000000"/>
-              <w:left w:val="single" w:sz="4" w:space="0" w:color="000000"/>
-              <w:bottom w:val="single" w:sz="4" w:space="0" w:color="000000"/>
-              <w:right w:val="single" w:sz="4" w:space="0" w:color="000000"/>
-            </w:tcBorders>
-          </w:tcPr>
-          <w:p>
             <w:r>
               <w:t>6</w:t>
             </w:r>
@@ -8723,7 +8586,7 @@
               <w:ind w:firstLine="435"/>
             </w:pPr>
             <w:r>
-              <w:t>6</w:t>
+              <w:t>7</w:t>
             </w:r>
           </w:p>
         </w:tc>
@@ -8742,7 +8605,7 @@
               <w:ind w:left="142" w:right="180" w:firstLine="0"/>
             </w:pPr>
             <w:r>
-              <w:t>Методы выявления требований к ПО</w:t>
+              <w:t xml:space="preserve">Разработка модулей проекта и их элементов </w:t>
             </w:r>
           </w:p>
         </w:tc>
@@ -8755,8 +8618,13 @@
               <w:bottom w:val="single" w:sz="4" w:space="0" w:color="000000"/>
               <w:right w:val="single" w:sz="4" w:space="0" w:color="000000"/>
             </w:tcBorders>
+            <w:vAlign w:val="center"/>
           </w:tcPr>
           <w:p>
+            <w:pPr>
+              <w:ind w:hanging="38"/>
+              <w:jc w:val="center"/>
+            </w:pPr>
             <w:r>
               <w:t>6</w:t>
             </w:r>
@@ -8783,7 +8651,7 @@
               <w:ind w:firstLine="435"/>
             </w:pPr>
             <w:r>
-              <w:t>7</w:t>
+              <w:t>8</w:t>
             </w:r>
           </w:p>
         </w:tc>
@@ -8802,7 +8670,7 @@
               <w:ind w:left="142" w:right="180" w:firstLine="0"/>
             </w:pPr>
             <w:r>
-              <w:t xml:space="preserve">Разработка модулей проекта и их элементов </w:t>
+              <w:t xml:space="preserve">Модификация модулей проекта </w:t>
             </w:r>
           </w:p>
         </w:tc>
@@ -8815,8 +8683,13 @@
               <w:bottom w:val="single" w:sz="4" w:space="0" w:color="000000"/>
               <w:right w:val="single" w:sz="4" w:space="0" w:color="000000"/>
             </w:tcBorders>
+            <w:vAlign w:val="center"/>
           </w:tcPr>
           <w:p>
+            <w:pPr>
+              <w:ind w:hanging="38"/>
+              <w:jc w:val="center"/>
+            </w:pPr>
             <w:r>
               <w:t>6</w:t>
             </w:r>
@@ -8843,7 +8716,7 @@
               <w:ind w:firstLine="435"/>
             </w:pPr>
             <w:r>
-              <w:t>8</w:t>
+              <w:t>9</w:t>
             </w:r>
           </w:p>
         </w:tc>
@@ -8862,7 +8735,7 @@
               <w:ind w:left="142" w:right="180" w:firstLine="0"/>
             </w:pPr>
             <w:r>
-              <w:t xml:space="preserve">Модификация модулей проекта </w:t>
+              <w:t>Отладка модулей программного проекта. Организация обработки исключений</w:t>
             </w:r>
           </w:p>
         </w:tc>
@@ -8875,8 +8748,13 @@
               <w:bottom w:val="single" w:sz="4" w:space="0" w:color="000000"/>
               <w:right w:val="single" w:sz="4" w:space="0" w:color="000000"/>
             </w:tcBorders>
+            <w:vAlign w:val="center"/>
           </w:tcPr>
           <w:p>
+            <w:pPr>
+              <w:ind w:hanging="38"/>
+              <w:jc w:val="center"/>
+            </w:pPr>
             <w:r>
               <w:t>6</w:t>
             </w:r>
@@ -8903,7 +8781,7 @@
               <w:ind w:firstLine="435"/>
             </w:pPr>
             <w:r>
-              <w:t>9</w:t>
+              <w:t>10</w:t>
             </w:r>
           </w:p>
         </w:tc>
@@ -8922,7 +8800,7 @@
               <w:ind w:left="142" w:right="180" w:firstLine="0"/>
             </w:pPr>
             <w:r>
-              <w:t>Отладка модулей программного проекта. Организация обработки исключений</w:t>
+              <w:t>Отладка проекта. Инспекция кода модулей проекта</w:t>
             </w:r>
           </w:p>
         </w:tc>
@@ -8935,10 +8813,15 @@
               <w:bottom w:val="single" w:sz="4" w:space="0" w:color="000000"/>
               <w:right w:val="single" w:sz="4" w:space="0" w:color="000000"/>
             </w:tcBorders>
+            <w:vAlign w:val="center"/>
           </w:tcPr>
           <w:p>
-            <w:r>
-              <w:t>6</w:t>
+            <w:pPr>
+              <w:ind w:hanging="38"/>
+              <w:jc w:val="center"/>
+            </w:pPr>
+            <w:r>
+              <w:t>8</w:t>
             </w:r>
           </w:p>
         </w:tc>
@@ -8963,7 +8846,7 @@
               <w:ind w:firstLine="435"/>
             </w:pPr>
             <w:r>
-              <w:t>10</w:t>
+              <w:t>11</w:t>
             </w:r>
           </w:p>
         </w:tc>
@@ -8982,7 +8865,7 @@
               <w:ind w:left="142" w:right="180" w:firstLine="0"/>
             </w:pPr>
             <w:r>
-              <w:t>Отладка проекта. Инспекция кода модулей проекта</w:t>
+              <w:t>Тестирование программных решений</w:t>
             </w:r>
           </w:p>
         </w:tc>
@@ -8995,68 +8878,13 @@
               <w:bottom w:val="single" w:sz="4" w:space="0" w:color="000000"/>
               <w:right w:val="single" w:sz="4" w:space="0" w:color="000000"/>
             </w:tcBorders>
-          </w:tcPr>
-          <w:p>
-            <w:r>
-              <w:t>8</w:t>
-            </w:r>
-          </w:p>
-        </w:tc>
-      </w:tr>
-      <w:tr>
-        <w:trPr>
-          <w:trHeight w:val="724"/>
-        </w:trPr>
-        <w:tc>
-          <w:tcPr>
-            <w:tcW w:w="1144" w:type="dxa"/>
-            <w:tcBorders>
-              <w:top w:val="single" w:sz="4" w:space="0" w:color="000000"/>
-              <w:left w:val="single" w:sz="4" w:space="0" w:color="000000"/>
-              <w:bottom w:val="single" w:sz="4" w:space="0" w:color="000000"/>
-              <w:right w:val="single" w:sz="4" w:space="0" w:color="000000"/>
-            </w:tcBorders>
             <w:vAlign w:val="center"/>
           </w:tcPr>
           <w:p>
             <w:pPr>
-              <w:ind w:firstLine="435"/>
+              <w:ind w:hanging="38"/>
+              <w:jc w:val="center"/>
             </w:pPr>
-            <w:r>
-              <w:t>11</w:t>
-            </w:r>
-          </w:p>
-        </w:tc>
-        <w:tc>
-          <w:tcPr>
-            <w:tcW w:w="6417" w:type="dxa"/>
-            <w:tcBorders>
-              <w:top w:val="single" w:sz="4" w:space="0" w:color="000000"/>
-              <w:left w:val="single" w:sz="4" w:space="0" w:color="000000"/>
-              <w:bottom w:val="single" w:sz="4" w:space="0" w:color="000000"/>
-              <w:right w:val="single" w:sz="4" w:space="0" w:color="000000"/>
-            </w:tcBorders>
-          </w:tcPr>
-          <w:p>
-            <w:pPr>
-              <w:ind w:left="142" w:right="180" w:firstLine="0"/>
-            </w:pPr>
-            <w:r>
-              <w:t>Тестирование программных решений</w:t>
-            </w:r>
-          </w:p>
-        </w:tc>
-        <w:tc>
-          <w:tcPr>
-            <w:tcW w:w="1903" w:type="dxa"/>
-            <w:tcBorders>
-              <w:top w:val="single" w:sz="4" w:space="0" w:color="000000"/>
-              <w:left w:val="single" w:sz="4" w:space="0" w:color="000000"/>
-              <w:bottom w:val="single" w:sz="4" w:space="0" w:color="000000"/>
-              <w:right w:val="single" w:sz="4" w:space="0" w:color="000000"/>
-            </w:tcBorders>
-          </w:tcPr>
-          <w:p>
             <w:r>
               <w:t>8</w:t>
             </w:r>
@@ -9081,8 +8909,12 @@
           </w:tcPr>
           <w:p>
             <w:pPr>
+              <w:ind w:firstLine="0"/>
               <w:jc w:val="center"/>
             </w:pPr>
+            <w:r>
+              <w:t>Итог</w:t>
+            </w:r>
           </w:p>
         </w:tc>
         <w:tc>
@@ -9119,13 +8951,12 @@
           </w:tcPr>
           <w:p>
             <w:pPr>
+              <w:ind w:firstLine="0"/>
               <w:jc w:val="center"/>
             </w:pPr>
-          </w:p>
-          <w:p>
-            <w:pPr>
-              <w:jc w:val="center"/>
-            </w:pPr>
+            <w:r>
+              <w:t>70</w:t>
+            </w:r>
           </w:p>
         </w:tc>
       </w:tr>
@@ -9154,7 +8985,7 @@
       <w:pPr>
         <w:pStyle w:val="1"/>
       </w:pPr>
-      <w:bookmarkStart w:id="39" w:name="_Toc227917905"/>
+      <w:bookmarkStart w:id="39" w:name="_Toc228335524"/>
       <w:r>
         <w:lastRenderedPageBreak/>
         <w:t>Порядок</w:t>
@@ -9201,7 +9032,7 @@
       <w:pPr>
         <w:pStyle w:val="23"/>
       </w:pPr>
-      <w:bookmarkStart w:id="40" w:name="_Toc227917906"/>
+      <w:bookmarkStart w:id="40" w:name="_Toc228335525"/>
       <w:r>
         <w:t>5.1 Виды, состав, объем и методы испытаний</w:t>
       </w:r>
@@ -9264,7 +9095,7 @@
       <w:pPr>
         <w:pStyle w:val="23"/>
       </w:pPr>
-      <w:bookmarkStart w:id="41" w:name="_Toc227917907"/>
+      <w:bookmarkStart w:id="41" w:name="_Toc228335526"/>
       <w:r>
         <w:t>5.2 Общие требования к приемке приложения</w:t>
       </w:r>
@@ -9358,7 +9189,7 @@
       <w:pPr>
         <w:pStyle w:val="23"/>
       </w:pPr>
-      <w:bookmarkStart w:id="42" w:name="_Toc227917908"/>
+      <w:bookmarkStart w:id="42" w:name="_Toc228335527"/>
       <w:r>
         <w:t>5.3 Требования к составу и содержанию работ</w:t>
       </w:r>
@@ -9540,7 +9371,6 @@
         <w:docPartUnique/>
       </w:docPartObj>
     </w:sdtPr>
-    <w:sdtEndPr/>
     <w:sdtContent>
       <w:p>
         <w:pPr>
@@ -9560,7 +9390,7 @@
           <w:rPr>
             <w:noProof/>
           </w:rPr>
-          <w:t>22</w:t>
+          <w:t>23</w:t>
         </w:r>
         <w:r>
           <w:fldChar w:fldCharType="end"/>
@@ -9591,7 +9421,6 @@
         <w:docPartUnique/>
       </w:docPartObj>
     </w:sdtPr>
-    <w:sdtEndPr/>
     <w:sdtContent>
       <w:p>
         <w:pPr>
@@ -11170,6 +10999,29 @@
       <w:color w:val="2E74B5" w:themeColor="accent1" w:themeShade="BF"/>
       <w:sz w:val="26"/>
       <w:szCs w:val="26"/>
+    </w:rPr>
+  </w:style>
+  <w:style w:type="paragraph" w:styleId="3">
+    <w:name w:val="heading 3"/>
+    <w:basedOn w:val="a2"/>
+    <w:next w:val="a2"/>
+    <w:link w:val="30"/>
+    <w:uiPriority w:val="9"/>
+    <w:semiHidden/>
+    <w:unhideWhenUsed/>
+    <w:qFormat/>
+    <w:rsid w:val="001611F0"/>
+    <w:pPr>
+      <w:keepNext/>
+      <w:keepLines/>
+      <w:spacing w:before="40"/>
+      <w:outlineLvl w:val="2"/>
+    </w:pPr>
+    <w:rPr>
+      <w:rFonts w:asciiTheme="majorHAnsi" w:eastAsiaTheme="majorEastAsia" w:hAnsiTheme="majorHAnsi" w:cstheme="majorBidi"/>
+      <w:color w:val="1F4D78" w:themeColor="accent1" w:themeShade="7F"/>
+      <w:sz w:val="24"/>
+      <w:szCs w:val="24"/>
     </w:rPr>
   </w:style>
   <w:style w:type="character" w:default="1" w:styleId="a3">
@@ -11759,6 +11611,63 @@
       <w:lang w:eastAsia="ru-RU"/>
     </w:rPr>
   </w:style>
+  <w:style w:type="paragraph" w:customStyle="1" w:styleId="31">
+    <w:name w:val="Заг3"/>
+    <w:basedOn w:val="3"/>
+    <w:next w:val="a6"/>
+    <w:link w:val="32"/>
+    <w:qFormat/>
+    <w:rsid w:val="001611F0"/>
+    <w:pPr>
+      <w:spacing w:before="100"/>
+    </w:pPr>
+    <w:rPr>
+      <w:rFonts w:ascii="Times New Roman" w:hAnsi="Times New Roman"/>
+      <w:color w:val="auto"/>
+      <w:sz w:val="28"/>
+    </w:rPr>
+  </w:style>
+  <w:style w:type="paragraph" w:styleId="33">
+    <w:name w:val="toc 3"/>
+    <w:basedOn w:val="a2"/>
+    <w:next w:val="a2"/>
+    <w:autoRedefine/>
+    <w:uiPriority w:val="39"/>
+    <w:unhideWhenUsed/>
+    <w:rsid w:val="001611F0"/>
+    <w:pPr>
+      <w:spacing w:after="100"/>
+      <w:ind w:left="560"/>
+    </w:pPr>
+  </w:style>
+  <w:style w:type="character" w:customStyle="1" w:styleId="30">
+    <w:name w:val="Заголовок 3 Знак"/>
+    <w:basedOn w:val="a3"/>
+    <w:link w:val="3"/>
+    <w:uiPriority w:val="9"/>
+    <w:semiHidden/>
+    <w:rsid w:val="001611F0"/>
+    <w:rPr>
+      <w:rFonts w:asciiTheme="majorHAnsi" w:eastAsiaTheme="majorEastAsia" w:hAnsiTheme="majorHAnsi" w:cstheme="majorBidi"/>
+      <w:color w:val="1F4D78" w:themeColor="accent1" w:themeShade="7F"/>
+      <w:sz w:val="24"/>
+      <w:szCs w:val="24"/>
+      <w:lang w:eastAsia="ru-RU"/>
+    </w:rPr>
+  </w:style>
+  <w:style w:type="character" w:customStyle="1" w:styleId="32">
+    <w:name w:val="Заг3 Знак"/>
+    <w:basedOn w:val="30"/>
+    <w:link w:val="31"/>
+    <w:rsid w:val="001611F0"/>
+    <w:rPr>
+      <w:rFonts w:ascii="Times New Roman" w:eastAsiaTheme="majorEastAsia" w:hAnsi="Times New Roman" w:cstheme="majorBidi"/>
+      <w:color w:val="1F4D78" w:themeColor="accent1" w:themeShade="7F"/>
+      <w:sz w:val="28"/>
+      <w:szCs w:val="24"/>
+      <w:lang w:eastAsia="ru-RU"/>
+    </w:rPr>
+  </w:style>
 </w:styles>
 </file>
 
@@ -12021,4 +11930,16 @@
     </a:ext>
   </a:extLst>
 </a:theme>
+</file>
+
+<file path=customXml/item1.xml><?xml version="1.0" encoding="utf-8"?>
+<b:Sources xmlns:b="http://schemas.openxmlformats.org/officeDocument/2006/bibliography" xmlns="http://schemas.openxmlformats.org/officeDocument/2006/bibliography" SelectedStyle="\APASixthEditionOfficeOnline.xsl" StyleName="APA" Version="6"/>
+</file>
+
+<file path=customXml/itemProps1.xml><?xml version="1.0" encoding="utf-8"?>
+<ds:datastoreItem xmlns:ds="http://schemas.openxmlformats.org/officeDocument/2006/customXml" ds:itemID="{69380A64-F795-484D-8164-7F5E8CDF0BB1}">
+  <ds:schemaRefs>
+    <ds:schemaRef ds:uri="http://schemas.openxmlformats.org/officeDocument/2006/bibliography"/>
+  </ds:schemaRefs>
+</ds:datastoreItem>
 </file>
--- a/ТЗ.docx
+++ b/ТЗ.docx
@@ -1,6 +1,6 @@
 
 <file path=word/document.xml><?xml version="1.0" encoding="utf-8"?>
-<w:document xmlns:wpc="http://schemas.microsoft.com/office/word/2010/wordprocessingCanvas" xmlns:mc="http://schemas.openxmlformats.org/markup-compatibility/2006" xmlns:o="urn:schemas-microsoft-com:office:office" xmlns:r="http://schemas.openxmlformats.org/officeDocument/2006/relationships" xmlns:m="http://schemas.openxmlformats.org/officeDocument/2006/math" xmlns:v="urn:schemas-microsoft-com:vml" xmlns:wp14="http://schemas.microsoft.com/office/word/2010/wordprocessingDrawing" xmlns:wp="http://schemas.openxmlformats.org/drawingml/2006/wordprocessingDrawing" xmlns:w10="urn:schemas-microsoft-com:office:word" xmlns:w="http://schemas.openxmlformats.org/wordprocessingml/2006/main" xmlns:w14="http://schemas.microsoft.com/office/word/2010/wordml" xmlns:w15="http://schemas.microsoft.com/office/word/2012/wordml" xmlns:wpg="http://schemas.microsoft.com/office/word/2010/wordprocessingGroup" xmlns:wpi="http://schemas.microsoft.com/office/word/2010/wordprocessingInk" xmlns:wne="http://schemas.microsoft.com/office/word/2006/wordml" xmlns:wps="http://schemas.microsoft.com/office/word/2010/wordprocessingShape" mc:Ignorable="w14 w15 wp14">
+<w:document xmlns:wpc="http://schemas.microsoft.com/office/word/2010/wordprocessingCanvas" xmlns:cx="http://schemas.microsoft.com/office/drawing/2014/chartex" xmlns:cx1="http://schemas.microsoft.com/office/drawing/2015/9/8/chartex" xmlns:cx2="http://schemas.microsoft.com/office/drawing/2015/10/21/chartex" xmlns:cx3="http://schemas.microsoft.com/office/drawing/2016/5/9/chartex" xmlns:cx4="http://schemas.microsoft.com/office/drawing/2016/5/10/chartex" xmlns:cx5="http://schemas.microsoft.com/office/drawing/2016/5/11/chartex" xmlns:cx6="http://schemas.microsoft.com/office/drawing/2016/5/12/chartex" xmlns:cx7="http://schemas.microsoft.com/office/drawing/2016/5/13/chartex" xmlns:cx8="http://schemas.microsoft.com/office/drawing/2016/5/14/chartex" xmlns:mc="http://schemas.openxmlformats.org/markup-compatibility/2006" xmlns:aink="http://schemas.microsoft.com/office/drawing/2016/ink" xmlns:am3d="http://schemas.microsoft.com/office/drawing/2017/model3d" xmlns:o="urn:schemas-microsoft-com:office:office" xmlns:r="http://schemas.openxmlformats.org/officeDocument/2006/relationships" xmlns:m="http://schemas.openxmlformats.org/officeDocument/2006/math" xmlns:v="urn:schemas-microsoft-com:vml" xmlns:wp14="http://schemas.microsoft.com/office/word/2010/wordprocessingDrawing" xmlns:wp="http://schemas.openxmlformats.org/drawingml/2006/wordprocessingDrawing" xmlns:w10="urn:schemas-microsoft-com:office:word" xmlns:w="http://schemas.openxmlformats.org/wordprocessingml/2006/main" xmlns:w14="http://schemas.microsoft.com/office/word/2010/wordml" xmlns:w15="http://schemas.microsoft.com/office/word/2012/wordml" xmlns:w16cid="http://schemas.microsoft.com/office/word/2016/wordml/cid" xmlns:w16se="http://schemas.microsoft.com/office/word/2015/wordml/symex" xmlns:wpg="http://schemas.microsoft.com/office/word/2010/wordprocessingGroup" xmlns:wpi="http://schemas.microsoft.com/office/word/2010/wordprocessingInk" xmlns:wne="http://schemas.microsoft.com/office/word/2006/wordml" xmlns:wps="http://schemas.microsoft.com/office/word/2010/wordprocessingShape" mc:Ignorable="w14 w15 w16se w16cid wp14">
   <w:body>
     <w:p>
       <w:pPr>
@@ -681,8 +681,16 @@
         <w:rPr>
           <w:sz w:val="24"/>
         </w:rPr>
-        <w:t>25</w:t>
-      </w:r>
+        <w:t>2</w:t>
+      </w:r>
+      <w:r>
+        <w:rPr>
+          <w:sz w:val="24"/>
+        </w:rPr>
+        <w:t>4</w:t>
+      </w:r>
+      <w:bookmarkStart w:id="0" w:name="_GoBack"/>
+      <w:bookmarkEnd w:id="0"/>
       <w:r>
         <w:rPr>
           <w:sz w:val="24"/>
@@ -4163,43 +4171,7 @@
             <w:sz w:val="28"/>
             <w:szCs w:val="28"/>
           </w:rPr>
-          <w:t xml:space="preserve">5.3 Требования </w:t>
-        </w:r>
-        <w:r>
-          <w:rPr>
-            <w:rStyle w:val="af"/>
-            <w:noProof/>
-            <w:sz w:val="28"/>
-            <w:szCs w:val="28"/>
-          </w:rPr>
-          <w:t>к</w:t>
-        </w:r>
-        <w:r>
-          <w:rPr>
-            <w:rStyle w:val="af"/>
-            <w:noProof/>
-            <w:sz w:val="28"/>
-            <w:szCs w:val="28"/>
-          </w:rPr>
-          <w:t xml:space="preserve"> сос</w:t>
-        </w:r>
-        <w:r>
-          <w:rPr>
-            <w:rStyle w:val="af"/>
-            <w:noProof/>
-            <w:sz w:val="28"/>
-            <w:szCs w:val="28"/>
-          </w:rPr>
-          <w:t>т</w:t>
-        </w:r>
-        <w:r>
-          <w:rPr>
-            <w:rStyle w:val="af"/>
-            <w:noProof/>
-            <w:sz w:val="28"/>
-            <w:szCs w:val="28"/>
-          </w:rPr>
-          <w:t>аву и содержанию работ</w:t>
+          <w:t>5.3 Требования к составу и содержанию работ</w:t>
         </w:r>
         <w:r>
           <w:rPr>
@@ -4291,9 +4263,9 @@
       <w:pPr>
         <w:pStyle w:val="12"/>
       </w:pPr>
-      <w:bookmarkStart w:id="0" w:name="_bookmark0"/>
-      <w:bookmarkStart w:id="1" w:name="_Toc228335494"/>
-      <w:bookmarkEnd w:id="0"/>
+      <w:bookmarkStart w:id="1" w:name="_bookmark0"/>
+      <w:bookmarkStart w:id="2" w:name="_Toc228335494"/>
+      <w:bookmarkEnd w:id="1"/>
       <w:r>
         <w:lastRenderedPageBreak/>
         <w:t>Термины</w:t>
@@ -4316,7 +4288,7 @@
       <w:r>
         <w:t>определения</w:t>
       </w:r>
-      <w:bookmarkEnd w:id="1"/>
+      <w:bookmarkEnd w:id="2"/>
     </w:p>
     <w:p>
       <w:pPr>
@@ -5384,21 +5356,7 @@
               <w:rPr>
                 <w:sz w:val="24"/>
               </w:rPr>
-              <w:t xml:space="preserve">. При обращении к ресурсу приложения вместе с запросом передаётся </w:t>
-            </w:r>
-            <w:proofErr w:type="spellStart"/>
-            <w:r>
-              <w:rPr>
-                <w:sz w:val="24"/>
-              </w:rPr>
-              <w:t>токен</w:t>
-            </w:r>
-            <w:proofErr w:type="spellEnd"/>
-            <w:r>
-              <w:rPr>
-                <w:sz w:val="24"/>
-              </w:rPr>
-              <w:t xml:space="preserve"> безопасности, и сервер (или локальная служба) проверяет его без запроса логина и пароля отдельно — это один из способов интегрированной аутентификации.</w:t>
+              <w:t>. При обращении к ресурсу приложения вместе с запросом передаётся токен безопасности, и сервер (или локальная служба) проверяет его без запроса логина и пароля отдельно — это один из способов интегрированной аутентификации.</w:t>
             </w:r>
           </w:p>
         </w:tc>
@@ -5600,7 +5558,7 @@
       <w:pPr>
         <w:pStyle w:val="1"/>
       </w:pPr>
-      <w:bookmarkStart w:id="2" w:name="_Toc228335495"/>
+      <w:bookmarkStart w:id="3" w:name="_Toc228335495"/>
       <w:r>
         <w:lastRenderedPageBreak/>
         <w:t>Общие</w:t>
@@ -5614,19 +5572,19 @@
       <w:r>
         <w:t>сведения</w:t>
       </w:r>
-      <w:bookmarkEnd w:id="2"/>
+      <w:bookmarkEnd w:id="3"/>
     </w:p>
     <w:p>
       <w:pPr>
         <w:pStyle w:val="23"/>
       </w:pPr>
-      <w:bookmarkStart w:id="3" w:name="_bookmark2"/>
-      <w:bookmarkStart w:id="4" w:name="_Toc228335496"/>
-      <w:bookmarkEnd w:id="3"/>
+      <w:bookmarkStart w:id="4" w:name="_bookmark2"/>
+      <w:bookmarkStart w:id="5" w:name="_Toc228335496"/>
+      <w:bookmarkEnd w:id="4"/>
       <w:r>
         <w:t>1.1 Назначение документа</w:t>
       </w:r>
-      <w:bookmarkEnd w:id="4"/>
+      <w:bookmarkEnd w:id="5"/>
     </w:p>
     <w:p>
       <w:r>
@@ -5651,9 +5609,9 @@
       <w:pPr>
         <w:pStyle w:val="23"/>
       </w:pPr>
-      <w:bookmarkStart w:id="5" w:name="_bookmark3"/>
-      <w:bookmarkStart w:id="6" w:name="_Toc228335497"/>
-      <w:bookmarkEnd w:id="5"/>
+      <w:bookmarkStart w:id="6" w:name="_bookmark3"/>
+      <w:bookmarkStart w:id="7" w:name="_Toc228335497"/>
+      <w:bookmarkEnd w:id="6"/>
       <w:r>
         <w:t>1.2 Наименование</w:t>
       </w:r>
@@ -5684,7 +5642,7 @@
       <w:r>
         <w:t>Заказчика</w:t>
       </w:r>
-      <w:bookmarkEnd w:id="6"/>
+      <w:bookmarkEnd w:id="7"/>
     </w:p>
     <w:tbl>
       <w:tblPr>
@@ -5695,8 +5653,8 @@
         <w:tblLook w:val="04A0" w:firstRow="1" w:lastRow="0" w:firstColumn="1" w:lastColumn="0" w:noHBand="0" w:noVBand="1"/>
       </w:tblPr>
       <w:tblGrid>
-        <w:gridCol w:w="2148"/>
-        <w:gridCol w:w="5915"/>
+        <w:gridCol w:w="2338"/>
+        <w:gridCol w:w="5529"/>
       </w:tblGrid>
       <w:tr>
         <w:trPr>
@@ -5704,7 +5662,7 @@
         </w:trPr>
         <w:tc>
           <w:tcPr>
-            <w:tcW w:w="2148" w:type="dxa"/>
+            <w:tcW w:w="2338" w:type="dxa"/>
           </w:tcPr>
           <w:p>
             <w:pPr>
@@ -5723,7 +5681,7 @@
         </w:tc>
         <w:tc>
           <w:tcPr>
-            <w:tcW w:w="5915" w:type="dxa"/>
+            <w:tcW w:w="5529" w:type="dxa"/>
           </w:tcPr>
           <w:p>
             <w:pPr>
@@ -5737,6 +5695,20 @@
                 <w:sz w:val="24"/>
               </w:rPr>
               <w:t>Московский международный колледж цифровых технологий «Академия TOP»;</w:t>
+            </w:r>
+          </w:p>
+          <w:p>
+            <w:pPr>
+              <w:ind w:left="284" w:firstLine="0"/>
+              <w:rPr>
+                <w:sz w:val="24"/>
+              </w:rPr>
+            </w:pPr>
+            <w:r>
+              <w:rPr>
+                <w:sz w:val="24"/>
+              </w:rPr>
+              <w:t>Юридический адрес: Калининградская обл.,</w:t>
             </w:r>
           </w:p>
           <w:p>
@@ -5747,7 +5719,7 @@
               <w:rPr>
                 <w:sz w:val="24"/>
               </w:rPr>
-              <w:t>Юридический адрес: Калининградская обл., г. Калининград, ул. Куйбышева, 11</w:t>
+              <w:t>г. Калининград, ул. Куйбышева, 11</w:t>
             </w:r>
           </w:p>
         </w:tc>
@@ -5758,7 +5730,7 @@
         </w:trPr>
         <w:tc>
           <w:tcPr>
-            <w:tcW w:w="2148" w:type="dxa"/>
+            <w:tcW w:w="2338" w:type="dxa"/>
           </w:tcPr>
           <w:p>
             <w:pPr>
@@ -5777,7 +5749,7 @@
         </w:tc>
         <w:tc>
           <w:tcPr>
-            <w:tcW w:w="5915" w:type="dxa"/>
+            <w:tcW w:w="5529" w:type="dxa"/>
           </w:tcPr>
           <w:p>
             <w:pPr>
@@ -5826,9 +5798,9 @@
       <w:pPr>
         <w:pStyle w:val="23"/>
       </w:pPr>
-      <w:bookmarkStart w:id="7" w:name="_bookmark4"/>
-      <w:bookmarkStart w:id="8" w:name="_Toc228335498"/>
-      <w:bookmarkEnd w:id="7"/>
+      <w:bookmarkStart w:id="8" w:name="_bookmark4"/>
+      <w:bookmarkStart w:id="9" w:name="_Toc228335498"/>
+      <w:bookmarkEnd w:id="8"/>
       <w:r>
         <w:t>1.3 Краткие</w:t>
       </w:r>
@@ -5859,7 +5831,7 @@
       <w:r>
         <w:t>компании</w:t>
       </w:r>
-      <w:bookmarkEnd w:id="8"/>
+      <w:bookmarkEnd w:id="9"/>
     </w:p>
     <w:p>
       <w:r>
@@ -5982,9 +5954,9 @@
           <w:rFonts w:cs="Times New Roman"/>
         </w:rPr>
       </w:pPr>
-      <w:bookmarkStart w:id="9" w:name="_bookmark5"/>
-      <w:bookmarkStart w:id="10" w:name="_Toc228335499"/>
-      <w:bookmarkEnd w:id="9"/>
+      <w:bookmarkStart w:id="10" w:name="_bookmark5"/>
+      <w:bookmarkStart w:id="11" w:name="_Toc228335499"/>
+      <w:bookmarkEnd w:id="10"/>
       <w:r>
         <w:rPr>
           <w:rFonts w:cs="Times New Roman"/>
@@ -6002,7 +5974,7 @@
       <w:r>
         <w:t>электронного документооборота</w:t>
       </w:r>
-      <w:bookmarkEnd w:id="10"/>
+      <w:bookmarkEnd w:id="11"/>
     </w:p>
     <w:p>
       <w:r>
@@ -6019,13 +5991,13 @@
       <w:pPr>
         <w:pStyle w:val="23"/>
       </w:pPr>
-      <w:bookmarkStart w:id="11" w:name="_bookmark6"/>
-      <w:bookmarkStart w:id="12" w:name="_Toc228335500"/>
-      <w:bookmarkEnd w:id="11"/>
+      <w:bookmarkStart w:id="12" w:name="_bookmark6"/>
+      <w:bookmarkStart w:id="13" w:name="_Toc228335500"/>
+      <w:bookmarkEnd w:id="12"/>
       <w:r>
         <w:t>1.5 Плановые сроки начала и окончания работ по созданию программного обеспечения для организации</w:t>
       </w:r>
-      <w:bookmarkEnd w:id="12"/>
+      <w:bookmarkEnd w:id="13"/>
       <w:r>
         <w:t xml:space="preserve"> </w:t>
       </w:r>
@@ -6041,32 +6013,23 @@
       </w:r>
     </w:p>
     <w:p>
-      <w:r>
-        <w:t>Содержание и длительность отдельных этапов работ приведены в разделе 5 настоящего ТЗ. Сроки, состав и очередность работ являются ориентировочными и могут изменяться по согласованию с Заказчиком.</w:t>
-      </w:r>
-    </w:p>
-    <w:p>
       <w:pPr>
         <w:pStyle w:val="23"/>
       </w:pPr>
-      <w:bookmarkStart w:id="13" w:name="_bookmark7"/>
-      <w:bookmarkStart w:id="14" w:name="_Toc228335501"/>
-      <w:bookmarkEnd w:id="13"/>
+      <w:bookmarkStart w:id="14" w:name="_bookmark7"/>
+      <w:bookmarkStart w:id="15" w:name="_Toc228335501"/>
+      <w:bookmarkEnd w:id="14"/>
       <w:r>
         <w:t>1.6 Порядок оформления и предъявления результатов работ</w:t>
       </w:r>
-      <w:bookmarkEnd w:id="14"/>
+      <w:bookmarkEnd w:id="15"/>
     </w:p>
     <w:p>
       <w:pPr>
         <w:ind w:firstLine="851"/>
       </w:pPr>
       <w:r>
-        <w:t xml:space="preserve">Работы по созданию Системы производятся и принимаются поэтапно. </w:t>
-      </w:r>
-      <w:r>
-        <w:lastRenderedPageBreak/>
-        <w:t>По завершении каждого этапа, описанного в разделе 5, Исполнитель сдаёт Заказчику соответствующие результаты, и Стороны подписывают Акт сдачи‑приёмки работ.</w:t>
+        <w:t>Работы по созданию Системы производятся и принимаются поэтапно. По завершении каждого этапа, описанного в разделе 5, Исполнитель сдаёт Заказчику соответствующие результаты, и Стороны подписывают Акт сдачи‑приёмки работ.</w:t>
       </w:r>
     </w:p>
     <w:p>
@@ -6076,22 +6039,22 @@
       <w:r>
         <w:br w:type="page"/>
       </w:r>
-      <w:bookmarkStart w:id="15" w:name="_Toc228335502"/>
+      <w:bookmarkStart w:id="16" w:name="_Toc228335502"/>
       <w:r>
         <w:lastRenderedPageBreak/>
         <w:t>Назначение и цели создания приложения</w:t>
       </w:r>
-      <w:bookmarkEnd w:id="15"/>
+      <w:bookmarkEnd w:id="16"/>
     </w:p>
     <w:p>
       <w:pPr>
         <w:pStyle w:val="23"/>
       </w:pPr>
-      <w:bookmarkStart w:id="16" w:name="_Toc228335503"/>
+      <w:bookmarkStart w:id="17" w:name="_Toc228335503"/>
       <w:r>
         <w:t>2.1 Назначение приложения</w:t>
       </w:r>
-      <w:bookmarkEnd w:id="16"/>
+      <w:bookmarkEnd w:id="17"/>
     </w:p>
     <w:p>
       <w:pPr>
@@ -6145,21 +6108,21 @@
       <w:pPr>
         <w:pStyle w:val="23"/>
       </w:pPr>
-      <w:bookmarkStart w:id="17" w:name="_Toc228335504"/>
+      <w:bookmarkStart w:id="18" w:name="_Toc228335504"/>
       <w:r>
         <w:t>2.2 Цели создания приложения</w:t>
       </w:r>
-      <w:bookmarkEnd w:id="17"/>
+      <w:bookmarkEnd w:id="18"/>
     </w:p>
     <w:p>
       <w:pPr>
         <w:pStyle w:val="31"/>
       </w:pPr>
-      <w:bookmarkStart w:id="18" w:name="_Toc228335505"/>
+      <w:bookmarkStart w:id="19" w:name="_Toc228335505"/>
       <w:r>
         <w:t>2.2.1 Основные цели</w:t>
       </w:r>
-      <w:bookmarkEnd w:id="18"/>
+      <w:bookmarkEnd w:id="19"/>
     </w:p>
     <w:p>
       <w:pPr>
@@ -6222,11 +6185,11 @@
       <w:pPr>
         <w:pStyle w:val="31"/>
       </w:pPr>
-      <w:bookmarkStart w:id="19" w:name="_Toc228335506"/>
+      <w:bookmarkStart w:id="20" w:name="_Toc228335506"/>
       <w:r>
         <w:t>2.2.2 Целевая аудитория</w:t>
       </w:r>
-      <w:bookmarkEnd w:id="19"/>
+      <w:bookmarkEnd w:id="20"/>
     </w:p>
     <w:p>
       <w:pPr>
@@ -6291,32 +6254,32 @@
       <w:pPr>
         <w:pStyle w:val="1"/>
       </w:pPr>
-      <w:bookmarkStart w:id="20" w:name="_Toc228335507"/>
+      <w:bookmarkStart w:id="21" w:name="_Toc228335507"/>
       <w:r>
         <w:lastRenderedPageBreak/>
         <w:t>Требования к приложению</w:t>
       </w:r>
-      <w:bookmarkEnd w:id="20"/>
+      <w:bookmarkEnd w:id="21"/>
     </w:p>
     <w:p>
       <w:pPr>
         <w:pStyle w:val="23"/>
       </w:pPr>
-      <w:bookmarkStart w:id="21" w:name="_Toc228335508"/>
+      <w:bookmarkStart w:id="22" w:name="_Toc228335508"/>
       <w:r>
         <w:t>3.1 Общие требования к программному продукту</w:t>
       </w:r>
-      <w:bookmarkEnd w:id="21"/>
+      <w:bookmarkEnd w:id="22"/>
     </w:p>
     <w:p>
       <w:pPr>
         <w:pStyle w:val="31"/>
       </w:pPr>
-      <w:bookmarkStart w:id="22" w:name="_Toc228335509"/>
+      <w:bookmarkStart w:id="23" w:name="_Toc228335509"/>
       <w:r>
         <w:t>3.1.1 Архитектурные и функциональные требования</w:t>
       </w:r>
-      <w:bookmarkEnd w:id="22"/>
+      <w:bookmarkEnd w:id="23"/>
     </w:p>
     <w:p>
       <w:pPr>
@@ -6370,11 +6333,11 @@
       <w:pPr>
         <w:pStyle w:val="31"/>
       </w:pPr>
-      <w:bookmarkStart w:id="23" w:name="_Toc228335510"/>
+      <w:bookmarkStart w:id="24" w:name="_Toc228335510"/>
       <w:r>
         <w:t>3.1.2 Требования к квалификации пользователей</w:t>
       </w:r>
-      <w:bookmarkEnd w:id="23"/>
+      <w:bookmarkEnd w:id="24"/>
     </w:p>
     <w:p>
       <w:pPr>
@@ -6388,11 +6351,11 @@
       <w:pPr>
         <w:pStyle w:val="31"/>
       </w:pPr>
-      <w:bookmarkStart w:id="24" w:name="_Toc228335511"/>
+      <w:bookmarkStart w:id="25" w:name="_Toc228335511"/>
       <w:r>
         <w:t>3.1.3 Требования по обеспечению сохранности данных</w:t>
       </w:r>
-      <w:bookmarkEnd w:id="24"/>
+      <w:bookmarkEnd w:id="25"/>
     </w:p>
     <w:p>
       <w:pPr>
@@ -6418,11 +6381,11 @@
       <w:pPr>
         <w:pStyle w:val="31"/>
       </w:pPr>
-      <w:bookmarkStart w:id="25" w:name="_Toc228335512"/>
+      <w:bookmarkStart w:id="26" w:name="_Toc228335512"/>
       <w:r>
         <w:t>3.1.4 Требования к ролевой модели и разграничению доступа</w:t>
       </w:r>
-      <w:bookmarkEnd w:id="25"/>
+      <w:bookmarkEnd w:id="26"/>
     </w:p>
     <w:p>
       <w:pPr>
@@ -6468,21 +6431,21 @@
       <w:pPr>
         <w:pStyle w:val="23"/>
       </w:pPr>
-      <w:bookmarkStart w:id="26" w:name="_Toc228335513"/>
+      <w:bookmarkStart w:id="27" w:name="_Toc228335513"/>
       <w:r>
         <w:t>3.2 Функциональные требования (задачи приложения)</w:t>
       </w:r>
-      <w:bookmarkEnd w:id="26"/>
+      <w:bookmarkEnd w:id="27"/>
     </w:p>
     <w:p>
       <w:pPr>
         <w:pStyle w:val="31"/>
       </w:pPr>
-      <w:bookmarkStart w:id="27" w:name="_Toc228335514"/>
+      <w:bookmarkStart w:id="28" w:name="_Toc228335514"/>
       <w:r>
         <w:t>3.2.1 Базовый состав функций и структура интерфейса</w:t>
       </w:r>
-      <w:bookmarkEnd w:id="27"/>
+      <w:bookmarkEnd w:id="28"/>
     </w:p>
     <w:p>
       <w:pPr>
@@ -6825,11 +6788,11 @@
       <w:pPr>
         <w:pStyle w:val="31"/>
       </w:pPr>
-      <w:bookmarkStart w:id="28" w:name="_Toc228335515"/>
+      <w:bookmarkStart w:id="29" w:name="_Toc228335515"/>
       <w:r>
         <w:t>3.2.2 Требования к функциональным возможностям</w:t>
       </w:r>
-      <w:bookmarkEnd w:id="28"/>
+      <w:bookmarkEnd w:id="29"/>
     </w:p>
     <w:p>
       <w:pPr>
@@ -6851,12 +6814,12 @@
       <w:pPr>
         <w:pStyle w:val="31"/>
       </w:pPr>
-      <w:bookmarkStart w:id="29" w:name="_Toc228335516"/>
+      <w:bookmarkStart w:id="30" w:name="_Toc228335516"/>
       <w:r>
         <w:lastRenderedPageBreak/>
         <w:t>3.2.3 Функциональные возможности разделов</w:t>
       </w:r>
-      <w:bookmarkEnd w:id="29"/>
+      <w:bookmarkEnd w:id="30"/>
     </w:p>
     <w:p>
       <w:pPr>
@@ -7107,11 +7070,11 @@
       <w:pPr>
         <w:pStyle w:val="31"/>
       </w:pPr>
-      <w:bookmarkStart w:id="30" w:name="_Toc228335517"/>
+      <w:bookmarkStart w:id="31" w:name="_Toc228335517"/>
       <w:r>
         <w:t>3.2.4 Требования к дизайну</w:t>
       </w:r>
-      <w:bookmarkEnd w:id="30"/>
+      <w:bookmarkEnd w:id="31"/>
     </w:p>
     <w:p>
       <w:pPr>
@@ -7270,7 +7233,7 @@
       <w:pPr>
         <w:pStyle w:val="31"/>
       </w:pPr>
-      <w:bookmarkStart w:id="31" w:name="_Toc228335518"/>
+      <w:bookmarkStart w:id="32" w:name="_Toc228335518"/>
       <w:r>
         <w:lastRenderedPageBreak/>
         <w:t xml:space="preserve">3.2.5. </w:t>
@@ -7278,7 +7241,7 @@
       <w:r>
         <w:t>Эскизы окон</w:t>
       </w:r>
-      <w:bookmarkEnd w:id="31"/>
+      <w:bookmarkEnd w:id="32"/>
     </w:p>
     <w:p>
       <w:pPr>
@@ -7729,22 +7692,22 @@
       <w:pPr>
         <w:pStyle w:val="23"/>
       </w:pPr>
-      <w:bookmarkStart w:id="32" w:name="_Toc228335519"/>
+      <w:bookmarkStart w:id="33" w:name="_Toc228335519"/>
       <w:r>
         <w:lastRenderedPageBreak/>
         <w:t>3.3 Требования к приложению</w:t>
       </w:r>
-      <w:bookmarkEnd w:id="32"/>
+      <w:bookmarkEnd w:id="33"/>
     </w:p>
     <w:p>
       <w:pPr>
         <w:pStyle w:val="31"/>
       </w:pPr>
-      <w:bookmarkStart w:id="33" w:name="_Toc228335520"/>
+      <w:bookmarkStart w:id="34" w:name="_Toc228335520"/>
       <w:r>
         <w:t>3.3.1 Общие требования</w:t>
       </w:r>
-      <w:bookmarkEnd w:id="33"/>
+      <w:bookmarkEnd w:id="34"/>
     </w:p>
     <w:p>
       <w:pPr>
@@ -7774,11 +7737,11 @@
       <w:pPr>
         <w:pStyle w:val="31"/>
       </w:pPr>
-      <w:bookmarkStart w:id="34" w:name="_Toc228335521"/>
+      <w:bookmarkStart w:id="35" w:name="_Toc228335521"/>
       <w:r>
         <w:t>3.3.2 Требования к структуре и навигации</w:t>
       </w:r>
-      <w:bookmarkEnd w:id="34"/>
+      <w:bookmarkEnd w:id="35"/>
     </w:p>
     <w:p>
       <w:pPr>
@@ -7792,11 +7755,11 @@
       <w:pPr>
         <w:pStyle w:val="31"/>
       </w:pPr>
-      <w:bookmarkStart w:id="35" w:name="_Toc228335522"/>
+      <w:bookmarkStart w:id="36" w:name="_Toc228335522"/>
       <w:r>
         <w:t>3.3.3 Требования к оформлению и дизайну</w:t>
       </w:r>
-      <w:bookmarkEnd w:id="35"/>
+      <w:bookmarkEnd w:id="36"/>
     </w:p>
     <w:p>
       <w:pPr>
@@ -7857,8 +7820,8 @@
       <w:pPr>
         <w:pStyle w:val="1"/>
       </w:pPr>
-      <w:bookmarkStart w:id="36" w:name="_Toc209615058"/>
-      <w:bookmarkStart w:id="37" w:name="_Toc228335523"/>
+      <w:bookmarkStart w:id="37" w:name="_Toc209615058"/>
+      <w:bookmarkStart w:id="38" w:name="_Toc228335523"/>
       <w:r>
         <w:lastRenderedPageBreak/>
         <w:t>Состав</w:t>
@@ -7917,8 +7880,8 @@
       <w:r>
         <w:t>приложения</w:t>
       </w:r>
-      <w:bookmarkEnd w:id="36"/>
       <w:bookmarkEnd w:id="37"/>
+      <w:bookmarkEnd w:id="38"/>
     </w:p>
     <w:p>
       <w:pPr>
@@ -8303,8 +8266,6 @@
             </w:r>
           </w:p>
         </w:tc>
-        <w:bookmarkStart w:id="38" w:name="_GoBack"/>
-        <w:bookmarkEnd w:id="38"/>
       </w:tr>
       <w:tr>
         <w:trPr>
@@ -9043,15 +9004,7 @@
         <w:pStyle w:val="a6"/>
       </w:pPr>
       <w:r>
-        <w:t>Для подтверждения качества и стабильности разрабатываемой системы предусмотрен многоэтапный цикл проверок, включающий функциональное тестирование, оценку удобства использования (</w:t>
-      </w:r>
-      <w:proofErr w:type="spellStart"/>
-      <w:r>
-        <w:t>юзабилити</w:t>
-      </w:r>
-      <w:proofErr w:type="spellEnd"/>
-      <w:r>
-        <w:t>) и испытания под нагрузкой.</w:t>
+        <w:t>Для подтверждения качества и стабильности разрабатываемой системы предусмотрен многоэтапный цикл проверок, включающий функциональное тестирование, оценку удобства использования (юзабилити) и испытания под нагрузкой.</w:t>
       </w:r>
     </w:p>
     <w:p>
@@ -9066,13 +9019,8 @@
       <w:pPr>
         <w:pStyle w:val="--"/>
       </w:pPr>
-      <w:proofErr w:type="spellStart"/>
-      <w:r>
-        <w:t>Юзабилити</w:t>
-      </w:r>
-      <w:proofErr w:type="spellEnd"/>
-      <w:r>
-        <w:t>-тестирование направлено на проверку интуитивности интерфейса, логичности навигации между модулями, минимизации количества действий для типовых операций.</w:t>
+      <w:r>
+        <w:t>Юзабилити-тестирование направлено на проверку интуитивности интерфейса, логичности навигации между модулями, минимизации количества действий для типовых операций.</w:t>
       </w:r>
     </w:p>
     <w:p>
@@ -9230,15 +9178,7 @@
       </w:r>
       <w:proofErr w:type="spellEnd"/>
       <w:r>
-        <w:t xml:space="preserve">, DAL, BLL, UI), </w:t>
-      </w:r>
-      <w:proofErr w:type="spellStart"/>
-      <w:r>
-        <w:t>прототипирование</w:t>
-      </w:r>
-      <w:proofErr w:type="spellEnd"/>
-      <w:r>
-        <w:t xml:space="preserve"> экранных форм.</w:t>
+        <w:t>, DAL, BLL, UI), прототипирование экранных форм.</w:t>
       </w:r>
     </w:p>
     <w:p>
@@ -9246,15 +9186,7 @@
         <w:pStyle w:val="1234"/>
       </w:pPr>
       <w:r>
-        <w:t xml:space="preserve">Дизайн интерфейса — создание единого визуального стиля, компоновка элементов управления, </w:t>
-      </w:r>
-      <w:proofErr w:type="spellStart"/>
-      <w:r>
-        <w:t>отрисовка</w:t>
-      </w:r>
-      <w:proofErr w:type="spellEnd"/>
-      <w:r>
-        <w:t xml:space="preserve"> эскизов окон.</w:t>
+        <w:t>Дизайн интерфейса — создание единого визуального стиля, компоновка элементов управления, отрисовка эскизов окон.</w:t>
       </w:r>
     </w:p>
     <w:p>
@@ -9316,7 +9248,7 @@
 </file>
 
 <file path=word/endnotes.xml><?xml version="1.0" encoding="utf-8"?>
-<w:endnotes xmlns:wpc="http://schemas.microsoft.com/office/word/2010/wordprocessingCanvas" xmlns:mc="http://schemas.openxmlformats.org/markup-compatibility/2006" xmlns:o="urn:schemas-microsoft-com:office:office" xmlns:r="http://schemas.openxmlformats.org/officeDocument/2006/relationships" xmlns:m="http://schemas.openxmlformats.org/officeDocument/2006/math" xmlns:v="urn:schemas-microsoft-com:vml" xmlns:wp14="http://schemas.microsoft.com/office/word/2010/wordprocessingDrawing" xmlns:wp="http://schemas.openxmlformats.org/drawingml/2006/wordprocessingDrawing" xmlns:w10="urn:schemas-microsoft-com:office:word" xmlns:w="http://schemas.openxmlformats.org/wordprocessingml/2006/main" xmlns:w14="http://schemas.microsoft.com/office/word/2010/wordml" xmlns:w15="http://schemas.microsoft.com/office/word/2012/wordml" xmlns:wpg="http://schemas.microsoft.com/office/word/2010/wordprocessingGroup" xmlns:wpi="http://schemas.microsoft.com/office/word/2010/wordprocessingInk" xmlns:wne="http://schemas.microsoft.com/office/word/2006/wordml" xmlns:wps="http://schemas.microsoft.com/office/word/2010/wordprocessingShape" mc:Ignorable="w14 w15 wp14">
+<w:endnotes xmlns:wpc="http://schemas.microsoft.com/office/word/2010/wordprocessingCanvas" xmlns:cx="http://schemas.microsoft.com/office/drawing/2014/chartex" xmlns:cx1="http://schemas.microsoft.com/office/drawing/2015/9/8/chartex" xmlns:cx2="http://schemas.microsoft.com/office/drawing/2015/10/21/chartex" xmlns:cx3="http://schemas.microsoft.com/office/drawing/2016/5/9/chartex" xmlns:cx4="http://schemas.microsoft.com/office/drawing/2016/5/10/chartex" xmlns:cx5="http://schemas.microsoft.com/office/drawing/2016/5/11/chartex" xmlns:cx6="http://schemas.microsoft.com/office/drawing/2016/5/12/chartex" xmlns:cx7="http://schemas.microsoft.com/office/drawing/2016/5/13/chartex" xmlns:cx8="http://schemas.microsoft.com/office/drawing/2016/5/14/chartex" xmlns:mc="http://schemas.openxmlformats.org/markup-compatibility/2006" xmlns:aink="http://schemas.microsoft.com/office/drawing/2016/ink" xmlns:am3d="http://schemas.microsoft.com/office/drawing/2017/model3d" xmlns:o="urn:schemas-microsoft-com:office:office" xmlns:r="http://schemas.openxmlformats.org/officeDocument/2006/relationships" xmlns:m="http://schemas.openxmlformats.org/officeDocument/2006/math" xmlns:v="urn:schemas-microsoft-com:vml" xmlns:wp14="http://schemas.microsoft.com/office/word/2010/wordprocessingDrawing" xmlns:wp="http://schemas.openxmlformats.org/drawingml/2006/wordprocessingDrawing" xmlns:w10="urn:schemas-microsoft-com:office:word" xmlns:w="http://schemas.openxmlformats.org/wordprocessingml/2006/main" xmlns:w14="http://schemas.microsoft.com/office/word/2010/wordml" xmlns:w15="http://schemas.microsoft.com/office/word/2012/wordml" xmlns:w16cid="http://schemas.microsoft.com/office/word/2016/wordml/cid" xmlns:w16se="http://schemas.microsoft.com/office/word/2015/wordml/symex" xmlns:wpg="http://schemas.microsoft.com/office/word/2010/wordprocessingGroup" xmlns:wpi="http://schemas.microsoft.com/office/word/2010/wordprocessingInk" xmlns:wne="http://schemas.microsoft.com/office/word/2006/wordml" xmlns:wps="http://schemas.microsoft.com/office/word/2010/wordprocessingShape" mc:Ignorable="w14 w15 w16se w16cid wp14">
   <w:endnote w:type="separator" w:id="-1">
     <w:p>
       <w:pPr>
@@ -9341,7 +9273,7 @@
 </file>
 
 <file path=word/footer1.xml><?xml version="1.0" encoding="utf-8"?>
-<w:ftr xmlns:wpc="http://schemas.microsoft.com/office/word/2010/wordprocessingCanvas" xmlns:mc="http://schemas.openxmlformats.org/markup-compatibility/2006" xmlns:o="urn:schemas-microsoft-com:office:office" xmlns:r="http://schemas.openxmlformats.org/officeDocument/2006/relationships" xmlns:m="http://schemas.openxmlformats.org/officeDocument/2006/math" xmlns:v="urn:schemas-microsoft-com:vml" xmlns:wp14="http://schemas.microsoft.com/office/word/2010/wordprocessingDrawing" xmlns:wp="http://schemas.openxmlformats.org/drawingml/2006/wordprocessingDrawing" xmlns:w10="urn:schemas-microsoft-com:office:word" xmlns:w="http://schemas.openxmlformats.org/wordprocessingml/2006/main" xmlns:w14="http://schemas.microsoft.com/office/word/2010/wordml" xmlns:w15="http://schemas.microsoft.com/office/word/2012/wordml" xmlns:wpg="http://schemas.microsoft.com/office/word/2010/wordprocessingGroup" xmlns:wpi="http://schemas.microsoft.com/office/word/2010/wordprocessingInk" xmlns:wne="http://schemas.microsoft.com/office/word/2006/wordml" xmlns:wps="http://schemas.microsoft.com/office/word/2010/wordprocessingShape" mc:Ignorable="w14 w15 wp14">
+<w:ftr xmlns:wpc="http://schemas.microsoft.com/office/word/2010/wordprocessingCanvas" xmlns:cx="http://schemas.microsoft.com/office/drawing/2014/chartex" xmlns:cx1="http://schemas.microsoft.com/office/drawing/2015/9/8/chartex" xmlns:cx2="http://schemas.microsoft.com/office/drawing/2015/10/21/chartex" xmlns:cx3="http://schemas.microsoft.com/office/drawing/2016/5/9/chartex" xmlns:cx4="http://schemas.microsoft.com/office/drawing/2016/5/10/chartex" xmlns:cx5="http://schemas.microsoft.com/office/drawing/2016/5/11/chartex" xmlns:cx6="http://schemas.microsoft.com/office/drawing/2016/5/12/chartex" xmlns:cx7="http://schemas.microsoft.com/office/drawing/2016/5/13/chartex" xmlns:cx8="http://schemas.microsoft.com/office/drawing/2016/5/14/chartex" xmlns:mc="http://schemas.openxmlformats.org/markup-compatibility/2006" xmlns:aink="http://schemas.microsoft.com/office/drawing/2016/ink" xmlns:am3d="http://schemas.microsoft.com/office/drawing/2017/model3d" xmlns:o="urn:schemas-microsoft-com:office:office" xmlns:r="http://schemas.openxmlformats.org/officeDocument/2006/relationships" xmlns:m="http://schemas.openxmlformats.org/officeDocument/2006/math" xmlns:v="urn:schemas-microsoft-com:vml" xmlns:wp14="http://schemas.microsoft.com/office/word/2010/wordprocessingDrawing" xmlns:wp="http://schemas.openxmlformats.org/drawingml/2006/wordprocessingDrawing" xmlns:w10="urn:schemas-microsoft-com:office:word" xmlns:w="http://schemas.openxmlformats.org/wordprocessingml/2006/main" xmlns:w14="http://schemas.microsoft.com/office/word/2010/wordml" xmlns:w15="http://schemas.microsoft.com/office/word/2012/wordml" xmlns:w16cid="http://schemas.microsoft.com/office/word/2016/wordml/cid" xmlns:w16se="http://schemas.microsoft.com/office/word/2015/wordml/symex" xmlns:wpg="http://schemas.microsoft.com/office/word/2010/wordprocessingGroup" xmlns:wpi="http://schemas.microsoft.com/office/word/2010/wordprocessingInk" xmlns:wne="http://schemas.microsoft.com/office/word/2006/wordml" xmlns:wps="http://schemas.microsoft.com/office/word/2010/wordprocessingShape" mc:Ignorable="w14 w15 w16se w16cid wp14">
   <w:p>
     <w:pPr>
       <w:pStyle w:val="ab"/>
@@ -9362,7 +9294,7 @@
 </file>
 
 <file path=word/footer2.xml><?xml version="1.0" encoding="utf-8"?>
-<w:ftr xmlns:wpc="http://schemas.microsoft.com/office/word/2010/wordprocessingCanvas" xmlns:mc="http://schemas.openxmlformats.org/markup-compatibility/2006" xmlns:o="urn:schemas-microsoft-com:office:office" xmlns:r="http://schemas.openxmlformats.org/officeDocument/2006/relationships" xmlns:m="http://schemas.openxmlformats.org/officeDocument/2006/math" xmlns:v="urn:schemas-microsoft-com:vml" xmlns:wp14="http://schemas.microsoft.com/office/word/2010/wordprocessingDrawing" xmlns:wp="http://schemas.openxmlformats.org/drawingml/2006/wordprocessingDrawing" xmlns:w10="urn:schemas-microsoft-com:office:word" xmlns:w="http://schemas.openxmlformats.org/wordprocessingml/2006/main" xmlns:w14="http://schemas.microsoft.com/office/word/2010/wordml" xmlns:w15="http://schemas.microsoft.com/office/word/2012/wordml" xmlns:wpg="http://schemas.microsoft.com/office/word/2010/wordprocessingGroup" xmlns:wpi="http://schemas.microsoft.com/office/word/2010/wordprocessingInk" xmlns:wne="http://schemas.microsoft.com/office/word/2006/wordml" xmlns:wps="http://schemas.microsoft.com/office/word/2010/wordprocessingShape" mc:Ignorable="w14 w15 wp14">
+<w:ftr xmlns:wpc="http://schemas.microsoft.com/office/word/2010/wordprocessingCanvas" xmlns:cx="http://schemas.microsoft.com/office/drawing/2014/chartex" xmlns:cx1="http://schemas.microsoft.com/office/drawing/2015/9/8/chartex" xmlns:cx2="http://schemas.microsoft.com/office/drawing/2015/10/21/chartex" xmlns:cx3="http://schemas.microsoft.com/office/drawing/2016/5/9/chartex" xmlns:cx4="http://schemas.microsoft.com/office/drawing/2016/5/10/chartex" xmlns:cx5="http://schemas.microsoft.com/office/drawing/2016/5/11/chartex" xmlns:cx6="http://schemas.microsoft.com/office/drawing/2016/5/12/chartex" xmlns:cx7="http://schemas.microsoft.com/office/drawing/2016/5/13/chartex" xmlns:cx8="http://schemas.microsoft.com/office/drawing/2016/5/14/chartex" xmlns:mc="http://schemas.openxmlformats.org/markup-compatibility/2006" xmlns:aink="http://schemas.microsoft.com/office/drawing/2016/ink" xmlns:am3d="http://schemas.microsoft.com/office/drawing/2017/model3d" xmlns:o="urn:schemas-microsoft-com:office:office" xmlns:r="http://schemas.openxmlformats.org/officeDocument/2006/relationships" xmlns:m="http://schemas.openxmlformats.org/officeDocument/2006/math" xmlns:v="urn:schemas-microsoft-com:vml" xmlns:wp14="http://schemas.microsoft.com/office/word/2010/wordprocessingDrawing" xmlns:wp="http://schemas.openxmlformats.org/drawingml/2006/wordprocessingDrawing" xmlns:w10="urn:schemas-microsoft-com:office:word" xmlns:w="http://schemas.openxmlformats.org/wordprocessingml/2006/main" xmlns:w14="http://schemas.microsoft.com/office/word/2010/wordml" xmlns:w15="http://schemas.microsoft.com/office/word/2012/wordml" xmlns:w16cid="http://schemas.microsoft.com/office/word/2016/wordml/cid" xmlns:w16se="http://schemas.microsoft.com/office/word/2015/wordml/symex" xmlns:wpg="http://schemas.microsoft.com/office/word/2010/wordprocessingGroup" xmlns:wpi="http://schemas.microsoft.com/office/word/2010/wordprocessingInk" xmlns:wne="http://schemas.microsoft.com/office/word/2006/wordml" xmlns:wps="http://schemas.microsoft.com/office/word/2010/wordprocessingShape" mc:Ignorable="w14 w15 w16se w16cid wp14">
   <w:sdt>
     <w:sdtPr>
       <w:id w:val="-59944340"/>
@@ -9371,6 +9303,7 @@
         <w:docPartUnique/>
       </w:docPartObj>
     </w:sdtPr>
+    <w:sdtEndPr/>
     <w:sdtContent>
       <w:p>
         <w:pPr>
@@ -9412,7 +9345,7 @@
 </file>
 
 <file path=word/footer3.xml><?xml version="1.0" encoding="utf-8"?>
-<w:ftr xmlns:wpc="http://schemas.microsoft.com/office/word/2010/wordprocessingCanvas" xmlns:mc="http://schemas.openxmlformats.org/markup-compatibility/2006" xmlns:o="urn:schemas-microsoft-com:office:office" xmlns:r="http://schemas.openxmlformats.org/officeDocument/2006/relationships" xmlns:m="http://schemas.openxmlformats.org/officeDocument/2006/math" xmlns:v="urn:schemas-microsoft-com:vml" xmlns:wp14="http://schemas.microsoft.com/office/word/2010/wordprocessingDrawing" xmlns:wp="http://schemas.openxmlformats.org/drawingml/2006/wordprocessingDrawing" xmlns:w10="urn:schemas-microsoft-com:office:word" xmlns:w="http://schemas.openxmlformats.org/wordprocessingml/2006/main" xmlns:w14="http://schemas.microsoft.com/office/word/2010/wordml" xmlns:w15="http://schemas.microsoft.com/office/word/2012/wordml" xmlns:wpg="http://schemas.microsoft.com/office/word/2010/wordprocessingGroup" xmlns:wpi="http://schemas.microsoft.com/office/word/2010/wordprocessingInk" xmlns:wne="http://schemas.microsoft.com/office/word/2006/wordml" xmlns:wps="http://schemas.microsoft.com/office/word/2010/wordprocessingShape" mc:Ignorable="w14 w15 wp14">
+<w:ftr xmlns:wpc="http://schemas.microsoft.com/office/word/2010/wordprocessingCanvas" xmlns:cx="http://schemas.microsoft.com/office/drawing/2014/chartex" xmlns:cx1="http://schemas.microsoft.com/office/drawing/2015/9/8/chartex" xmlns:cx2="http://schemas.microsoft.com/office/drawing/2015/10/21/chartex" xmlns:cx3="http://schemas.microsoft.com/office/drawing/2016/5/9/chartex" xmlns:cx4="http://schemas.microsoft.com/office/drawing/2016/5/10/chartex" xmlns:cx5="http://schemas.microsoft.com/office/drawing/2016/5/11/chartex" xmlns:cx6="http://schemas.microsoft.com/office/drawing/2016/5/12/chartex" xmlns:cx7="http://schemas.microsoft.com/office/drawing/2016/5/13/chartex" xmlns:cx8="http://schemas.microsoft.com/office/drawing/2016/5/14/chartex" xmlns:mc="http://schemas.openxmlformats.org/markup-compatibility/2006" xmlns:aink="http://schemas.microsoft.com/office/drawing/2016/ink" xmlns:am3d="http://schemas.microsoft.com/office/drawing/2017/model3d" xmlns:o="urn:schemas-microsoft-com:office:office" xmlns:r="http://schemas.openxmlformats.org/officeDocument/2006/relationships" xmlns:m="http://schemas.openxmlformats.org/officeDocument/2006/math" xmlns:v="urn:schemas-microsoft-com:vml" xmlns:wp14="http://schemas.microsoft.com/office/word/2010/wordprocessingDrawing" xmlns:wp="http://schemas.openxmlformats.org/drawingml/2006/wordprocessingDrawing" xmlns:w10="urn:schemas-microsoft-com:office:word" xmlns:w="http://schemas.openxmlformats.org/wordprocessingml/2006/main" xmlns:w14="http://schemas.microsoft.com/office/word/2010/wordml" xmlns:w15="http://schemas.microsoft.com/office/word/2012/wordml" xmlns:w16cid="http://schemas.microsoft.com/office/word/2016/wordml/cid" xmlns:w16se="http://schemas.microsoft.com/office/word/2015/wordml/symex" xmlns:wpg="http://schemas.microsoft.com/office/word/2010/wordprocessingGroup" xmlns:wpi="http://schemas.microsoft.com/office/word/2010/wordprocessingInk" xmlns:wne="http://schemas.microsoft.com/office/word/2006/wordml" xmlns:wps="http://schemas.microsoft.com/office/word/2010/wordprocessingShape" mc:Ignorable="w14 w15 w16se w16cid wp14">
   <w:sdt>
     <w:sdtPr>
       <w:id w:val="-705334642"/>
@@ -9421,6 +9354,7 @@
         <w:docPartUnique/>
       </w:docPartObj>
     </w:sdtPr>
+    <w:sdtEndPr/>
     <w:sdtContent>
       <w:p>
         <w:pPr>
@@ -9459,7 +9393,7 @@
 </file>
 
 <file path=word/footnotes.xml><?xml version="1.0" encoding="utf-8"?>
-<w:footnotes xmlns:wpc="http://schemas.microsoft.com/office/word/2010/wordprocessingCanvas" xmlns:mc="http://schemas.openxmlformats.org/markup-compatibility/2006" xmlns:o="urn:schemas-microsoft-com:office:office" xmlns:r="http://schemas.openxmlformats.org/officeDocument/2006/relationships" xmlns:m="http://schemas.openxmlformats.org/officeDocument/2006/math" xmlns:v="urn:schemas-microsoft-com:vml" xmlns:wp14="http://schemas.microsoft.com/office/word/2010/wordprocessingDrawing" xmlns:wp="http://schemas.openxmlformats.org/drawingml/2006/wordprocessingDrawing" xmlns:w10="urn:schemas-microsoft-com:office:word" xmlns:w="http://schemas.openxmlformats.org/wordprocessingml/2006/main" xmlns:w14="http://schemas.microsoft.com/office/word/2010/wordml" xmlns:w15="http://schemas.microsoft.com/office/word/2012/wordml" xmlns:wpg="http://schemas.microsoft.com/office/word/2010/wordprocessingGroup" xmlns:wpi="http://schemas.microsoft.com/office/word/2010/wordprocessingInk" xmlns:wne="http://schemas.microsoft.com/office/word/2006/wordml" xmlns:wps="http://schemas.microsoft.com/office/word/2010/wordprocessingShape" mc:Ignorable="w14 w15 wp14">
+<w:footnotes xmlns:wpc="http://schemas.microsoft.com/office/word/2010/wordprocessingCanvas" xmlns:cx="http://schemas.microsoft.com/office/drawing/2014/chartex" xmlns:cx1="http://schemas.microsoft.com/office/drawing/2015/9/8/chartex" xmlns:cx2="http://schemas.microsoft.com/office/drawing/2015/10/21/chartex" xmlns:cx3="http://schemas.microsoft.com/office/drawing/2016/5/9/chartex" xmlns:cx4="http://schemas.microsoft.com/office/drawing/2016/5/10/chartex" xmlns:cx5="http://schemas.microsoft.com/office/drawing/2016/5/11/chartex" xmlns:cx6="http://schemas.microsoft.com/office/drawing/2016/5/12/chartex" xmlns:cx7="http://schemas.microsoft.com/office/drawing/2016/5/13/chartex" xmlns:cx8="http://schemas.microsoft.com/office/drawing/2016/5/14/chartex" xmlns:mc="http://schemas.openxmlformats.org/markup-compatibility/2006" xmlns:aink="http://schemas.microsoft.com/office/drawing/2016/ink" xmlns:am3d="http://schemas.microsoft.com/office/drawing/2017/model3d" xmlns:o="urn:schemas-microsoft-com:office:office" xmlns:r="http://schemas.openxmlformats.org/officeDocument/2006/relationships" xmlns:m="http://schemas.openxmlformats.org/officeDocument/2006/math" xmlns:v="urn:schemas-microsoft-com:vml" xmlns:wp14="http://schemas.microsoft.com/office/word/2010/wordprocessingDrawing" xmlns:wp="http://schemas.openxmlformats.org/drawingml/2006/wordprocessingDrawing" xmlns:w10="urn:schemas-microsoft-com:office:word" xmlns:w="http://schemas.openxmlformats.org/wordprocessingml/2006/main" xmlns:w14="http://schemas.microsoft.com/office/word/2010/wordml" xmlns:w15="http://schemas.microsoft.com/office/word/2012/wordml" xmlns:w16cid="http://schemas.microsoft.com/office/word/2016/wordml/cid" xmlns:w16se="http://schemas.microsoft.com/office/word/2015/wordml/symex" xmlns:wpg="http://schemas.microsoft.com/office/word/2010/wordprocessingGroup" xmlns:wpi="http://schemas.microsoft.com/office/word/2010/wordprocessingInk" xmlns:wne="http://schemas.microsoft.com/office/word/2006/wordml" xmlns:wps="http://schemas.microsoft.com/office/word/2010/wordprocessingShape" mc:Ignorable="w14 w15 w16se w16cid wp14">
   <w:footnote w:type="separator" w:id="-1">
     <w:p>
       <w:pPr>
@@ -9484,7 +9418,7 @@
 </file>
 
 <file path=word/header1.xml><?xml version="1.0" encoding="utf-8"?>
-<w:hdr xmlns:wpc="http://schemas.microsoft.com/office/word/2010/wordprocessingCanvas" xmlns:mc="http://schemas.openxmlformats.org/markup-compatibility/2006" xmlns:o="urn:schemas-microsoft-com:office:office" xmlns:r="http://schemas.openxmlformats.org/officeDocument/2006/relationships" xmlns:m="http://schemas.openxmlformats.org/officeDocument/2006/math" xmlns:v="urn:schemas-microsoft-com:vml" xmlns:wp14="http://schemas.microsoft.com/office/word/2010/wordprocessingDrawing" xmlns:wp="http://schemas.openxmlformats.org/drawingml/2006/wordprocessingDrawing" xmlns:w10="urn:schemas-microsoft-com:office:word" xmlns:w="http://schemas.openxmlformats.org/wordprocessingml/2006/main" xmlns:w14="http://schemas.microsoft.com/office/word/2010/wordml" xmlns:w15="http://schemas.microsoft.com/office/word/2012/wordml" xmlns:wpg="http://schemas.microsoft.com/office/word/2010/wordprocessingGroup" xmlns:wpi="http://schemas.microsoft.com/office/word/2010/wordprocessingInk" xmlns:wne="http://schemas.microsoft.com/office/word/2006/wordml" xmlns:wps="http://schemas.microsoft.com/office/word/2010/wordprocessingShape" mc:Ignorable="w14 w15 wp14">
+<w:hdr xmlns:wpc="http://schemas.microsoft.com/office/word/2010/wordprocessingCanvas" xmlns:cx="http://schemas.microsoft.com/office/drawing/2014/chartex" xmlns:cx1="http://schemas.microsoft.com/office/drawing/2015/9/8/chartex" xmlns:cx2="http://schemas.microsoft.com/office/drawing/2015/10/21/chartex" xmlns:cx3="http://schemas.microsoft.com/office/drawing/2016/5/9/chartex" xmlns:cx4="http://schemas.microsoft.com/office/drawing/2016/5/10/chartex" xmlns:cx5="http://schemas.microsoft.com/office/drawing/2016/5/11/chartex" xmlns:cx6="http://schemas.microsoft.com/office/drawing/2016/5/12/chartex" xmlns:cx7="http://schemas.microsoft.com/office/drawing/2016/5/13/chartex" xmlns:cx8="http://schemas.microsoft.com/office/drawing/2016/5/14/chartex" xmlns:mc="http://schemas.openxmlformats.org/markup-compatibility/2006" xmlns:aink="http://schemas.microsoft.com/office/drawing/2016/ink" xmlns:am3d="http://schemas.microsoft.com/office/drawing/2017/model3d" xmlns:o="urn:schemas-microsoft-com:office:office" xmlns:r="http://schemas.openxmlformats.org/officeDocument/2006/relationships" xmlns:m="http://schemas.openxmlformats.org/officeDocument/2006/math" xmlns:v="urn:schemas-microsoft-com:vml" xmlns:wp14="http://schemas.microsoft.com/office/word/2010/wordprocessingDrawing" xmlns:wp="http://schemas.openxmlformats.org/drawingml/2006/wordprocessingDrawing" xmlns:w10="urn:schemas-microsoft-com:office:word" xmlns:w="http://schemas.openxmlformats.org/wordprocessingml/2006/main" xmlns:w14="http://schemas.microsoft.com/office/word/2010/wordml" xmlns:w15="http://schemas.microsoft.com/office/word/2012/wordml" xmlns:w16cid="http://schemas.microsoft.com/office/word/2016/wordml/cid" xmlns:w16se="http://schemas.microsoft.com/office/word/2015/wordml/symex" xmlns:wpg="http://schemas.microsoft.com/office/word/2010/wordprocessingGroup" xmlns:wpi="http://schemas.microsoft.com/office/word/2010/wordprocessingInk" xmlns:wne="http://schemas.microsoft.com/office/word/2006/wordml" xmlns:wps="http://schemas.microsoft.com/office/word/2010/wordprocessingShape" mc:Ignorable="w14 w15 w16se w16cid wp14">
   <w:p>
     <w:pPr>
       <w:pStyle w:val="ad"/>
@@ -9577,7 +9511,7 @@
 </file>
 
 <file path=word/header2.xml><?xml version="1.0" encoding="utf-8"?>
-<w:hdr xmlns:wpc="http://schemas.microsoft.com/office/word/2010/wordprocessingCanvas" xmlns:mc="http://schemas.openxmlformats.org/markup-compatibility/2006" xmlns:o="urn:schemas-microsoft-com:office:office" xmlns:r="http://schemas.openxmlformats.org/officeDocument/2006/relationships" xmlns:m="http://schemas.openxmlformats.org/officeDocument/2006/math" xmlns:v="urn:schemas-microsoft-com:vml" xmlns:wp14="http://schemas.microsoft.com/office/word/2010/wordprocessingDrawing" xmlns:wp="http://schemas.openxmlformats.org/drawingml/2006/wordprocessingDrawing" xmlns:w10="urn:schemas-microsoft-com:office:word" xmlns:w="http://schemas.openxmlformats.org/wordprocessingml/2006/main" xmlns:w14="http://schemas.microsoft.com/office/word/2010/wordml" xmlns:w15="http://schemas.microsoft.com/office/word/2012/wordml" xmlns:wpg="http://schemas.microsoft.com/office/word/2010/wordprocessingGroup" xmlns:wpi="http://schemas.microsoft.com/office/word/2010/wordprocessingInk" xmlns:wne="http://schemas.microsoft.com/office/word/2006/wordml" xmlns:wps="http://schemas.microsoft.com/office/word/2010/wordprocessingShape" mc:Ignorable="w14 w15 wp14">
+<w:hdr xmlns:wpc="http://schemas.microsoft.com/office/word/2010/wordprocessingCanvas" xmlns:cx="http://schemas.microsoft.com/office/drawing/2014/chartex" xmlns:cx1="http://schemas.microsoft.com/office/drawing/2015/9/8/chartex" xmlns:cx2="http://schemas.microsoft.com/office/drawing/2015/10/21/chartex" xmlns:cx3="http://schemas.microsoft.com/office/drawing/2016/5/9/chartex" xmlns:cx4="http://schemas.microsoft.com/office/drawing/2016/5/10/chartex" xmlns:cx5="http://schemas.microsoft.com/office/drawing/2016/5/11/chartex" xmlns:cx6="http://schemas.microsoft.com/office/drawing/2016/5/12/chartex" xmlns:cx7="http://schemas.microsoft.com/office/drawing/2016/5/13/chartex" xmlns:cx8="http://schemas.microsoft.com/office/drawing/2016/5/14/chartex" xmlns:mc="http://schemas.openxmlformats.org/markup-compatibility/2006" xmlns:aink="http://schemas.microsoft.com/office/drawing/2016/ink" xmlns:am3d="http://schemas.microsoft.com/office/drawing/2017/model3d" xmlns:o="urn:schemas-microsoft-com:office:office" xmlns:r="http://schemas.openxmlformats.org/officeDocument/2006/relationships" xmlns:m="http://schemas.openxmlformats.org/officeDocument/2006/math" xmlns:v="urn:schemas-microsoft-com:vml" xmlns:wp14="http://schemas.microsoft.com/office/word/2010/wordprocessingDrawing" xmlns:wp="http://schemas.openxmlformats.org/drawingml/2006/wordprocessingDrawing" xmlns:w10="urn:schemas-microsoft-com:office:word" xmlns:w="http://schemas.openxmlformats.org/wordprocessingml/2006/main" xmlns:w14="http://schemas.microsoft.com/office/word/2010/wordml" xmlns:w15="http://schemas.microsoft.com/office/word/2012/wordml" xmlns:w16cid="http://schemas.microsoft.com/office/word/2016/wordml/cid" xmlns:w16se="http://schemas.microsoft.com/office/word/2015/wordml/symex" xmlns:wpg="http://schemas.microsoft.com/office/word/2010/wordprocessingGroup" xmlns:wpi="http://schemas.microsoft.com/office/word/2010/wordprocessingInk" xmlns:wne="http://schemas.microsoft.com/office/word/2006/wordml" xmlns:wps="http://schemas.microsoft.com/office/word/2010/wordprocessingShape" mc:Ignorable="w14 w15 w16se w16cid wp14">
   <w:p>
     <w:pPr>
       <w:pStyle w:val="af0"/>
@@ -9591,7 +9525,7 @@
 </file>
 
 <file path=word/header3.xml><?xml version="1.0" encoding="utf-8"?>
-<w:hdr xmlns:wpc="http://schemas.microsoft.com/office/word/2010/wordprocessingCanvas" xmlns:mc="http://schemas.openxmlformats.org/markup-compatibility/2006" xmlns:o="urn:schemas-microsoft-com:office:office" xmlns:r="http://schemas.openxmlformats.org/officeDocument/2006/relationships" xmlns:m="http://schemas.openxmlformats.org/officeDocument/2006/math" xmlns:v="urn:schemas-microsoft-com:vml" xmlns:wp14="http://schemas.microsoft.com/office/word/2010/wordprocessingDrawing" xmlns:wp="http://schemas.openxmlformats.org/drawingml/2006/wordprocessingDrawing" xmlns:w10="urn:schemas-microsoft-com:office:word" xmlns:w="http://schemas.openxmlformats.org/wordprocessingml/2006/main" xmlns:w14="http://schemas.microsoft.com/office/word/2010/wordml" xmlns:w15="http://schemas.microsoft.com/office/word/2012/wordml" xmlns:wpg="http://schemas.microsoft.com/office/word/2010/wordprocessingGroup" xmlns:wpi="http://schemas.microsoft.com/office/word/2010/wordprocessingInk" xmlns:wne="http://schemas.microsoft.com/office/word/2006/wordml" xmlns:wps="http://schemas.microsoft.com/office/word/2010/wordprocessingShape" mc:Ignorable="w14 w15 wp14">
+<w:hdr xmlns:wpc="http://schemas.microsoft.com/office/word/2010/wordprocessingCanvas" xmlns:cx="http://schemas.microsoft.com/office/drawing/2014/chartex" xmlns:cx1="http://schemas.microsoft.com/office/drawing/2015/9/8/chartex" xmlns:cx2="http://schemas.microsoft.com/office/drawing/2015/10/21/chartex" xmlns:cx3="http://schemas.microsoft.com/office/drawing/2016/5/9/chartex" xmlns:cx4="http://schemas.microsoft.com/office/drawing/2016/5/10/chartex" xmlns:cx5="http://schemas.microsoft.com/office/drawing/2016/5/11/chartex" xmlns:cx6="http://schemas.microsoft.com/office/drawing/2016/5/12/chartex" xmlns:cx7="http://schemas.microsoft.com/office/drawing/2016/5/13/chartex" xmlns:cx8="http://schemas.microsoft.com/office/drawing/2016/5/14/chartex" xmlns:mc="http://schemas.openxmlformats.org/markup-compatibility/2006" xmlns:aink="http://schemas.microsoft.com/office/drawing/2016/ink" xmlns:am3d="http://schemas.microsoft.com/office/drawing/2017/model3d" xmlns:o="urn:schemas-microsoft-com:office:office" xmlns:r="http://schemas.openxmlformats.org/officeDocument/2006/relationships" xmlns:m="http://schemas.openxmlformats.org/officeDocument/2006/math" xmlns:v="urn:schemas-microsoft-com:vml" xmlns:wp14="http://schemas.microsoft.com/office/word/2010/wordprocessingDrawing" xmlns:wp="http://schemas.openxmlformats.org/drawingml/2006/wordprocessingDrawing" xmlns:w10="urn:schemas-microsoft-com:office:word" xmlns:w="http://schemas.openxmlformats.org/wordprocessingml/2006/main" xmlns:w14="http://schemas.microsoft.com/office/word/2010/wordml" xmlns:w15="http://schemas.microsoft.com/office/word/2012/wordml" xmlns:w16cid="http://schemas.microsoft.com/office/word/2016/wordml/cid" xmlns:w16se="http://schemas.microsoft.com/office/word/2015/wordml/symex" xmlns:wpg="http://schemas.microsoft.com/office/word/2010/wordprocessingGroup" xmlns:wpi="http://schemas.microsoft.com/office/word/2010/wordprocessingInk" xmlns:wne="http://schemas.microsoft.com/office/word/2006/wordml" xmlns:wps="http://schemas.microsoft.com/office/word/2010/wordprocessingShape" mc:Ignorable="w14 w15 w16se w16cid wp14">
   <w:p>
     <w:pPr>
       <w:pStyle w:val="af0"/>
@@ -9601,7 +9535,7 @@
 </file>
 
 <file path=word/numbering.xml><?xml version="1.0" encoding="utf-8"?>
-<w:numbering xmlns:wpc="http://schemas.microsoft.com/office/word/2010/wordprocessingCanvas" xmlns:mc="http://schemas.openxmlformats.org/markup-compatibility/2006" xmlns:o="urn:schemas-microsoft-com:office:office" xmlns:r="http://schemas.openxmlformats.org/officeDocument/2006/relationships" xmlns:m="http://schemas.openxmlformats.org/officeDocument/2006/math" xmlns:v="urn:schemas-microsoft-com:vml" xmlns:wp14="http://schemas.microsoft.com/office/word/2010/wordprocessingDrawing" xmlns:wp="http://schemas.openxmlformats.org/drawingml/2006/wordprocessingDrawing" xmlns:w10="urn:schemas-microsoft-com:office:word" xmlns:w="http://schemas.openxmlformats.org/wordprocessingml/2006/main" xmlns:w14="http://schemas.microsoft.com/office/word/2010/wordml" xmlns:w15="http://schemas.microsoft.com/office/word/2012/wordml" xmlns:wpg="http://schemas.microsoft.com/office/word/2010/wordprocessingGroup" xmlns:wpi="http://schemas.microsoft.com/office/word/2010/wordprocessingInk" xmlns:wne="http://schemas.microsoft.com/office/word/2006/wordml" xmlns:wps="http://schemas.microsoft.com/office/word/2010/wordprocessingShape" mc:Ignorable="w14 w15 wp14">
+<w:numbering xmlns:wpc="http://schemas.microsoft.com/office/word/2010/wordprocessingCanvas" xmlns:cx="http://schemas.microsoft.com/office/drawing/2014/chartex" xmlns:cx1="http://schemas.microsoft.com/office/drawing/2015/9/8/chartex" xmlns:cx2="http://schemas.microsoft.com/office/drawing/2015/10/21/chartex" xmlns:cx3="http://schemas.microsoft.com/office/drawing/2016/5/9/chartex" xmlns:cx4="http://schemas.microsoft.com/office/drawing/2016/5/10/chartex" xmlns:cx5="http://schemas.microsoft.com/office/drawing/2016/5/11/chartex" xmlns:cx6="http://schemas.microsoft.com/office/drawing/2016/5/12/chartex" xmlns:cx7="http://schemas.microsoft.com/office/drawing/2016/5/13/chartex" xmlns:cx8="http://schemas.microsoft.com/office/drawing/2016/5/14/chartex" xmlns:mc="http://schemas.openxmlformats.org/markup-compatibility/2006" xmlns:aink="http://schemas.microsoft.com/office/drawing/2016/ink" xmlns:am3d="http://schemas.microsoft.com/office/drawing/2017/model3d" xmlns:o="urn:schemas-microsoft-com:office:office" xmlns:r="http://schemas.openxmlformats.org/officeDocument/2006/relationships" xmlns:m="http://schemas.openxmlformats.org/officeDocument/2006/math" xmlns:v="urn:schemas-microsoft-com:vml" xmlns:wp14="http://schemas.microsoft.com/office/word/2010/wordprocessingDrawing" xmlns:wp="http://schemas.openxmlformats.org/drawingml/2006/wordprocessingDrawing" xmlns:w10="urn:schemas-microsoft-com:office:word" xmlns:w="http://schemas.openxmlformats.org/wordprocessingml/2006/main" xmlns:w14="http://schemas.microsoft.com/office/word/2010/wordml" xmlns:w15="http://schemas.microsoft.com/office/word/2012/wordml" xmlns:w16cid="http://schemas.microsoft.com/office/word/2016/wordml/cid" xmlns:w16se="http://schemas.microsoft.com/office/word/2015/wordml/symex" xmlns:wpg="http://schemas.microsoft.com/office/word/2010/wordprocessingGroup" xmlns:wpi="http://schemas.microsoft.com/office/word/2010/wordprocessingInk" xmlns:wne="http://schemas.microsoft.com/office/word/2006/wordml" xmlns:wps="http://schemas.microsoft.com/office/word/2010/wordprocessingShape" mc:Ignorable="w14 w15 w16se w16cid wp14">
   <w:abstractNum w:abstractNumId="0" w15:restartNumberingAfterBreak="0">
     <w:nsid w:val="FFFFFF88"/>
     <w:multiLevelType w:val="singleLevel"/>
@@ -10550,7 +10484,7 @@
 </file>
 
 <file path=word/styles.xml><?xml version="1.0" encoding="utf-8"?>
-<w:styles xmlns:mc="http://schemas.openxmlformats.org/markup-compatibility/2006" xmlns:r="http://schemas.openxmlformats.org/officeDocument/2006/relationships" xmlns:w="http://schemas.openxmlformats.org/wordprocessingml/2006/main" xmlns:w14="http://schemas.microsoft.com/office/word/2010/wordml" xmlns:w15="http://schemas.microsoft.com/office/word/2012/wordml" mc:Ignorable="w14 w15">
+<w:styles xmlns:mc="http://schemas.openxmlformats.org/markup-compatibility/2006" xmlns:r="http://schemas.openxmlformats.org/officeDocument/2006/relationships" xmlns:w="http://schemas.openxmlformats.org/wordprocessingml/2006/main" xmlns:w14="http://schemas.microsoft.com/office/word/2010/wordml" xmlns:w15="http://schemas.microsoft.com/office/word/2012/wordml" xmlns:w16cid="http://schemas.microsoft.com/office/word/2016/wordml/cid" xmlns:w16se="http://schemas.microsoft.com/office/word/2015/wordml/symex" mc:Ignorable="w14 w15 w16se w16cid">
   <w:docDefaults>
     <w:rPrDefault>
       <w:rPr>
@@ -10566,7 +10500,7 @@
       </w:pPr>
     </w:pPrDefault>
   </w:docDefaults>
-  <w:latentStyles w:defLockedState="0" w:defUIPriority="99" w:defSemiHidden="0" w:defUnhideWhenUsed="0" w:defQFormat="0" w:count="371">
+  <w:latentStyles w:defLockedState="0" w:defUIPriority="99" w:defSemiHidden="0" w:defUnhideWhenUsed="0" w:defQFormat="0" w:count="375">
     <w:lsdException w:name="Normal" w:uiPriority="0" w:qFormat="1"/>
     <w:lsdException w:name="heading 1" w:uiPriority="9" w:qFormat="1"/>
     <w:lsdException w:name="heading 2" w:semiHidden="1" w:uiPriority="9" w:unhideWhenUsed="1" w:qFormat="1"/>
@@ -10938,6 +10872,10 @@
     <w:lsdException w:name="List Table 5 Dark Accent 6" w:uiPriority="50"/>
     <w:lsdException w:name="List Table 6 Colorful Accent 6" w:uiPriority="51"/>
     <w:lsdException w:name="List Table 7 Colorful Accent 6" w:uiPriority="52"/>
+    <w:lsdException w:name="Mention" w:semiHidden="1" w:unhideWhenUsed="1"/>
+    <w:lsdException w:name="Smart Hyperlink" w:semiHidden="1" w:unhideWhenUsed="1"/>
+    <w:lsdException w:name="Hashtag" w:semiHidden="1" w:unhideWhenUsed="1"/>
+    <w:lsdException w:name="Unresolved Mention" w:semiHidden="1" w:unhideWhenUsed="1"/>
   </w:latentStyles>
   <w:style w:type="paragraph" w:default="1" w:styleId="a2">
     <w:name w:val="Normal"/>
@@ -11937,7 +11875,7 @@
 </file>
 
 <file path=customXml/itemProps1.xml><?xml version="1.0" encoding="utf-8"?>
-<ds:datastoreItem xmlns:ds="http://schemas.openxmlformats.org/officeDocument/2006/customXml" ds:itemID="{69380A64-F795-484D-8164-7F5E8CDF0BB1}">
+<ds:datastoreItem xmlns:ds="http://schemas.openxmlformats.org/officeDocument/2006/customXml" ds:itemID="{B2C87A67-08AB-41C0-9A5A-0B3C35767758}">
   <ds:schemaRefs>
     <ds:schemaRef ds:uri="http://schemas.openxmlformats.org/officeDocument/2006/bibliography"/>
   </ds:schemaRefs>
